--- a/Documentação/Normas das instalações elétricas residenciais.docx
+++ b/Documentação/Normas das instalações elétricas residenciais.docx
@@ -75,6 +75,8 @@
         </w:rPr>
         <w:t>.</w:t>
       </w:r>
+      <w:bookmarkStart w:id="0" w:name="_GoBack"/>
+      <w:bookmarkEnd w:id="0"/>
     </w:p>
     <w:p>
       <w:pPr>
@@ -175,6 +177,7 @@
     <w:p>
       <w:pPr>
         <w:spacing w:line="240" w:lineRule="auto"/>
+        <w:jc w:val="both"/>
         <w:rPr>
           <w:rFonts w:ascii="Arial" w:eastAsia="Times New Roman" w:hAnsi="Arial" w:cs="Arial"/>
           <w:sz w:val="24"/>
@@ -198,6 +201,7 @@
         </w:numPr>
         <w:spacing w:after="0" w:line="240" w:lineRule="auto"/>
         <w:ind w:left="0"/>
+        <w:jc w:val="both"/>
         <w:rPr>
           <w:rFonts w:ascii="Arial" w:eastAsia="Times New Roman" w:hAnsi="Arial" w:cs="Arial"/>
           <w:sz w:val="24"/>
@@ -305,6 +309,7 @@
         </w:numPr>
         <w:spacing w:after="0" w:line="240" w:lineRule="auto"/>
         <w:ind w:left="0"/>
+        <w:jc w:val="both"/>
         <w:rPr>
           <w:rFonts w:ascii="Arial" w:eastAsia="Times New Roman" w:hAnsi="Arial" w:cs="Arial"/>
           <w:sz w:val="24"/>
@@ -483,7 +488,8 @@
     </w:p>
     <w:p>
       <w:pPr>
-        <w:spacing w:before="480" w:after="480" w:line="240" w:lineRule="auto"/>
+        <w:spacing w:after="0" w:line="240" w:lineRule="auto"/>
+        <w:jc w:val="both"/>
         <w:rPr>
           <w:rFonts w:ascii="Arial" w:eastAsia="Times New Roman" w:hAnsi="Arial" w:cs="Arial"/>
           <w:sz w:val="24"/>
@@ -506,7 +512,8 @@
           <w:numId w:val="2"/>
         </w:numPr>
         <w:spacing w:after="0" w:line="240" w:lineRule="auto"/>
-        <w:ind w:left="0"/>
+        <w:ind w:left="709"/>
+        <w:jc w:val="both"/>
         <w:rPr>
           <w:rFonts w:ascii="Arial" w:eastAsia="Times New Roman" w:hAnsi="Arial" w:cs="Arial"/>
           <w:sz w:val="24"/>
@@ -593,7 +600,8 @@
           <w:numId w:val="2"/>
         </w:numPr>
         <w:spacing w:after="0" w:line="240" w:lineRule="auto"/>
-        <w:ind w:left="0"/>
+        <w:ind w:left="709"/>
+        <w:jc w:val="both"/>
         <w:rPr>
           <w:rFonts w:ascii="Arial" w:eastAsia="Times New Roman" w:hAnsi="Arial" w:cs="Arial"/>
           <w:sz w:val="24"/>
@@ -655,13 +663,3395 @@
           <w:lang w:val="en-US"/>
         </w:rPr>
         <w:pict>
-          <v:rect id="_x0000_i1029" style="width:0;height:1.5pt" o:hralign="center" o:hrstd="t" o:hr="t" fillcolor="#a0a0a0" stroked="f"/>
+          <v:rect id="_x0000_i1029" style="width:0;height:1.5pt" o:hralign="center" o:bullet="t" o:hrstd="t" o:hr="t" fillcolor="#a0a0a0" stroked="f"/>
         </w:pict>
       </w:r>
-    </w:p>
-    <w:p>
-      <w:bookmarkStart w:id="0" w:name="_GoBack"/>
-      <w:bookmarkEnd w:id="0"/>
+      <w:r>
+        <w:rPr>
+          <w:rFonts w:ascii="Times New Roman" w:eastAsia="Times New Roman" w:hAnsi="Times New Roman" w:cs="Times New Roman"/>
+          <w:sz w:val="24"/>
+          <w:szCs w:val="24"/>
+          <w:lang w:val="en-US"/>
+        </w:rPr>
+        <w:t xml:space="preserve">  </w:t>
+      </w:r>
+    </w:p>
+    <w:p>
+      <w:pPr>
+        <w:spacing w:before="480" w:after="480" w:line="240" w:lineRule="auto"/>
+        <w:rPr>
+          <w:rFonts w:ascii="Times New Roman" w:eastAsia="Times New Roman" w:hAnsi="Times New Roman" w:cs="Times New Roman"/>
+          <w:sz w:val="24"/>
+          <w:szCs w:val="24"/>
+          <w:lang w:val="en-US"/>
+        </w:rPr>
+      </w:pPr>
+    </w:p>
+    <w:p>
+      <w:pPr>
+        <w:spacing w:before="100" w:beforeAutospacing="1" w:after="100" w:afterAutospacing="1" w:line="240" w:lineRule="auto"/>
+        <w:outlineLvl w:val="2"/>
+        <w:rPr>
+          <w:rFonts w:ascii="Segoe UI Symbol" w:eastAsia="Times New Roman" w:hAnsi="Segoe UI Symbol" w:cs="Segoe UI Symbol"/>
+          <w:b/>
+          <w:bCs/>
+          <w:sz w:val="27"/>
+          <w:szCs w:val="27"/>
+        </w:rPr>
+      </w:pPr>
+    </w:p>
+    <w:p>
+      <w:pPr>
+        <w:spacing w:before="100" w:beforeAutospacing="1" w:after="100" w:afterAutospacing="1" w:line="240" w:lineRule="auto"/>
+        <w:outlineLvl w:val="2"/>
+        <w:rPr>
+          <w:rFonts w:ascii="Times New Roman" w:eastAsia="Times New Roman" w:hAnsi="Times New Roman" w:cs="Times New Roman"/>
+          <w:b/>
+          <w:bCs/>
+          <w:sz w:val="27"/>
+          <w:szCs w:val="27"/>
+        </w:rPr>
+      </w:pPr>
+      <w:r>
+        <w:rPr>
+          <w:rFonts w:ascii="Segoe UI Symbol" w:eastAsia="Times New Roman" w:hAnsi="Segoe UI Symbol" w:cs="Segoe UI Symbol"/>
+          <w:b/>
+          <w:bCs/>
+          <w:sz w:val="27"/>
+          <w:szCs w:val="27"/>
+        </w:rPr>
+        <w:t>⚡</w:t>
+      </w:r>
+      <w:r>
+        <w:rPr>
+          <w:rFonts w:ascii="Times New Roman" w:eastAsia="Times New Roman" w:hAnsi="Times New Roman" w:cs="Times New Roman"/>
+          <w:b/>
+          <w:bCs/>
+          <w:sz w:val="27"/>
+          <w:szCs w:val="27"/>
+        </w:rPr>
+        <w:t xml:space="preserve"> Como Dimensionar e Selecionar o IDR e os </w:t>
+      </w:r>
+      <w:proofErr w:type="spellStart"/>
+      <w:r>
+        <w:rPr>
+          <w:rFonts w:ascii="Times New Roman" w:eastAsia="Times New Roman" w:hAnsi="Times New Roman" w:cs="Times New Roman"/>
+          <w:b/>
+          <w:bCs/>
+          <w:sz w:val="27"/>
+          <w:szCs w:val="27"/>
+        </w:rPr>
+        <w:t>DPSs</w:t>
+      </w:r>
+      <w:proofErr w:type="spellEnd"/>
+    </w:p>
+    <w:p>
+      <w:pPr>
+        <w:spacing w:before="100" w:beforeAutospacing="1" w:after="100" w:afterAutospacing="1" w:line="240" w:lineRule="auto"/>
+        <w:jc w:val="both"/>
+        <w:rPr>
+          <w:rFonts w:ascii="Times New Roman" w:eastAsia="Times New Roman" w:hAnsi="Times New Roman" w:cs="Times New Roman"/>
+          <w:sz w:val="24"/>
+          <w:szCs w:val="24"/>
+        </w:rPr>
+      </w:pPr>
+      <w:r>
+        <w:rPr>
+          <w:rFonts w:ascii="Times New Roman" w:eastAsia="Times New Roman" w:hAnsi="Times New Roman" w:cs="Times New Roman"/>
+          <w:sz w:val="24"/>
+          <w:szCs w:val="24"/>
+        </w:rPr>
+        <w:t xml:space="preserve">A escolha correta do </w:t>
+      </w:r>
+      <w:r>
+        <w:rPr>
+          <w:rFonts w:ascii="Times New Roman" w:eastAsia="Times New Roman" w:hAnsi="Times New Roman" w:cs="Times New Roman"/>
+          <w:b/>
+          <w:bCs/>
+          <w:sz w:val="24"/>
+          <w:szCs w:val="24"/>
+        </w:rPr>
+        <w:t>IDR (Interruptor Diferencial Residual)</w:t>
+      </w:r>
+      <w:r>
+        <w:rPr>
+          <w:rFonts w:ascii="Times New Roman" w:eastAsia="Times New Roman" w:hAnsi="Times New Roman" w:cs="Times New Roman"/>
+          <w:sz w:val="24"/>
+          <w:szCs w:val="24"/>
+        </w:rPr>
+        <w:t xml:space="preserve"> e dos </w:t>
+      </w:r>
+      <w:r>
+        <w:rPr>
+          <w:rFonts w:ascii="Times New Roman" w:eastAsia="Times New Roman" w:hAnsi="Times New Roman" w:cs="Times New Roman"/>
+          <w:b/>
+          <w:bCs/>
+          <w:sz w:val="24"/>
+          <w:szCs w:val="24"/>
+        </w:rPr>
+        <w:t>DPS (Dispositivo de Proteção contra Surtos)</w:t>
+      </w:r>
+      <w:r>
+        <w:rPr>
+          <w:rFonts w:ascii="Times New Roman" w:eastAsia="Times New Roman" w:hAnsi="Times New Roman" w:cs="Times New Roman"/>
+          <w:sz w:val="24"/>
+          <w:szCs w:val="24"/>
+        </w:rPr>
+        <w:t xml:space="preserve"> é fundamental para garantir a segurança das pessoas </w:t>
+      </w:r>
+      <w:proofErr w:type="gramStart"/>
+      <w:r>
+        <w:rPr>
+          <w:rFonts w:ascii="Times New Roman" w:eastAsia="Times New Roman" w:hAnsi="Times New Roman" w:cs="Times New Roman"/>
+          <w:sz w:val="24"/>
+          <w:szCs w:val="24"/>
+        </w:rPr>
+        <w:t>contra choques</w:t>
+      </w:r>
+      <w:proofErr w:type="gramEnd"/>
+      <w:r>
+        <w:rPr>
+          <w:rFonts w:ascii="Times New Roman" w:eastAsia="Times New Roman" w:hAnsi="Times New Roman" w:cs="Times New Roman"/>
+          <w:sz w:val="24"/>
+          <w:szCs w:val="24"/>
+        </w:rPr>
+        <w:t xml:space="preserve"> elétricos e proteger os equipamentos eletrônicos contra raios e sobrecargas na rede.</w:t>
+      </w:r>
+    </w:p>
+    <w:p>
+      <w:pPr>
+        <w:spacing w:before="100" w:beforeAutospacing="1" w:after="100" w:afterAutospacing="1" w:line="240" w:lineRule="auto"/>
+        <w:jc w:val="both"/>
+        <w:rPr>
+          <w:rFonts w:ascii="Times New Roman" w:eastAsia="Times New Roman" w:hAnsi="Times New Roman" w:cs="Times New Roman"/>
+          <w:sz w:val="24"/>
+          <w:szCs w:val="24"/>
+        </w:rPr>
+      </w:pPr>
+      <w:r>
+        <w:rPr>
+          <w:rFonts w:ascii="Times New Roman" w:eastAsia="Times New Roman" w:hAnsi="Times New Roman" w:cs="Times New Roman"/>
+          <w:sz w:val="24"/>
+          <w:szCs w:val="24"/>
+        </w:rPr>
+        <w:t xml:space="preserve">Abaixo, detalhamos os critérios técnicos da norma </w:t>
+      </w:r>
+      <w:r>
+        <w:rPr>
+          <w:rFonts w:ascii="Times New Roman" w:eastAsia="Times New Roman" w:hAnsi="Times New Roman" w:cs="Times New Roman"/>
+          <w:b/>
+          <w:bCs/>
+          <w:sz w:val="24"/>
+          <w:szCs w:val="24"/>
+        </w:rPr>
+        <w:t>NBR 5410</w:t>
+      </w:r>
+      <w:r>
+        <w:rPr>
+          <w:rFonts w:ascii="Times New Roman" w:eastAsia="Times New Roman" w:hAnsi="Times New Roman" w:cs="Times New Roman"/>
+          <w:sz w:val="24"/>
+          <w:szCs w:val="24"/>
+        </w:rPr>
+        <w:t xml:space="preserve"> para dimensionar ambos de forma precisa:</w:t>
+      </w:r>
+    </w:p>
+    <w:p>
+      <w:pPr>
+        <w:spacing w:before="100" w:beforeAutospacing="1" w:after="100" w:afterAutospacing="1" w:line="240" w:lineRule="auto"/>
+        <w:outlineLvl w:val="1"/>
+        <w:rPr>
+          <w:rFonts w:ascii="Times New Roman" w:eastAsia="Times New Roman" w:hAnsi="Times New Roman" w:cs="Times New Roman"/>
+          <w:b/>
+          <w:bCs/>
+          <w:sz w:val="36"/>
+          <w:szCs w:val="36"/>
+        </w:rPr>
+      </w:pPr>
+      <w:r>
+        <w:rPr>
+          <w:rFonts w:ascii="Times New Roman" w:eastAsia="Times New Roman" w:hAnsi="Times New Roman" w:cs="Times New Roman"/>
+          <w:b/>
+          <w:bCs/>
+          <w:sz w:val="36"/>
+          <w:szCs w:val="36"/>
+          <w:lang w:val="en-US"/>
+        </w:rPr>
+        <w:t>🟢</w:t>
+      </w:r>
+      <w:r>
+        <w:rPr>
+          <w:rFonts w:ascii="Times New Roman" w:eastAsia="Times New Roman" w:hAnsi="Times New Roman" w:cs="Times New Roman"/>
+          <w:b/>
+          <w:bCs/>
+          <w:sz w:val="36"/>
+          <w:szCs w:val="36"/>
+        </w:rPr>
+        <w:t xml:space="preserve"> 1. </w:t>
+      </w:r>
+      <w:proofErr w:type="gramStart"/>
+      <w:r>
+        <w:rPr>
+          <w:rFonts w:ascii="Times New Roman" w:eastAsia="Times New Roman" w:hAnsi="Times New Roman" w:cs="Times New Roman"/>
+          <w:b/>
+          <w:bCs/>
+          <w:sz w:val="36"/>
+          <w:szCs w:val="36"/>
+        </w:rPr>
+        <w:t>Como Escolher</w:t>
+      </w:r>
+      <w:proofErr w:type="gramEnd"/>
+      <w:r>
+        <w:rPr>
+          <w:rFonts w:ascii="Times New Roman" w:eastAsia="Times New Roman" w:hAnsi="Times New Roman" w:cs="Times New Roman"/>
+          <w:b/>
+          <w:bCs/>
+          <w:sz w:val="36"/>
+          <w:szCs w:val="36"/>
+        </w:rPr>
+        <w:t xml:space="preserve"> o IDR (Proteção contra Choques)</w:t>
+      </w:r>
+    </w:p>
+    <w:p>
+      <w:pPr>
+        <w:spacing w:before="100" w:beforeAutospacing="1" w:after="100" w:afterAutospacing="1" w:line="240" w:lineRule="auto"/>
+        <w:jc w:val="both"/>
+        <w:rPr>
+          <w:rFonts w:ascii="Times New Roman" w:eastAsia="Times New Roman" w:hAnsi="Times New Roman" w:cs="Times New Roman"/>
+          <w:sz w:val="24"/>
+          <w:szCs w:val="24"/>
+        </w:rPr>
+      </w:pPr>
+      <w:r>
+        <w:rPr>
+          <w:rFonts w:ascii="Times New Roman" w:eastAsia="Times New Roman" w:hAnsi="Times New Roman" w:cs="Times New Roman"/>
+          <w:sz w:val="24"/>
+          <w:szCs w:val="24"/>
+        </w:rPr>
+        <w:t>O IDR é responsável por monitorar a corrente que entra e a que sai do circuito. Se houver fuga de corrente (por exemplo, uma pessoa a tocar num fio descascado), ele desliga a energia quase instantaneamente.</w:t>
+      </w:r>
+    </w:p>
+    <w:p>
+      <w:pPr>
+        <w:spacing w:after="0" w:line="240" w:lineRule="auto"/>
+        <w:outlineLvl w:val="2"/>
+        <w:rPr>
+          <w:rFonts w:ascii="Times New Roman" w:eastAsia="Times New Roman" w:hAnsi="Times New Roman" w:cs="Times New Roman"/>
+          <w:b/>
+          <w:bCs/>
+          <w:sz w:val="27"/>
+          <w:szCs w:val="27"/>
+          <w:lang w:val="en-US"/>
+        </w:rPr>
+      </w:pPr>
+      <w:proofErr w:type="spellStart"/>
+      <w:r>
+        <w:rPr>
+          <w:rFonts w:ascii="Times New Roman" w:eastAsia="Times New Roman" w:hAnsi="Times New Roman" w:cs="Times New Roman"/>
+          <w:b/>
+          <w:bCs/>
+          <w:sz w:val="27"/>
+          <w:szCs w:val="27"/>
+          <w:lang w:val="en-US"/>
+        </w:rPr>
+        <w:t>Critérios</w:t>
+      </w:r>
+      <w:proofErr w:type="spellEnd"/>
+      <w:r>
+        <w:rPr>
+          <w:rFonts w:ascii="Times New Roman" w:eastAsia="Times New Roman" w:hAnsi="Times New Roman" w:cs="Times New Roman"/>
+          <w:b/>
+          <w:bCs/>
+          <w:sz w:val="27"/>
+          <w:szCs w:val="27"/>
+          <w:lang w:val="en-US"/>
+        </w:rPr>
+        <w:t xml:space="preserve"> de </w:t>
+      </w:r>
+      <w:proofErr w:type="spellStart"/>
+      <w:r>
+        <w:rPr>
+          <w:rFonts w:ascii="Times New Roman" w:eastAsia="Times New Roman" w:hAnsi="Times New Roman" w:cs="Times New Roman"/>
+          <w:b/>
+          <w:bCs/>
+          <w:sz w:val="27"/>
+          <w:szCs w:val="27"/>
+          <w:lang w:val="en-US"/>
+        </w:rPr>
+        <w:t>Seleção</w:t>
+      </w:r>
+      <w:proofErr w:type="spellEnd"/>
+      <w:r>
+        <w:rPr>
+          <w:rFonts w:ascii="Times New Roman" w:eastAsia="Times New Roman" w:hAnsi="Times New Roman" w:cs="Times New Roman"/>
+          <w:b/>
+          <w:bCs/>
+          <w:sz w:val="27"/>
+          <w:szCs w:val="27"/>
+          <w:lang w:val="en-US"/>
+        </w:rPr>
+        <w:t>:</w:t>
+      </w:r>
+    </w:p>
+    <w:p>
+      <w:pPr>
+        <w:numPr>
+          <w:ilvl w:val="0"/>
+          <w:numId w:val="3"/>
+        </w:numPr>
+        <w:spacing w:after="0" w:line="240" w:lineRule="auto"/>
+        <w:ind w:left="714" w:hanging="357"/>
+        <w:rPr>
+          <w:rFonts w:ascii="Times New Roman" w:eastAsia="Times New Roman" w:hAnsi="Times New Roman" w:cs="Times New Roman"/>
+          <w:sz w:val="24"/>
+          <w:szCs w:val="24"/>
+        </w:rPr>
+      </w:pPr>
+      <w:r>
+        <w:rPr>
+          <w:rFonts w:ascii="Times New Roman" w:eastAsia="Times New Roman" w:hAnsi="Times New Roman" w:cs="Times New Roman"/>
+          <w:b/>
+          <w:bCs/>
+          <w:sz w:val="24"/>
+          <w:szCs w:val="24"/>
+        </w:rPr>
+        <w:t>Sensibilidade (Corrente Diferencial Residual - I</w:t>
+      </w:r>
+      <w:r>
+        <w:rPr>
+          <w:rFonts w:ascii="Times New Roman" w:eastAsia="Times New Roman" w:hAnsi="Times New Roman" w:cs="Times New Roman"/>
+          <w:b/>
+          <w:bCs/>
+          <w:sz w:val="24"/>
+          <w:szCs w:val="24"/>
+          <w:lang w:val="en-US"/>
+        </w:rPr>
+        <w:t>Δ</w:t>
+      </w:r>
+      <w:r>
+        <w:rPr>
+          <w:rFonts w:ascii="Times New Roman" w:eastAsia="Times New Roman" w:hAnsi="Times New Roman" w:cs="Times New Roman"/>
+          <w:b/>
+          <w:bCs/>
+          <w:sz w:val="24"/>
+          <w:szCs w:val="24"/>
+        </w:rPr>
+        <w:t>n):</w:t>
+      </w:r>
+    </w:p>
+    <w:p>
+      <w:pPr>
+        <w:numPr>
+          <w:ilvl w:val="1"/>
+          <w:numId w:val="3"/>
+        </w:numPr>
+        <w:spacing w:after="0" w:line="240" w:lineRule="auto"/>
+        <w:ind w:left="1434" w:hanging="357"/>
+        <w:jc w:val="both"/>
+        <w:rPr>
+          <w:rFonts w:ascii="Times New Roman" w:eastAsia="Times New Roman" w:hAnsi="Times New Roman" w:cs="Times New Roman"/>
+          <w:sz w:val="24"/>
+          <w:szCs w:val="24"/>
+          <w:lang w:val="en-US"/>
+        </w:rPr>
+      </w:pPr>
+      <w:r>
+        <w:rPr>
+          <w:rFonts w:ascii="Times New Roman" w:eastAsia="Times New Roman" w:hAnsi="Times New Roman" w:cs="Times New Roman"/>
+          <w:b/>
+          <w:bCs/>
+          <w:sz w:val="24"/>
+          <w:szCs w:val="24"/>
+        </w:rPr>
+        <w:t xml:space="preserve">Até 30 </w:t>
+      </w:r>
+      <w:proofErr w:type="spellStart"/>
+      <w:r>
+        <w:rPr>
+          <w:rFonts w:ascii="Times New Roman" w:eastAsia="Times New Roman" w:hAnsi="Times New Roman" w:cs="Times New Roman"/>
+          <w:b/>
+          <w:bCs/>
+          <w:sz w:val="24"/>
+          <w:szCs w:val="24"/>
+        </w:rPr>
+        <w:t>mA</w:t>
+      </w:r>
+      <w:proofErr w:type="spellEnd"/>
+      <w:r>
+        <w:rPr>
+          <w:rFonts w:ascii="Times New Roman" w:eastAsia="Times New Roman" w:hAnsi="Times New Roman" w:cs="Times New Roman"/>
+          <w:b/>
+          <w:bCs/>
+          <w:sz w:val="24"/>
+          <w:szCs w:val="24"/>
+        </w:rPr>
+        <w:t xml:space="preserve"> (Alta Sensibilidade):</w:t>
+      </w:r>
+      <w:r>
+        <w:rPr>
+          <w:rFonts w:ascii="Times New Roman" w:eastAsia="Times New Roman" w:hAnsi="Times New Roman" w:cs="Times New Roman"/>
+          <w:sz w:val="24"/>
+          <w:szCs w:val="24"/>
+        </w:rPr>
+        <w:t xml:space="preserve"> Obrigatório em áreas molhadas (banheiros, cozinhas, lavanderias, áreas externas) e recomendado para circuitos de tomadas em geral. </w:t>
+      </w:r>
+      <w:proofErr w:type="spellStart"/>
+      <w:r>
+        <w:rPr>
+          <w:rFonts w:ascii="Times New Roman" w:eastAsia="Times New Roman" w:hAnsi="Times New Roman" w:cs="Times New Roman"/>
+          <w:sz w:val="24"/>
+          <w:szCs w:val="24"/>
+          <w:lang w:val="en-US"/>
+        </w:rPr>
+        <w:t>Protege</w:t>
+      </w:r>
+      <w:proofErr w:type="spellEnd"/>
+      <w:r>
+        <w:rPr>
+          <w:rFonts w:ascii="Times New Roman" w:eastAsia="Times New Roman" w:hAnsi="Times New Roman" w:cs="Times New Roman"/>
+          <w:sz w:val="24"/>
+          <w:szCs w:val="24"/>
+          <w:lang w:val="en-US"/>
+        </w:rPr>
+        <w:t xml:space="preserve"> </w:t>
+      </w:r>
+      <w:proofErr w:type="spellStart"/>
+      <w:r>
+        <w:rPr>
+          <w:rFonts w:ascii="Times New Roman" w:eastAsia="Times New Roman" w:hAnsi="Times New Roman" w:cs="Times New Roman"/>
+          <w:sz w:val="24"/>
+          <w:szCs w:val="24"/>
+          <w:lang w:val="en-US"/>
+        </w:rPr>
+        <w:t>diretamente</w:t>
+      </w:r>
+      <w:proofErr w:type="spellEnd"/>
+      <w:r>
+        <w:rPr>
+          <w:rFonts w:ascii="Times New Roman" w:eastAsia="Times New Roman" w:hAnsi="Times New Roman" w:cs="Times New Roman"/>
+          <w:sz w:val="24"/>
+          <w:szCs w:val="24"/>
+          <w:lang w:val="en-US"/>
+        </w:rPr>
+        <w:t xml:space="preserve"> a </w:t>
+      </w:r>
+      <w:proofErr w:type="spellStart"/>
+      <w:r>
+        <w:rPr>
+          <w:rFonts w:ascii="Times New Roman" w:eastAsia="Times New Roman" w:hAnsi="Times New Roman" w:cs="Times New Roman"/>
+          <w:sz w:val="24"/>
+          <w:szCs w:val="24"/>
+          <w:lang w:val="en-US"/>
+        </w:rPr>
+        <w:t>vida</w:t>
+      </w:r>
+      <w:proofErr w:type="spellEnd"/>
+      <w:r>
+        <w:rPr>
+          <w:rFonts w:ascii="Times New Roman" w:eastAsia="Times New Roman" w:hAnsi="Times New Roman" w:cs="Times New Roman"/>
+          <w:sz w:val="24"/>
+          <w:szCs w:val="24"/>
+          <w:lang w:val="en-US"/>
+        </w:rPr>
+        <w:t xml:space="preserve"> </w:t>
+      </w:r>
+      <w:proofErr w:type="spellStart"/>
+      <w:r>
+        <w:rPr>
+          <w:rFonts w:ascii="Times New Roman" w:eastAsia="Times New Roman" w:hAnsi="Times New Roman" w:cs="Times New Roman"/>
+          <w:sz w:val="24"/>
+          <w:szCs w:val="24"/>
+          <w:lang w:val="en-US"/>
+        </w:rPr>
+        <w:t>humana</w:t>
+      </w:r>
+      <w:proofErr w:type="spellEnd"/>
+      <w:r>
+        <w:rPr>
+          <w:rFonts w:ascii="Times New Roman" w:eastAsia="Times New Roman" w:hAnsi="Times New Roman" w:cs="Times New Roman"/>
+          <w:sz w:val="24"/>
+          <w:szCs w:val="24"/>
+          <w:lang w:val="en-US"/>
+        </w:rPr>
+        <w:t xml:space="preserve"> contra </w:t>
+      </w:r>
+      <w:proofErr w:type="spellStart"/>
+      <w:r>
+        <w:rPr>
+          <w:rFonts w:ascii="Times New Roman" w:eastAsia="Times New Roman" w:hAnsi="Times New Roman" w:cs="Times New Roman"/>
+          <w:sz w:val="24"/>
+          <w:szCs w:val="24"/>
+          <w:lang w:val="en-US"/>
+        </w:rPr>
+        <w:t>choques</w:t>
+      </w:r>
+      <w:proofErr w:type="spellEnd"/>
+      <w:r>
+        <w:rPr>
+          <w:rFonts w:ascii="Times New Roman" w:eastAsia="Times New Roman" w:hAnsi="Times New Roman" w:cs="Times New Roman"/>
+          <w:sz w:val="24"/>
+          <w:szCs w:val="24"/>
+          <w:lang w:val="en-US"/>
+        </w:rPr>
+        <w:t xml:space="preserve"> </w:t>
+      </w:r>
+      <w:proofErr w:type="spellStart"/>
+      <w:r>
+        <w:rPr>
+          <w:rFonts w:ascii="Times New Roman" w:eastAsia="Times New Roman" w:hAnsi="Times New Roman" w:cs="Times New Roman"/>
+          <w:sz w:val="24"/>
+          <w:szCs w:val="24"/>
+          <w:lang w:val="en-US"/>
+        </w:rPr>
+        <w:t>fatais</w:t>
+      </w:r>
+      <w:proofErr w:type="spellEnd"/>
+      <w:r>
+        <w:rPr>
+          <w:rFonts w:ascii="Times New Roman" w:eastAsia="Times New Roman" w:hAnsi="Times New Roman" w:cs="Times New Roman"/>
+          <w:sz w:val="24"/>
+          <w:szCs w:val="24"/>
+          <w:lang w:val="en-US"/>
+        </w:rPr>
+        <w:t>.</w:t>
+      </w:r>
+    </w:p>
+    <w:p>
+      <w:pPr>
+        <w:numPr>
+          <w:ilvl w:val="1"/>
+          <w:numId w:val="3"/>
+        </w:numPr>
+        <w:spacing w:before="100" w:beforeAutospacing="1" w:after="100" w:afterAutospacing="1" w:line="240" w:lineRule="auto"/>
+        <w:jc w:val="both"/>
+        <w:rPr>
+          <w:rFonts w:ascii="Times New Roman" w:eastAsia="Times New Roman" w:hAnsi="Times New Roman" w:cs="Times New Roman"/>
+          <w:sz w:val="24"/>
+          <w:szCs w:val="24"/>
+        </w:rPr>
+      </w:pPr>
+      <w:r>
+        <w:rPr>
+          <w:rFonts w:ascii="Times New Roman" w:eastAsia="Times New Roman" w:hAnsi="Times New Roman" w:cs="Times New Roman"/>
+          <w:b/>
+          <w:bCs/>
+          <w:sz w:val="24"/>
+          <w:szCs w:val="24"/>
+        </w:rPr>
+        <w:t xml:space="preserve">100 </w:t>
+      </w:r>
+      <w:proofErr w:type="spellStart"/>
+      <w:r>
+        <w:rPr>
+          <w:rFonts w:ascii="Times New Roman" w:eastAsia="Times New Roman" w:hAnsi="Times New Roman" w:cs="Times New Roman"/>
+          <w:b/>
+          <w:bCs/>
+          <w:sz w:val="24"/>
+          <w:szCs w:val="24"/>
+        </w:rPr>
+        <w:t>mA</w:t>
+      </w:r>
+      <w:proofErr w:type="spellEnd"/>
+      <w:r>
+        <w:rPr>
+          <w:rFonts w:ascii="Times New Roman" w:eastAsia="Times New Roman" w:hAnsi="Times New Roman" w:cs="Times New Roman"/>
+          <w:b/>
+          <w:bCs/>
+          <w:sz w:val="24"/>
+          <w:szCs w:val="24"/>
+        </w:rPr>
+        <w:t xml:space="preserve"> ou 300 </w:t>
+      </w:r>
+      <w:proofErr w:type="spellStart"/>
+      <w:r>
+        <w:rPr>
+          <w:rFonts w:ascii="Times New Roman" w:eastAsia="Times New Roman" w:hAnsi="Times New Roman" w:cs="Times New Roman"/>
+          <w:b/>
+          <w:bCs/>
+          <w:sz w:val="24"/>
+          <w:szCs w:val="24"/>
+        </w:rPr>
+        <w:t>mA</w:t>
+      </w:r>
+      <w:proofErr w:type="spellEnd"/>
+      <w:r>
+        <w:rPr>
+          <w:rFonts w:ascii="Times New Roman" w:eastAsia="Times New Roman" w:hAnsi="Times New Roman" w:cs="Times New Roman"/>
+          <w:b/>
+          <w:bCs/>
+          <w:sz w:val="24"/>
+          <w:szCs w:val="24"/>
+        </w:rPr>
+        <w:t xml:space="preserve"> (Baixa Sensibilidade):</w:t>
+      </w:r>
+      <w:r>
+        <w:rPr>
+          <w:rFonts w:ascii="Times New Roman" w:eastAsia="Times New Roman" w:hAnsi="Times New Roman" w:cs="Times New Roman"/>
+          <w:sz w:val="24"/>
+          <w:szCs w:val="24"/>
+        </w:rPr>
+        <w:t xml:space="preserve"> Usado geralmente como IDR geral ou contra risco de incêndio, mas não substitui a proteção de 30 </w:t>
+      </w:r>
+      <w:proofErr w:type="spellStart"/>
+      <w:r>
+        <w:rPr>
+          <w:rFonts w:ascii="Times New Roman" w:eastAsia="Times New Roman" w:hAnsi="Times New Roman" w:cs="Times New Roman"/>
+          <w:sz w:val="24"/>
+          <w:szCs w:val="24"/>
+        </w:rPr>
+        <w:t>mA</w:t>
+      </w:r>
+      <w:proofErr w:type="spellEnd"/>
+      <w:r>
+        <w:rPr>
+          <w:rFonts w:ascii="Times New Roman" w:eastAsia="Times New Roman" w:hAnsi="Times New Roman" w:cs="Times New Roman"/>
+          <w:sz w:val="24"/>
+          <w:szCs w:val="24"/>
+        </w:rPr>
+        <w:t xml:space="preserve"> nas tomadas.</w:t>
+      </w:r>
+    </w:p>
+    <w:p>
+      <w:pPr>
+        <w:numPr>
+          <w:ilvl w:val="0"/>
+          <w:numId w:val="3"/>
+        </w:numPr>
+        <w:spacing w:before="100" w:beforeAutospacing="1" w:after="100" w:afterAutospacing="1" w:line="240" w:lineRule="auto"/>
+        <w:rPr>
+          <w:rFonts w:ascii="Times New Roman" w:eastAsia="Times New Roman" w:hAnsi="Times New Roman" w:cs="Times New Roman"/>
+          <w:sz w:val="24"/>
+          <w:szCs w:val="24"/>
+          <w:lang w:val="en-US"/>
+        </w:rPr>
+      </w:pPr>
+      <w:proofErr w:type="spellStart"/>
+      <w:r>
+        <w:rPr>
+          <w:rFonts w:ascii="Times New Roman" w:eastAsia="Times New Roman" w:hAnsi="Times New Roman" w:cs="Times New Roman"/>
+          <w:b/>
+          <w:bCs/>
+          <w:sz w:val="24"/>
+          <w:szCs w:val="24"/>
+          <w:lang w:val="en-US"/>
+        </w:rPr>
+        <w:t>Corrente</w:t>
+      </w:r>
+      <w:proofErr w:type="spellEnd"/>
+      <w:r>
+        <w:rPr>
+          <w:rFonts w:ascii="Times New Roman" w:eastAsia="Times New Roman" w:hAnsi="Times New Roman" w:cs="Times New Roman"/>
+          <w:b/>
+          <w:bCs/>
+          <w:sz w:val="24"/>
+          <w:szCs w:val="24"/>
+          <w:lang w:val="en-US"/>
+        </w:rPr>
+        <w:t xml:space="preserve"> Nominal (In):</w:t>
+      </w:r>
+    </w:p>
+    <w:p>
+      <w:pPr>
+        <w:numPr>
+          <w:ilvl w:val="1"/>
+          <w:numId w:val="3"/>
+        </w:numPr>
+        <w:spacing w:before="100" w:beforeAutospacing="1" w:after="100" w:afterAutospacing="1" w:line="240" w:lineRule="auto"/>
+        <w:jc w:val="both"/>
+        <w:rPr>
+          <w:rFonts w:ascii="Times New Roman" w:eastAsia="Times New Roman" w:hAnsi="Times New Roman" w:cs="Times New Roman"/>
+          <w:sz w:val="24"/>
+          <w:szCs w:val="24"/>
+        </w:rPr>
+      </w:pPr>
+      <w:r>
+        <w:rPr>
+          <w:rFonts w:ascii="Times New Roman" w:eastAsia="Times New Roman" w:hAnsi="Times New Roman" w:cs="Times New Roman"/>
+          <w:sz w:val="24"/>
+          <w:szCs w:val="24"/>
+        </w:rPr>
+        <w:t xml:space="preserve">A corrente nominal do IDR deve ser </w:t>
+      </w:r>
+      <w:r>
+        <w:rPr>
+          <w:rFonts w:ascii="Times New Roman" w:eastAsia="Times New Roman" w:hAnsi="Times New Roman" w:cs="Times New Roman"/>
+          <w:b/>
+          <w:bCs/>
+          <w:sz w:val="24"/>
+          <w:szCs w:val="24"/>
+        </w:rPr>
+        <w:t>igual ou superior</w:t>
+      </w:r>
+      <w:r>
+        <w:rPr>
+          <w:rFonts w:ascii="Times New Roman" w:eastAsia="Times New Roman" w:hAnsi="Times New Roman" w:cs="Times New Roman"/>
+          <w:sz w:val="24"/>
+          <w:szCs w:val="24"/>
+        </w:rPr>
+        <w:t xml:space="preserve"> à corrente do disjuntor geral do quadro que o alimenta (ou do circuito que ele protege).</w:t>
+      </w:r>
+    </w:p>
+    <w:p>
+      <w:pPr>
+        <w:numPr>
+          <w:ilvl w:val="1"/>
+          <w:numId w:val="3"/>
+        </w:numPr>
+        <w:spacing w:before="100" w:beforeAutospacing="1" w:after="100" w:afterAutospacing="1" w:line="240" w:lineRule="auto"/>
+        <w:jc w:val="both"/>
+        <w:rPr>
+          <w:rFonts w:ascii="Times New Roman" w:eastAsia="Times New Roman" w:hAnsi="Times New Roman" w:cs="Times New Roman"/>
+          <w:sz w:val="24"/>
+          <w:szCs w:val="24"/>
+        </w:rPr>
+      </w:pPr>
+      <w:r>
+        <w:rPr>
+          <w:rFonts w:ascii="Times New Roman" w:eastAsia="Times New Roman" w:hAnsi="Times New Roman" w:cs="Times New Roman"/>
+          <w:i/>
+          <w:iCs/>
+          <w:sz w:val="24"/>
+          <w:szCs w:val="24"/>
+        </w:rPr>
+        <w:t>Exemplo:</w:t>
+      </w:r>
+      <w:r>
+        <w:rPr>
+          <w:rFonts w:ascii="Times New Roman" w:eastAsia="Times New Roman" w:hAnsi="Times New Roman" w:cs="Times New Roman"/>
+          <w:sz w:val="24"/>
+          <w:szCs w:val="24"/>
+        </w:rPr>
+        <w:t xml:space="preserve"> Se o disjuntor geral do QDC for de </w:t>
+      </w:r>
+      <w:r>
+        <w:rPr>
+          <w:rFonts w:ascii="Times New Roman" w:eastAsia="Times New Roman" w:hAnsi="Times New Roman" w:cs="Times New Roman"/>
+          <w:b/>
+          <w:bCs/>
+          <w:sz w:val="24"/>
+          <w:szCs w:val="24"/>
+        </w:rPr>
+        <w:t>40 A</w:t>
+      </w:r>
+      <w:r>
+        <w:rPr>
+          <w:rFonts w:ascii="Times New Roman" w:eastAsia="Times New Roman" w:hAnsi="Times New Roman" w:cs="Times New Roman"/>
+          <w:sz w:val="24"/>
+          <w:szCs w:val="24"/>
+        </w:rPr>
+        <w:t xml:space="preserve">, o IDR deve ser de </w:t>
+      </w:r>
+      <w:r>
+        <w:rPr>
+          <w:rFonts w:ascii="Times New Roman" w:eastAsia="Times New Roman" w:hAnsi="Times New Roman" w:cs="Times New Roman"/>
+          <w:b/>
+          <w:bCs/>
+          <w:sz w:val="24"/>
+          <w:szCs w:val="24"/>
+        </w:rPr>
+        <w:t>40 A</w:t>
+      </w:r>
+      <w:r>
+        <w:rPr>
+          <w:rFonts w:ascii="Times New Roman" w:eastAsia="Times New Roman" w:hAnsi="Times New Roman" w:cs="Times New Roman"/>
+          <w:sz w:val="24"/>
+          <w:szCs w:val="24"/>
+        </w:rPr>
+        <w:t xml:space="preserve"> (ou superior, como 63 A). Nunca utilize um IDR com corrente nominal inferior à soma dos circuitos que passam por ele.</w:t>
+      </w:r>
+    </w:p>
+    <w:p>
+      <w:pPr>
+        <w:numPr>
+          <w:ilvl w:val="0"/>
+          <w:numId w:val="3"/>
+        </w:numPr>
+        <w:spacing w:before="100" w:beforeAutospacing="1" w:after="100" w:afterAutospacing="1" w:line="240" w:lineRule="auto"/>
+        <w:rPr>
+          <w:rFonts w:ascii="Times New Roman" w:eastAsia="Times New Roman" w:hAnsi="Times New Roman" w:cs="Times New Roman"/>
+          <w:sz w:val="24"/>
+          <w:szCs w:val="24"/>
+          <w:lang w:val="en-US"/>
+        </w:rPr>
+      </w:pPr>
+      <w:proofErr w:type="spellStart"/>
+      <w:r>
+        <w:rPr>
+          <w:rFonts w:ascii="Times New Roman" w:eastAsia="Times New Roman" w:hAnsi="Times New Roman" w:cs="Times New Roman"/>
+          <w:b/>
+          <w:bCs/>
+          <w:sz w:val="24"/>
+          <w:szCs w:val="24"/>
+          <w:lang w:val="en-US"/>
+        </w:rPr>
+        <w:t>Número</w:t>
+      </w:r>
+      <w:proofErr w:type="spellEnd"/>
+      <w:r>
+        <w:rPr>
+          <w:rFonts w:ascii="Times New Roman" w:eastAsia="Times New Roman" w:hAnsi="Times New Roman" w:cs="Times New Roman"/>
+          <w:b/>
+          <w:bCs/>
+          <w:sz w:val="24"/>
+          <w:szCs w:val="24"/>
+          <w:lang w:val="en-US"/>
+        </w:rPr>
+        <w:t xml:space="preserve"> de </w:t>
+      </w:r>
+      <w:proofErr w:type="spellStart"/>
+      <w:r>
+        <w:rPr>
+          <w:rFonts w:ascii="Times New Roman" w:eastAsia="Times New Roman" w:hAnsi="Times New Roman" w:cs="Times New Roman"/>
+          <w:b/>
+          <w:bCs/>
+          <w:sz w:val="24"/>
+          <w:szCs w:val="24"/>
+          <w:lang w:val="en-US"/>
+        </w:rPr>
+        <w:t>Polos</w:t>
+      </w:r>
+      <w:proofErr w:type="spellEnd"/>
+      <w:r>
+        <w:rPr>
+          <w:rFonts w:ascii="Times New Roman" w:eastAsia="Times New Roman" w:hAnsi="Times New Roman" w:cs="Times New Roman"/>
+          <w:b/>
+          <w:bCs/>
+          <w:sz w:val="24"/>
+          <w:szCs w:val="24"/>
+          <w:lang w:val="en-US"/>
+        </w:rPr>
+        <w:t>:</w:t>
+      </w:r>
+    </w:p>
+    <w:p>
+      <w:pPr>
+        <w:numPr>
+          <w:ilvl w:val="1"/>
+          <w:numId w:val="3"/>
+        </w:numPr>
+        <w:spacing w:before="100" w:beforeAutospacing="1" w:after="100" w:afterAutospacing="1" w:line="240" w:lineRule="auto"/>
+        <w:jc w:val="both"/>
+        <w:rPr>
+          <w:rFonts w:ascii="Times New Roman" w:eastAsia="Times New Roman" w:hAnsi="Times New Roman" w:cs="Times New Roman"/>
+          <w:sz w:val="24"/>
+          <w:szCs w:val="24"/>
+        </w:rPr>
+      </w:pPr>
+      <w:r>
+        <w:rPr>
+          <w:rFonts w:ascii="Times New Roman" w:eastAsia="Times New Roman" w:hAnsi="Times New Roman" w:cs="Times New Roman"/>
+          <w:b/>
+          <w:bCs/>
+          <w:sz w:val="24"/>
+          <w:szCs w:val="24"/>
+        </w:rPr>
+        <w:t>Bipolar (Fase + Neutro ou Fase + Fase):</w:t>
+      </w:r>
+      <w:r>
+        <w:rPr>
+          <w:rFonts w:ascii="Times New Roman" w:eastAsia="Times New Roman" w:hAnsi="Times New Roman" w:cs="Times New Roman"/>
+          <w:sz w:val="24"/>
+          <w:szCs w:val="24"/>
+        </w:rPr>
+        <w:t xml:space="preserve"> Para redes a 127 V ou 220 V bifásicas.</w:t>
+      </w:r>
+    </w:p>
+    <w:p>
+      <w:pPr>
+        <w:numPr>
+          <w:ilvl w:val="1"/>
+          <w:numId w:val="3"/>
+        </w:numPr>
+        <w:spacing w:before="100" w:beforeAutospacing="1" w:after="100" w:afterAutospacing="1" w:line="240" w:lineRule="auto"/>
+        <w:rPr>
+          <w:rFonts w:ascii="Times New Roman" w:eastAsia="Times New Roman" w:hAnsi="Times New Roman" w:cs="Times New Roman"/>
+          <w:sz w:val="24"/>
+          <w:szCs w:val="24"/>
+        </w:rPr>
+      </w:pPr>
+      <w:proofErr w:type="spellStart"/>
+      <w:r>
+        <w:rPr>
+          <w:rFonts w:ascii="Times New Roman" w:eastAsia="Times New Roman" w:hAnsi="Times New Roman" w:cs="Times New Roman"/>
+          <w:b/>
+          <w:bCs/>
+          <w:sz w:val="24"/>
+          <w:szCs w:val="24"/>
+        </w:rPr>
+        <w:t>Tetrapolar</w:t>
+      </w:r>
+      <w:proofErr w:type="spellEnd"/>
+      <w:r>
+        <w:rPr>
+          <w:rFonts w:ascii="Times New Roman" w:eastAsia="Times New Roman" w:hAnsi="Times New Roman" w:cs="Times New Roman"/>
+          <w:b/>
+          <w:bCs/>
+          <w:sz w:val="24"/>
+          <w:szCs w:val="24"/>
+        </w:rPr>
+        <w:t xml:space="preserve"> (Três Fases </w:t>
+      </w:r>
+      <w:proofErr w:type="gramStart"/>
+      <w:r>
+        <w:rPr>
+          <w:rFonts w:ascii="Times New Roman" w:eastAsia="Times New Roman" w:hAnsi="Times New Roman" w:cs="Times New Roman"/>
+          <w:b/>
+          <w:bCs/>
+          <w:sz w:val="24"/>
+          <w:szCs w:val="24"/>
+        </w:rPr>
+        <w:t>+ Neutro</w:t>
+      </w:r>
+      <w:proofErr w:type="gramEnd"/>
+      <w:r>
+        <w:rPr>
+          <w:rFonts w:ascii="Times New Roman" w:eastAsia="Times New Roman" w:hAnsi="Times New Roman" w:cs="Times New Roman"/>
+          <w:b/>
+          <w:bCs/>
+          <w:sz w:val="24"/>
+          <w:szCs w:val="24"/>
+        </w:rPr>
+        <w:t>):</w:t>
+      </w:r>
+      <w:r>
+        <w:rPr>
+          <w:rFonts w:ascii="Times New Roman" w:eastAsia="Times New Roman" w:hAnsi="Times New Roman" w:cs="Times New Roman"/>
+          <w:sz w:val="24"/>
+          <w:szCs w:val="24"/>
+        </w:rPr>
+        <w:t xml:space="preserve"> Para redes trifásicas.</w:t>
+      </w:r>
+    </w:p>
+    <w:p>
+      <w:pPr>
+        <w:spacing w:before="100" w:beforeAutospacing="1" w:after="100" w:afterAutospacing="1" w:line="240" w:lineRule="auto"/>
+        <w:jc w:val="both"/>
+        <w:outlineLvl w:val="1"/>
+        <w:rPr>
+          <w:rFonts w:ascii="Times New Roman" w:eastAsia="Times New Roman" w:hAnsi="Times New Roman" w:cs="Times New Roman"/>
+          <w:b/>
+          <w:bCs/>
+          <w:sz w:val="36"/>
+          <w:szCs w:val="36"/>
+        </w:rPr>
+      </w:pPr>
+      <w:r>
+        <w:rPr>
+          <w:rFonts w:ascii="Times New Roman" w:eastAsia="Times New Roman" w:hAnsi="Times New Roman" w:cs="Times New Roman"/>
+          <w:b/>
+          <w:bCs/>
+          <w:sz w:val="36"/>
+          <w:szCs w:val="36"/>
+          <w:lang w:val="en-US"/>
+        </w:rPr>
+        <w:t>🟡</w:t>
+      </w:r>
+      <w:r>
+        <w:rPr>
+          <w:rFonts w:ascii="Times New Roman" w:eastAsia="Times New Roman" w:hAnsi="Times New Roman" w:cs="Times New Roman"/>
+          <w:b/>
+          <w:bCs/>
+          <w:sz w:val="36"/>
+          <w:szCs w:val="36"/>
+        </w:rPr>
+        <w:t xml:space="preserve"> 2. </w:t>
+      </w:r>
+      <w:proofErr w:type="gramStart"/>
+      <w:r>
+        <w:rPr>
+          <w:rFonts w:ascii="Times New Roman" w:eastAsia="Times New Roman" w:hAnsi="Times New Roman" w:cs="Times New Roman"/>
+          <w:b/>
+          <w:bCs/>
+          <w:sz w:val="36"/>
+          <w:szCs w:val="36"/>
+        </w:rPr>
+        <w:t>Como Escolher</w:t>
+      </w:r>
+      <w:proofErr w:type="gramEnd"/>
+      <w:r>
+        <w:rPr>
+          <w:rFonts w:ascii="Times New Roman" w:eastAsia="Times New Roman" w:hAnsi="Times New Roman" w:cs="Times New Roman"/>
+          <w:b/>
+          <w:bCs/>
+          <w:sz w:val="36"/>
+          <w:szCs w:val="36"/>
+        </w:rPr>
+        <w:t xml:space="preserve"> o DPS (Proteção contra Surtos/Raios)</w:t>
+      </w:r>
+    </w:p>
+    <w:p>
+      <w:pPr>
+        <w:spacing w:before="100" w:beforeAutospacing="1" w:after="100" w:afterAutospacing="1" w:line="240" w:lineRule="auto"/>
+        <w:jc w:val="both"/>
+        <w:rPr>
+          <w:rFonts w:ascii="Times New Roman" w:eastAsia="Times New Roman" w:hAnsi="Times New Roman" w:cs="Times New Roman"/>
+          <w:sz w:val="24"/>
+          <w:szCs w:val="24"/>
+        </w:rPr>
+      </w:pPr>
+      <w:r>
+        <w:rPr>
+          <w:rFonts w:ascii="Times New Roman" w:eastAsia="Times New Roman" w:hAnsi="Times New Roman" w:cs="Times New Roman"/>
+          <w:sz w:val="24"/>
+          <w:szCs w:val="24"/>
+        </w:rPr>
+        <w:t>O DPS desvia para o sistema de aterramento os picos de tensão causados por descargas atmosféricas (raios) ou chaveamentos na rede da concessionária.</w:t>
+      </w:r>
+    </w:p>
+    <w:p>
+      <w:pPr>
+        <w:spacing w:before="100" w:beforeAutospacing="1" w:after="100" w:afterAutospacing="1" w:line="240" w:lineRule="auto"/>
+        <w:outlineLvl w:val="2"/>
+        <w:rPr>
+          <w:rFonts w:ascii="Times New Roman" w:eastAsia="Times New Roman" w:hAnsi="Times New Roman" w:cs="Times New Roman"/>
+          <w:b/>
+          <w:bCs/>
+          <w:sz w:val="27"/>
+          <w:szCs w:val="27"/>
+          <w:lang w:val="en-US"/>
+        </w:rPr>
+      </w:pPr>
+      <w:proofErr w:type="spellStart"/>
+      <w:r>
+        <w:rPr>
+          <w:rFonts w:ascii="Times New Roman" w:eastAsia="Times New Roman" w:hAnsi="Times New Roman" w:cs="Times New Roman"/>
+          <w:b/>
+          <w:bCs/>
+          <w:sz w:val="27"/>
+          <w:szCs w:val="27"/>
+          <w:lang w:val="en-US"/>
+        </w:rPr>
+        <w:t>Critérios</w:t>
+      </w:r>
+      <w:proofErr w:type="spellEnd"/>
+      <w:r>
+        <w:rPr>
+          <w:rFonts w:ascii="Times New Roman" w:eastAsia="Times New Roman" w:hAnsi="Times New Roman" w:cs="Times New Roman"/>
+          <w:b/>
+          <w:bCs/>
+          <w:sz w:val="27"/>
+          <w:szCs w:val="27"/>
+          <w:lang w:val="en-US"/>
+        </w:rPr>
+        <w:t xml:space="preserve"> de </w:t>
+      </w:r>
+      <w:proofErr w:type="spellStart"/>
+      <w:r>
+        <w:rPr>
+          <w:rFonts w:ascii="Times New Roman" w:eastAsia="Times New Roman" w:hAnsi="Times New Roman" w:cs="Times New Roman"/>
+          <w:b/>
+          <w:bCs/>
+          <w:sz w:val="27"/>
+          <w:szCs w:val="27"/>
+          <w:lang w:val="en-US"/>
+        </w:rPr>
+        <w:t>Seleção</w:t>
+      </w:r>
+      <w:proofErr w:type="spellEnd"/>
+      <w:r>
+        <w:rPr>
+          <w:rFonts w:ascii="Times New Roman" w:eastAsia="Times New Roman" w:hAnsi="Times New Roman" w:cs="Times New Roman"/>
+          <w:b/>
+          <w:bCs/>
+          <w:sz w:val="27"/>
+          <w:szCs w:val="27"/>
+          <w:lang w:val="en-US"/>
+        </w:rPr>
+        <w:t>:</w:t>
+      </w:r>
+    </w:p>
+    <w:p>
+      <w:pPr>
+        <w:numPr>
+          <w:ilvl w:val="0"/>
+          <w:numId w:val="4"/>
+        </w:numPr>
+        <w:spacing w:before="100" w:beforeAutospacing="1" w:after="100" w:afterAutospacing="1" w:line="240" w:lineRule="auto"/>
+        <w:rPr>
+          <w:rFonts w:ascii="Times New Roman" w:eastAsia="Times New Roman" w:hAnsi="Times New Roman" w:cs="Times New Roman"/>
+          <w:sz w:val="24"/>
+          <w:szCs w:val="24"/>
+          <w:lang w:val="en-US"/>
+        </w:rPr>
+      </w:pPr>
+      <w:proofErr w:type="spellStart"/>
+      <w:r>
+        <w:rPr>
+          <w:rFonts w:ascii="Times New Roman" w:eastAsia="Times New Roman" w:hAnsi="Times New Roman" w:cs="Times New Roman"/>
+          <w:b/>
+          <w:bCs/>
+          <w:sz w:val="24"/>
+          <w:szCs w:val="24"/>
+          <w:lang w:val="en-US"/>
+        </w:rPr>
+        <w:t>Classe</w:t>
+      </w:r>
+      <w:proofErr w:type="spellEnd"/>
+      <w:r>
+        <w:rPr>
+          <w:rFonts w:ascii="Times New Roman" w:eastAsia="Times New Roman" w:hAnsi="Times New Roman" w:cs="Times New Roman"/>
+          <w:b/>
+          <w:bCs/>
+          <w:sz w:val="24"/>
+          <w:szCs w:val="24"/>
+          <w:lang w:val="en-US"/>
+        </w:rPr>
+        <w:t xml:space="preserve"> de </w:t>
+      </w:r>
+      <w:proofErr w:type="spellStart"/>
+      <w:r>
+        <w:rPr>
+          <w:rFonts w:ascii="Times New Roman" w:eastAsia="Times New Roman" w:hAnsi="Times New Roman" w:cs="Times New Roman"/>
+          <w:b/>
+          <w:bCs/>
+          <w:sz w:val="24"/>
+          <w:szCs w:val="24"/>
+          <w:lang w:val="en-US"/>
+        </w:rPr>
+        <w:t>Proteção</w:t>
+      </w:r>
+      <w:proofErr w:type="spellEnd"/>
+      <w:r>
+        <w:rPr>
+          <w:rFonts w:ascii="Times New Roman" w:eastAsia="Times New Roman" w:hAnsi="Times New Roman" w:cs="Times New Roman"/>
+          <w:b/>
+          <w:bCs/>
+          <w:sz w:val="24"/>
+          <w:szCs w:val="24"/>
+          <w:lang w:val="en-US"/>
+        </w:rPr>
+        <w:t>:</w:t>
+      </w:r>
+    </w:p>
+    <w:p>
+      <w:pPr>
+        <w:numPr>
+          <w:ilvl w:val="1"/>
+          <w:numId w:val="4"/>
+        </w:numPr>
+        <w:spacing w:before="100" w:beforeAutospacing="1" w:after="100" w:afterAutospacing="1" w:line="240" w:lineRule="auto"/>
+        <w:jc w:val="both"/>
+        <w:rPr>
+          <w:rFonts w:ascii="Times New Roman" w:eastAsia="Times New Roman" w:hAnsi="Times New Roman" w:cs="Times New Roman"/>
+          <w:sz w:val="24"/>
+          <w:szCs w:val="24"/>
+          <w:lang w:val="en-US"/>
+        </w:rPr>
+      </w:pPr>
+      <w:r>
+        <w:rPr>
+          <w:rFonts w:ascii="Times New Roman" w:eastAsia="Times New Roman" w:hAnsi="Times New Roman" w:cs="Times New Roman"/>
+          <w:b/>
+          <w:bCs/>
+          <w:sz w:val="24"/>
+          <w:szCs w:val="24"/>
+        </w:rPr>
+        <w:lastRenderedPageBreak/>
+        <w:t>Classe I (DPS Tipo 1):</w:t>
+      </w:r>
+      <w:r>
+        <w:rPr>
+          <w:rFonts w:ascii="Times New Roman" w:eastAsia="Times New Roman" w:hAnsi="Times New Roman" w:cs="Times New Roman"/>
+          <w:sz w:val="24"/>
+          <w:szCs w:val="24"/>
+        </w:rPr>
+        <w:t xml:space="preserve"> Instalado no quadro principal de entrada (QDC ou QD), especialmente em locais sujeitos a raios diretos ou que possuem linha de distribuição aérea. </w:t>
+      </w:r>
+      <w:proofErr w:type="spellStart"/>
+      <w:r>
+        <w:rPr>
+          <w:rFonts w:ascii="Times New Roman" w:eastAsia="Times New Roman" w:hAnsi="Times New Roman" w:cs="Times New Roman"/>
+          <w:sz w:val="24"/>
+          <w:szCs w:val="24"/>
+          <w:lang w:val="en-US"/>
+        </w:rPr>
+        <w:t>Suporta</w:t>
+      </w:r>
+      <w:proofErr w:type="spellEnd"/>
+      <w:r>
+        <w:rPr>
+          <w:rFonts w:ascii="Times New Roman" w:eastAsia="Times New Roman" w:hAnsi="Times New Roman" w:cs="Times New Roman"/>
+          <w:sz w:val="24"/>
+          <w:szCs w:val="24"/>
+          <w:lang w:val="en-US"/>
+        </w:rPr>
+        <w:t xml:space="preserve"> </w:t>
+      </w:r>
+      <w:proofErr w:type="spellStart"/>
+      <w:r>
+        <w:rPr>
+          <w:rFonts w:ascii="Times New Roman" w:eastAsia="Times New Roman" w:hAnsi="Times New Roman" w:cs="Times New Roman"/>
+          <w:sz w:val="24"/>
+          <w:szCs w:val="24"/>
+          <w:lang w:val="en-US"/>
+        </w:rPr>
+        <w:t>ondas</w:t>
+      </w:r>
+      <w:proofErr w:type="spellEnd"/>
+      <w:r>
+        <w:rPr>
+          <w:rFonts w:ascii="Times New Roman" w:eastAsia="Times New Roman" w:hAnsi="Times New Roman" w:cs="Times New Roman"/>
+          <w:sz w:val="24"/>
+          <w:szCs w:val="24"/>
+          <w:lang w:val="en-US"/>
+        </w:rPr>
+        <w:t xml:space="preserve"> de </w:t>
+      </w:r>
+      <w:proofErr w:type="spellStart"/>
+      <w:r>
+        <w:rPr>
+          <w:rFonts w:ascii="Times New Roman" w:eastAsia="Times New Roman" w:hAnsi="Times New Roman" w:cs="Times New Roman"/>
+          <w:sz w:val="24"/>
+          <w:szCs w:val="24"/>
+          <w:lang w:val="en-US"/>
+        </w:rPr>
+        <w:t>corrente</w:t>
+      </w:r>
+      <w:proofErr w:type="spellEnd"/>
+      <w:r>
+        <w:rPr>
+          <w:rFonts w:ascii="Times New Roman" w:eastAsia="Times New Roman" w:hAnsi="Times New Roman" w:cs="Times New Roman"/>
+          <w:sz w:val="24"/>
+          <w:szCs w:val="24"/>
+          <w:lang w:val="en-US"/>
+        </w:rPr>
+        <w:t xml:space="preserve"> </w:t>
+      </w:r>
+      <w:proofErr w:type="spellStart"/>
+      <w:r>
+        <w:rPr>
+          <w:rFonts w:ascii="Times New Roman" w:eastAsia="Times New Roman" w:hAnsi="Times New Roman" w:cs="Times New Roman"/>
+          <w:sz w:val="24"/>
+          <w:szCs w:val="24"/>
+          <w:lang w:val="en-US"/>
+        </w:rPr>
+        <w:t>muito</w:t>
+      </w:r>
+      <w:proofErr w:type="spellEnd"/>
+      <w:r>
+        <w:rPr>
+          <w:rFonts w:ascii="Times New Roman" w:eastAsia="Times New Roman" w:hAnsi="Times New Roman" w:cs="Times New Roman"/>
+          <w:sz w:val="24"/>
+          <w:szCs w:val="24"/>
+          <w:lang w:val="en-US"/>
+        </w:rPr>
+        <w:t xml:space="preserve"> </w:t>
+      </w:r>
+      <w:proofErr w:type="spellStart"/>
+      <w:r>
+        <w:rPr>
+          <w:rFonts w:ascii="Times New Roman" w:eastAsia="Times New Roman" w:hAnsi="Times New Roman" w:cs="Times New Roman"/>
+          <w:sz w:val="24"/>
+          <w:szCs w:val="24"/>
+          <w:lang w:val="en-US"/>
+        </w:rPr>
+        <w:t>intensas</w:t>
+      </w:r>
+      <w:proofErr w:type="spellEnd"/>
+      <w:r>
+        <w:rPr>
+          <w:rFonts w:ascii="Times New Roman" w:eastAsia="Times New Roman" w:hAnsi="Times New Roman" w:cs="Times New Roman"/>
+          <w:sz w:val="24"/>
+          <w:szCs w:val="24"/>
+          <w:lang w:val="en-US"/>
+        </w:rPr>
+        <w:t xml:space="preserve"> (10/350 </w:t>
+      </w:r>
+      <w:proofErr w:type="spellStart"/>
+      <w:r>
+        <w:rPr>
+          <w:rFonts w:ascii="Times New Roman" w:eastAsia="Times New Roman" w:hAnsi="Times New Roman" w:cs="Times New Roman"/>
+          <w:sz w:val="24"/>
+          <w:szCs w:val="24"/>
+          <w:lang w:val="en-US"/>
+        </w:rPr>
+        <w:t>μs</w:t>
+      </w:r>
+      <w:proofErr w:type="spellEnd"/>
+      <w:r>
+        <w:rPr>
+          <w:rFonts w:ascii="Times New Roman" w:eastAsia="Times New Roman" w:hAnsi="Times New Roman" w:cs="Times New Roman"/>
+          <w:sz w:val="24"/>
+          <w:szCs w:val="24"/>
+          <w:lang w:val="en-US"/>
+        </w:rPr>
+        <w:t>).</w:t>
+      </w:r>
+    </w:p>
+    <w:p>
+      <w:pPr>
+        <w:numPr>
+          <w:ilvl w:val="1"/>
+          <w:numId w:val="4"/>
+        </w:numPr>
+        <w:spacing w:before="100" w:beforeAutospacing="1" w:after="100" w:afterAutospacing="1" w:line="240" w:lineRule="auto"/>
+        <w:jc w:val="both"/>
+        <w:rPr>
+          <w:rFonts w:ascii="Times New Roman" w:eastAsia="Times New Roman" w:hAnsi="Times New Roman" w:cs="Times New Roman"/>
+          <w:sz w:val="24"/>
+          <w:szCs w:val="24"/>
+        </w:rPr>
+      </w:pPr>
+      <w:r>
+        <w:rPr>
+          <w:rFonts w:ascii="Times New Roman" w:eastAsia="Times New Roman" w:hAnsi="Times New Roman" w:cs="Times New Roman"/>
+          <w:b/>
+          <w:bCs/>
+          <w:sz w:val="24"/>
+          <w:szCs w:val="24"/>
+        </w:rPr>
+        <w:t>Classe II (DPS Tipo 2):</w:t>
+      </w:r>
+      <w:r>
+        <w:rPr>
+          <w:rFonts w:ascii="Times New Roman" w:eastAsia="Times New Roman" w:hAnsi="Times New Roman" w:cs="Times New Roman"/>
+          <w:sz w:val="24"/>
+          <w:szCs w:val="24"/>
+        </w:rPr>
+        <w:t xml:space="preserve"> Protege contra surtos induzidos (raios distantes ou manobras da rede). É o mais comum para quadros de distribuição internos residenciais (8/20 </w:t>
+      </w:r>
+      <w:r>
+        <w:rPr>
+          <w:rFonts w:ascii="Times New Roman" w:eastAsia="Times New Roman" w:hAnsi="Times New Roman" w:cs="Times New Roman"/>
+          <w:sz w:val="24"/>
+          <w:szCs w:val="24"/>
+          <w:lang w:val="en-US"/>
+        </w:rPr>
+        <w:t>μ</w:t>
+      </w:r>
+      <w:r>
+        <w:rPr>
+          <w:rFonts w:ascii="Times New Roman" w:eastAsia="Times New Roman" w:hAnsi="Times New Roman" w:cs="Times New Roman"/>
+          <w:sz w:val="24"/>
+          <w:szCs w:val="24"/>
+        </w:rPr>
+        <w:t>s).</w:t>
+      </w:r>
+    </w:p>
+    <w:p>
+      <w:pPr>
+        <w:numPr>
+          <w:ilvl w:val="1"/>
+          <w:numId w:val="4"/>
+        </w:numPr>
+        <w:spacing w:before="100" w:beforeAutospacing="1" w:after="100" w:afterAutospacing="1" w:line="240" w:lineRule="auto"/>
+        <w:jc w:val="both"/>
+        <w:rPr>
+          <w:rFonts w:ascii="Times New Roman" w:eastAsia="Times New Roman" w:hAnsi="Times New Roman" w:cs="Times New Roman"/>
+          <w:sz w:val="24"/>
+          <w:szCs w:val="24"/>
+        </w:rPr>
+      </w:pPr>
+      <w:r>
+        <w:rPr>
+          <w:rFonts w:ascii="Times New Roman" w:eastAsia="Times New Roman" w:hAnsi="Times New Roman" w:cs="Times New Roman"/>
+          <w:i/>
+          <w:iCs/>
+          <w:sz w:val="24"/>
+          <w:szCs w:val="24"/>
+        </w:rPr>
+        <w:t>Nota:</w:t>
+      </w:r>
+      <w:r>
+        <w:rPr>
+          <w:rFonts w:ascii="Times New Roman" w:eastAsia="Times New Roman" w:hAnsi="Times New Roman" w:cs="Times New Roman"/>
+          <w:sz w:val="24"/>
+          <w:szCs w:val="24"/>
+        </w:rPr>
+        <w:t xml:space="preserve"> É muito comum encontrar DPS combinados (Classe I + II) no mercado atual.</w:t>
+      </w:r>
+    </w:p>
+    <w:p>
+      <w:pPr>
+        <w:numPr>
+          <w:ilvl w:val="0"/>
+          <w:numId w:val="4"/>
+        </w:numPr>
+        <w:spacing w:before="100" w:beforeAutospacing="1" w:after="100" w:afterAutospacing="1" w:line="240" w:lineRule="auto"/>
+        <w:rPr>
+          <w:rFonts w:ascii="Times New Roman" w:eastAsia="Times New Roman" w:hAnsi="Times New Roman" w:cs="Times New Roman"/>
+          <w:sz w:val="24"/>
+          <w:szCs w:val="24"/>
+        </w:rPr>
+      </w:pPr>
+      <w:r>
+        <w:rPr>
+          <w:rFonts w:ascii="Times New Roman" w:eastAsia="Times New Roman" w:hAnsi="Times New Roman" w:cs="Times New Roman"/>
+          <w:b/>
+          <w:bCs/>
+          <w:sz w:val="24"/>
+          <w:szCs w:val="24"/>
+        </w:rPr>
+        <w:t>Tensão Máxima de Operação Contínua (</w:t>
+      </w:r>
+      <w:proofErr w:type="spellStart"/>
+      <w:r>
+        <w:rPr>
+          <w:rFonts w:ascii="Times New Roman" w:eastAsia="Times New Roman" w:hAnsi="Times New Roman" w:cs="Times New Roman"/>
+          <w:b/>
+          <w:bCs/>
+          <w:sz w:val="24"/>
+          <w:szCs w:val="24"/>
+        </w:rPr>
+        <w:t>Uc</w:t>
+      </w:r>
+      <w:proofErr w:type="spellEnd"/>
+      <w:r>
+        <w:rPr>
+          <w:rFonts w:ascii="Times New Roman" w:eastAsia="Times New Roman" w:hAnsi="Times New Roman" w:cs="Times New Roman"/>
+          <w:b/>
+          <w:bCs/>
+          <w:sz w:val="24"/>
+          <w:szCs w:val="24"/>
+        </w:rPr>
+        <w:t>):</w:t>
+      </w:r>
+    </w:p>
+    <w:p>
+      <w:pPr>
+        <w:numPr>
+          <w:ilvl w:val="1"/>
+          <w:numId w:val="4"/>
+        </w:numPr>
+        <w:spacing w:before="100" w:beforeAutospacing="1" w:after="100" w:afterAutospacing="1" w:line="240" w:lineRule="auto"/>
+        <w:jc w:val="both"/>
+        <w:rPr>
+          <w:rFonts w:ascii="Times New Roman" w:eastAsia="Times New Roman" w:hAnsi="Times New Roman" w:cs="Times New Roman"/>
+          <w:sz w:val="24"/>
+          <w:szCs w:val="24"/>
+        </w:rPr>
+      </w:pPr>
+      <w:r>
+        <w:rPr>
+          <w:rFonts w:ascii="Times New Roman" w:eastAsia="Times New Roman" w:hAnsi="Times New Roman" w:cs="Times New Roman"/>
+          <w:sz w:val="24"/>
+          <w:szCs w:val="24"/>
+        </w:rPr>
+        <w:t>O valor do DPS deve ser superior à tensão nominal da rede.</w:t>
+      </w:r>
+    </w:p>
+    <w:p>
+      <w:pPr>
+        <w:numPr>
+          <w:ilvl w:val="1"/>
+          <w:numId w:val="4"/>
+        </w:numPr>
+        <w:spacing w:before="100" w:beforeAutospacing="1" w:after="100" w:afterAutospacing="1" w:line="240" w:lineRule="auto"/>
+        <w:jc w:val="both"/>
+        <w:rPr>
+          <w:rFonts w:ascii="Times New Roman" w:eastAsia="Times New Roman" w:hAnsi="Times New Roman" w:cs="Times New Roman"/>
+          <w:sz w:val="24"/>
+          <w:szCs w:val="24"/>
+        </w:rPr>
+      </w:pPr>
+      <w:r>
+        <w:rPr>
+          <w:rFonts w:ascii="Times New Roman" w:eastAsia="Times New Roman" w:hAnsi="Times New Roman" w:cs="Times New Roman"/>
+          <w:sz w:val="24"/>
+          <w:szCs w:val="24"/>
+        </w:rPr>
+        <w:t xml:space="preserve">Em redes de </w:t>
+      </w:r>
+      <w:r>
+        <w:rPr>
+          <w:rFonts w:ascii="Times New Roman" w:eastAsia="Times New Roman" w:hAnsi="Times New Roman" w:cs="Times New Roman"/>
+          <w:b/>
+          <w:bCs/>
+          <w:sz w:val="24"/>
+          <w:szCs w:val="24"/>
+        </w:rPr>
+        <w:t>127 V</w:t>
+      </w:r>
+      <w:r>
+        <w:rPr>
+          <w:rFonts w:ascii="Times New Roman" w:eastAsia="Times New Roman" w:hAnsi="Times New Roman" w:cs="Times New Roman"/>
+          <w:sz w:val="24"/>
+          <w:szCs w:val="24"/>
+        </w:rPr>
+        <w:t>, usa-se DPS com $</w:t>
+      </w:r>
+      <w:proofErr w:type="spellStart"/>
+      <w:r>
+        <w:rPr>
+          <w:rFonts w:ascii="Times New Roman" w:eastAsia="Times New Roman" w:hAnsi="Times New Roman" w:cs="Times New Roman"/>
+          <w:sz w:val="24"/>
+          <w:szCs w:val="24"/>
+        </w:rPr>
+        <w:t>Uc</w:t>
+      </w:r>
+      <w:proofErr w:type="spellEnd"/>
+      <w:r>
+        <w:rPr>
+          <w:rFonts w:ascii="Times New Roman" w:eastAsia="Times New Roman" w:hAnsi="Times New Roman" w:cs="Times New Roman"/>
+          <w:sz w:val="24"/>
+          <w:szCs w:val="24"/>
+        </w:rPr>
+        <w:t xml:space="preserve"> \</w:t>
+      </w:r>
+      <w:proofErr w:type="spellStart"/>
+      <w:r>
+        <w:rPr>
+          <w:rFonts w:ascii="Times New Roman" w:eastAsia="Times New Roman" w:hAnsi="Times New Roman" w:cs="Times New Roman"/>
+          <w:sz w:val="24"/>
+          <w:szCs w:val="24"/>
+        </w:rPr>
+        <w:t>ge</w:t>
+      </w:r>
+      <w:proofErr w:type="spellEnd"/>
+      <w:r>
+        <w:rPr>
+          <w:rFonts w:ascii="Times New Roman" w:eastAsia="Times New Roman" w:hAnsi="Times New Roman" w:cs="Times New Roman"/>
+          <w:sz w:val="24"/>
+          <w:szCs w:val="24"/>
+        </w:rPr>
+        <w:t xml:space="preserve"> 175\</w:t>
+      </w:r>
+      <w:proofErr w:type="spellStart"/>
+      <w:proofErr w:type="gramStart"/>
+      <w:r>
+        <w:rPr>
+          <w:rFonts w:ascii="Times New Roman" w:eastAsia="Times New Roman" w:hAnsi="Times New Roman" w:cs="Times New Roman"/>
+          <w:sz w:val="24"/>
+          <w:szCs w:val="24"/>
+        </w:rPr>
+        <w:t>text</w:t>
+      </w:r>
+      <w:proofErr w:type="spellEnd"/>
+      <w:r>
+        <w:rPr>
+          <w:rFonts w:ascii="Times New Roman" w:eastAsia="Times New Roman" w:hAnsi="Times New Roman" w:cs="Times New Roman"/>
+          <w:sz w:val="24"/>
+          <w:szCs w:val="24"/>
+        </w:rPr>
+        <w:t>{ V</w:t>
+      </w:r>
+      <w:proofErr w:type="gramEnd"/>
+      <w:r>
+        <w:rPr>
+          <w:rFonts w:ascii="Times New Roman" w:eastAsia="Times New Roman" w:hAnsi="Times New Roman" w:cs="Times New Roman"/>
+          <w:sz w:val="24"/>
+          <w:szCs w:val="24"/>
+        </w:rPr>
+        <w:t>}$.</w:t>
+      </w:r>
+    </w:p>
+    <w:p>
+      <w:pPr>
+        <w:numPr>
+          <w:ilvl w:val="1"/>
+          <w:numId w:val="4"/>
+        </w:numPr>
+        <w:spacing w:before="100" w:beforeAutospacing="1" w:after="100" w:afterAutospacing="1" w:line="240" w:lineRule="auto"/>
+        <w:jc w:val="both"/>
+        <w:rPr>
+          <w:rFonts w:ascii="Times New Roman" w:eastAsia="Times New Roman" w:hAnsi="Times New Roman" w:cs="Times New Roman"/>
+          <w:sz w:val="24"/>
+          <w:szCs w:val="24"/>
+        </w:rPr>
+      </w:pPr>
+      <w:r>
+        <w:rPr>
+          <w:rFonts w:ascii="Times New Roman" w:eastAsia="Times New Roman" w:hAnsi="Times New Roman" w:cs="Times New Roman"/>
+          <w:sz w:val="24"/>
+          <w:szCs w:val="24"/>
+        </w:rPr>
+        <w:t xml:space="preserve">Em redes de </w:t>
+      </w:r>
+      <w:r>
+        <w:rPr>
+          <w:rFonts w:ascii="Times New Roman" w:eastAsia="Times New Roman" w:hAnsi="Times New Roman" w:cs="Times New Roman"/>
+          <w:b/>
+          <w:bCs/>
+          <w:sz w:val="24"/>
+          <w:szCs w:val="24"/>
+        </w:rPr>
+        <w:t>220 V</w:t>
+      </w:r>
+      <w:r>
+        <w:rPr>
+          <w:rFonts w:ascii="Times New Roman" w:eastAsia="Times New Roman" w:hAnsi="Times New Roman" w:cs="Times New Roman"/>
+          <w:sz w:val="24"/>
+          <w:szCs w:val="24"/>
+        </w:rPr>
+        <w:t>, usa-se DPS com $</w:t>
+      </w:r>
+      <w:proofErr w:type="spellStart"/>
+      <w:r>
+        <w:rPr>
+          <w:rFonts w:ascii="Times New Roman" w:eastAsia="Times New Roman" w:hAnsi="Times New Roman" w:cs="Times New Roman"/>
+          <w:sz w:val="24"/>
+          <w:szCs w:val="24"/>
+        </w:rPr>
+        <w:t>Uc</w:t>
+      </w:r>
+      <w:proofErr w:type="spellEnd"/>
+      <w:r>
+        <w:rPr>
+          <w:rFonts w:ascii="Times New Roman" w:eastAsia="Times New Roman" w:hAnsi="Times New Roman" w:cs="Times New Roman"/>
+          <w:sz w:val="24"/>
+          <w:szCs w:val="24"/>
+        </w:rPr>
+        <w:t xml:space="preserve"> \</w:t>
+      </w:r>
+      <w:proofErr w:type="spellStart"/>
+      <w:r>
+        <w:rPr>
+          <w:rFonts w:ascii="Times New Roman" w:eastAsia="Times New Roman" w:hAnsi="Times New Roman" w:cs="Times New Roman"/>
+          <w:sz w:val="24"/>
+          <w:szCs w:val="24"/>
+        </w:rPr>
+        <w:t>ge</w:t>
+      </w:r>
+      <w:proofErr w:type="spellEnd"/>
+      <w:r>
+        <w:rPr>
+          <w:rFonts w:ascii="Times New Roman" w:eastAsia="Times New Roman" w:hAnsi="Times New Roman" w:cs="Times New Roman"/>
+          <w:sz w:val="24"/>
+          <w:szCs w:val="24"/>
+        </w:rPr>
+        <w:t xml:space="preserve"> 275\</w:t>
+      </w:r>
+      <w:proofErr w:type="spellStart"/>
+      <w:proofErr w:type="gramStart"/>
+      <w:r>
+        <w:rPr>
+          <w:rFonts w:ascii="Times New Roman" w:eastAsia="Times New Roman" w:hAnsi="Times New Roman" w:cs="Times New Roman"/>
+          <w:sz w:val="24"/>
+          <w:szCs w:val="24"/>
+        </w:rPr>
+        <w:t>text</w:t>
+      </w:r>
+      <w:proofErr w:type="spellEnd"/>
+      <w:r>
+        <w:rPr>
+          <w:rFonts w:ascii="Times New Roman" w:eastAsia="Times New Roman" w:hAnsi="Times New Roman" w:cs="Times New Roman"/>
+          <w:sz w:val="24"/>
+          <w:szCs w:val="24"/>
+        </w:rPr>
+        <w:t>{ V</w:t>
+      </w:r>
+      <w:proofErr w:type="gramEnd"/>
+      <w:r>
+        <w:rPr>
+          <w:rFonts w:ascii="Times New Roman" w:eastAsia="Times New Roman" w:hAnsi="Times New Roman" w:cs="Times New Roman"/>
+          <w:sz w:val="24"/>
+          <w:szCs w:val="24"/>
+        </w:rPr>
+        <w:t>}$ ou $380\</w:t>
+      </w:r>
+      <w:proofErr w:type="spellStart"/>
+      <w:r>
+        <w:rPr>
+          <w:rFonts w:ascii="Times New Roman" w:eastAsia="Times New Roman" w:hAnsi="Times New Roman" w:cs="Times New Roman"/>
+          <w:sz w:val="24"/>
+          <w:szCs w:val="24"/>
+        </w:rPr>
+        <w:t>text</w:t>
+      </w:r>
+      <w:proofErr w:type="spellEnd"/>
+      <w:r>
+        <w:rPr>
+          <w:rFonts w:ascii="Times New Roman" w:eastAsia="Times New Roman" w:hAnsi="Times New Roman" w:cs="Times New Roman"/>
+          <w:sz w:val="24"/>
+          <w:szCs w:val="24"/>
+        </w:rPr>
+        <w:t>{ V}$.</w:t>
+      </w:r>
+    </w:p>
+    <w:p>
+      <w:pPr>
+        <w:numPr>
+          <w:ilvl w:val="0"/>
+          <w:numId w:val="4"/>
+        </w:numPr>
+        <w:spacing w:before="100" w:beforeAutospacing="1" w:after="100" w:afterAutospacing="1" w:line="240" w:lineRule="auto"/>
+        <w:rPr>
+          <w:rFonts w:ascii="Times New Roman" w:eastAsia="Times New Roman" w:hAnsi="Times New Roman" w:cs="Times New Roman"/>
+          <w:sz w:val="24"/>
+          <w:szCs w:val="24"/>
+        </w:rPr>
+      </w:pPr>
+      <w:r>
+        <w:rPr>
+          <w:rFonts w:ascii="Times New Roman" w:eastAsia="Times New Roman" w:hAnsi="Times New Roman" w:cs="Times New Roman"/>
+          <w:b/>
+          <w:bCs/>
+          <w:sz w:val="24"/>
+          <w:szCs w:val="24"/>
+        </w:rPr>
+        <w:t>Corrente de Descarga Máxima (</w:t>
+      </w:r>
+      <w:proofErr w:type="spellStart"/>
+      <w:r>
+        <w:rPr>
+          <w:rFonts w:ascii="Times New Roman" w:eastAsia="Times New Roman" w:hAnsi="Times New Roman" w:cs="Times New Roman"/>
+          <w:b/>
+          <w:bCs/>
+          <w:sz w:val="24"/>
+          <w:szCs w:val="24"/>
+        </w:rPr>
+        <w:t>Imax</w:t>
+      </w:r>
+      <w:proofErr w:type="spellEnd"/>
+      <w:r>
+        <w:rPr>
+          <w:rFonts w:ascii="Times New Roman" w:eastAsia="Times New Roman" w:hAnsi="Times New Roman" w:cs="Times New Roman"/>
+          <w:b/>
+          <w:bCs/>
+          <w:sz w:val="24"/>
+          <w:szCs w:val="24"/>
+        </w:rPr>
+        <w:t>):</w:t>
+      </w:r>
+    </w:p>
+    <w:p>
+      <w:pPr>
+        <w:numPr>
+          <w:ilvl w:val="1"/>
+          <w:numId w:val="4"/>
+        </w:numPr>
+        <w:spacing w:before="100" w:beforeAutospacing="1" w:after="100" w:afterAutospacing="1" w:line="240" w:lineRule="auto"/>
+        <w:jc w:val="both"/>
+        <w:rPr>
+          <w:rFonts w:ascii="Times New Roman" w:eastAsia="Times New Roman" w:hAnsi="Times New Roman" w:cs="Times New Roman"/>
+          <w:sz w:val="24"/>
+          <w:szCs w:val="24"/>
+        </w:rPr>
+      </w:pPr>
+      <w:r>
+        <w:rPr>
+          <w:rFonts w:ascii="Times New Roman" w:eastAsia="Times New Roman" w:hAnsi="Times New Roman" w:cs="Times New Roman"/>
+          <w:sz w:val="24"/>
+          <w:szCs w:val="24"/>
+        </w:rPr>
+        <w:t xml:space="preserve">Capacidade máxima de corrente que o DPS suporta drenar sem se danificar. Para quadros residenciais, recomenda-se tipicamente </w:t>
+      </w:r>
+      <w:proofErr w:type="spellStart"/>
+      <w:r>
+        <w:rPr>
+          <w:rFonts w:ascii="Times New Roman" w:eastAsia="Times New Roman" w:hAnsi="Times New Roman" w:cs="Times New Roman"/>
+          <w:sz w:val="24"/>
+          <w:szCs w:val="24"/>
+        </w:rPr>
+        <w:t>Imax</w:t>
+      </w:r>
+      <w:proofErr w:type="spellEnd"/>
+      <w:r>
+        <w:rPr>
+          <w:rFonts w:ascii="Times New Roman" w:eastAsia="Times New Roman" w:hAnsi="Times New Roman" w:cs="Times New Roman"/>
+          <w:sz w:val="24"/>
+          <w:szCs w:val="24"/>
+        </w:rPr>
+        <w:t xml:space="preserve"> de </w:t>
+      </w:r>
+      <w:r>
+        <w:rPr>
+          <w:rFonts w:ascii="Times New Roman" w:eastAsia="Times New Roman" w:hAnsi="Times New Roman" w:cs="Times New Roman"/>
+          <w:b/>
+          <w:bCs/>
+          <w:sz w:val="24"/>
+          <w:szCs w:val="24"/>
+        </w:rPr>
+        <w:t>20 kA</w:t>
+      </w:r>
+      <w:r>
+        <w:rPr>
+          <w:rFonts w:ascii="Times New Roman" w:eastAsia="Times New Roman" w:hAnsi="Times New Roman" w:cs="Times New Roman"/>
+          <w:sz w:val="24"/>
+          <w:szCs w:val="24"/>
+        </w:rPr>
+        <w:t xml:space="preserve"> a </w:t>
+      </w:r>
+      <w:r>
+        <w:rPr>
+          <w:rFonts w:ascii="Times New Roman" w:eastAsia="Times New Roman" w:hAnsi="Times New Roman" w:cs="Times New Roman"/>
+          <w:b/>
+          <w:bCs/>
+          <w:sz w:val="24"/>
+          <w:szCs w:val="24"/>
+        </w:rPr>
+        <w:t>40 kA</w:t>
+      </w:r>
+      <w:r>
+        <w:rPr>
+          <w:rFonts w:ascii="Times New Roman" w:eastAsia="Times New Roman" w:hAnsi="Times New Roman" w:cs="Times New Roman"/>
+          <w:sz w:val="24"/>
+          <w:szCs w:val="24"/>
+        </w:rPr>
+        <w:t>.</w:t>
+      </w:r>
+    </w:p>
+    <w:p>
+      <w:pPr>
+        <w:numPr>
+          <w:ilvl w:val="0"/>
+          <w:numId w:val="4"/>
+        </w:numPr>
+        <w:spacing w:before="100" w:beforeAutospacing="1" w:after="100" w:afterAutospacing="1" w:line="240" w:lineRule="auto"/>
+        <w:rPr>
+          <w:rFonts w:ascii="Times New Roman" w:eastAsia="Times New Roman" w:hAnsi="Times New Roman" w:cs="Times New Roman"/>
+          <w:sz w:val="24"/>
+          <w:szCs w:val="24"/>
+        </w:rPr>
+      </w:pPr>
+      <w:r>
+        <w:rPr>
+          <w:rFonts w:ascii="Times New Roman" w:eastAsia="Times New Roman" w:hAnsi="Times New Roman" w:cs="Times New Roman"/>
+          <w:b/>
+          <w:bCs/>
+          <w:sz w:val="24"/>
+          <w:szCs w:val="24"/>
+        </w:rPr>
+        <w:t>Regra de Aterramento (Esquemas TT, TN-S ou TN-C):</w:t>
+      </w:r>
+    </w:p>
+    <w:p>
+      <w:pPr>
+        <w:numPr>
+          <w:ilvl w:val="1"/>
+          <w:numId w:val="4"/>
+        </w:numPr>
+        <w:spacing w:before="100" w:beforeAutospacing="1" w:after="100" w:afterAutospacing="1" w:line="240" w:lineRule="auto"/>
+        <w:jc w:val="both"/>
+        <w:rPr>
+          <w:rFonts w:ascii="Times New Roman" w:eastAsia="Times New Roman" w:hAnsi="Times New Roman" w:cs="Times New Roman"/>
+          <w:sz w:val="24"/>
+          <w:szCs w:val="24"/>
+        </w:rPr>
+      </w:pPr>
+      <w:r>
+        <w:rPr>
+          <w:rFonts w:ascii="Times New Roman" w:eastAsia="Times New Roman" w:hAnsi="Times New Roman" w:cs="Times New Roman"/>
+          <w:sz w:val="24"/>
+          <w:szCs w:val="24"/>
+        </w:rPr>
+        <w:t>Em uma instalação monofásica a 220 V (Fase + Neutro) ou bifásica, você precisará de DPS para as fases e, dependendo da concessionária/esquema, um DPS dedicado conectado ao Neutro.</w:t>
+      </w:r>
+    </w:p>
+    <w:p>
+      <w:pPr>
+        <w:spacing w:beforeAutospacing="1" w:after="100" w:afterAutospacing="1" w:line="240" w:lineRule="auto"/>
+        <w:jc w:val="both"/>
+        <w:rPr>
+          <w:rFonts w:ascii="Times New Roman" w:eastAsia="Times New Roman" w:hAnsi="Times New Roman" w:cs="Times New Roman"/>
+          <w:sz w:val="24"/>
+          <w:szCs w:val="24"/>
+        </w:rPr>
+      </w:pPr>
+      <w:r>
+        <w:rPr>
+          <w:rFonts w:ascii="Segoe UI Symbol" w:eastAsia="Times New Roman" w:hAnsi="Segoe UI Symbol" w:cs="Segoe UI Symbol"/>
+          <w:sz w:val="24"/>
+          <w:szCs w:val="24"/>
+        </w:rPr>
+        <w:t>⚠</w:t>
+      </w:r>
+      <w:r>
+        <w:rPr>
+          <w:rFonts w:ascii="Segoe UI Symbol" w:eastAsia="Times New Roman" w:hAnsi="Segoe UI Symbol" w:cs="Segoe UI Symbol"/>
+          <w:sz w:val="24"/>
+          <w:szCs w:val="24"/>
+          <w:lang w:val="en-US"/>
+        </w:rPr>
+        <w:t>️</w:t>
+      </w:r>
+      <w:r>
+        <w:rPr>
+          <w:rFonts w:ascii="Times New Roman" w:eastAsia="Times New Roman" w:hAnsi="Times New Roman" w:cs="Times New Roman"/>
+          <w:sz w:val="24"/>
+          <w:szCs w:val="24"/>
+        </w:rPr>
+        <w:t xml:space="preserve"> </w:t>
+      </w:r>
+      <w:r>
+        <w:rPr>
+          <w:rFonts w:ascii="Times New Roman" w:eastAsia="Times New Roman" w:hAnsi="Times New Roman" w:cs="Times New Roman"/>
+          <w:b/>
+          <w:bCs/>
+          <w:sz w:val="24"/>
+          <w:szCs w:val="24"/>
+        </w:rPr>
+        <w:t>Aviso Normativo:</w:t>
+      </w:r>
+      <w:r>
+        <w:rPr>
+          <w:rFonts w:ascii="Times New Roman" w:eastAsia="Times New Roman" w:hAnsi="Times New Roman" w:cs="Times New Roman"/>
+          <w:sz w:val="24"/>
+          <w:szCs w:val="24"/>
+        </w:rPr>
+        <w:t xml:space="preserve"> A eficácia do IDR e do DPS depende de um </w:t>
+      </w:r>
+      <w:r>
+        <w:rPr>
+          <w:rFonts w:ascii="Times New Roman" w:eastAsia="Times New Roman" w:hAnsi="Times New Roman" w:cs="Times New Roman"/>
+          <w:b/>
+          <w:bCs/>
+          <w:sz w:val="24"/>
+          <w:szCs w:val="24"/>
+        </w:rPr>
+        <w:t xml:space="preserve">sistema de aterramento (fio terra) eficiente e de um BEP (Barramento de </w:t>
+      </w:r>
+      <w:proofErr w:type="spellStart"/>
+      <w:r>
+        <w:rPr>
+          <w:rFonts w:ascii="Times New Roman" w:eastAsia="Times New Roman" w:hAnsi="Times New Roman" w:cs="Times New Roman"/>
+          <w:b/>
+          <w:bCs/>
+          <w:sz w:val="24"/>
+          <w:szCs w:val="24"/>
+        </w:rPr>
+        <w:t>Equipotencialização</w:t>
+      </w:r>
+      <w:proofErr w:type="spellEnd"/>
+      <w:r>
+        <w:rPr>
+          <w:rFonts w:ascii="Times New Roman" w:eastAsia="Times New Roman" w:hAnsi="Times New Roman" w:cs="Times New Roman"/>
+          <w:b/>
+          <w:bCs/>
+          <w:sz w:val="24"/>
+          <w:szCs w:val="24"/>
+        </w:rPr>
+        <w:t xml:space="preserve"> Principal)</w:t>
+      </w:r>
+      <w:r>
+        <w:rPr>
+          <w:rFonts w:ascii="Times New Roman" w:eastAsia="Times New Roman" w:hAnsi="Times New Roman" w:cs="Times New Roman"/>
+          <w:sz w:val="24"/>
+          <w:szCs w:val="24"/>
+        </w:rPr>
+        <w:t xml:space="preserve"> em conformidade com a NBR 5410.</w:t>
+      </w:r>
+    </w:p>
+    <w:p>
+      <w:pPr>
+        <w:spacing w:beforeAutospacing="1" w:after="100" w:afterAutospacing="1" w:line="240" w:lineRule="auto"/>
+        <w:jc w:val="both"/>
+        <w:rPr>
+          <w:rFonts w:ascii="Times New Roman" w:eastAsia="Times New Roman" w:hAnsi="Times New Roman" w:cs="Times New Roman"/>
+          <w:sz w:val="24"/>
+          <w:szCs w:val="24"/>
+        </w:rPr>
+      </w:pPr>
+    </w:p>
+    <w:p>
+      <w:pPr>
+        <w:rPr>
+          <w:rFonts w:ascii="Times New Roman" w:eastAsia="Times New Roman" w:hAnsi="Times New Roman" w:cs="Times New Roman"/>
+          <w:sz w:val="24"/>
+          <w:szCs w:val="24"/>
+          <w:lang w:val="en-US"/>
+        </w:rPr>
+      </w:pPr>
+      <w:r>
+        <w:rPr>
+          <w:rFonts w:ascii="Times New Roman" w:eastAsia="Times New Roman" w:hAnsi="Times New Roman" w:cs="Times New Roman"/>
+          <w:sz w:val="24"/>
+          <w:szCs w:val="24"/>
+          <w:lang w:val="en-US"/>
+        </w:rPr>
+        <w:pict>
+          <v:rect id="_x0000_i1030" style="width:0;height:1.5pt" o:hralign="center" o:bullet="t" o:hrstd="t" o:hr="t" fillcolor="#a0a0a0" stroked="f"/>
+        </w:pict>
+      </w:r>
+      <w:r>
+        <w:rPr>
+          <w:rFonts w:ascii="Times New Roman" w:eastAsia="Times New Roman" w:hAnsi="Times New Roman" w:cs="Times New Roman"/>
+          <w:sz w:val="24"/>
+          <w:szCs w:val="24"/>
+          <w:lang w:val="en-US"/>
+        </w:rPr>
+        <w:t xml:space="preserve"> </w:t>
+      </w:r>
+    </w:p>
+    <w:p>
+      <w:pPr>
+        <w:pStyle w:val="NormalWeb"/>
+        <w:rPr>
+          <w:lang w:val="pt-BR"/>
+        </w:rPr>
+      </w:pPr>
+      <w:r>
+        <w:rPr>
+          <w:lang w:val="pt-BR"/>
+        </w:rPr>
+        <w:t>A</w:t>
+      </w:r>
+      <w:r>
+        <w:rPr>
+          <w:lang w:val="pt-BR"/>
+        </w:rPr>
+        <w:t xml:space="preserve">lgumas ideias e acréscimos técnicos que combinam perfeitamente com a norma </w:t>
+      </w:r>
+      <w:r>
+        <w:rPr>
+          <w:b/>
+          <w:bCs/>
+          <w:lang w:val="pt-BR"/>
+        </w:rPr>
+        <w:t>NBR 5410</w:t>
+      </w:r>
+      <w:r>
+        <w:rPr>
+          <w:lang w:val="pt-BR"/>
+        </w:rPr>
+        <w:t>:</w:t>
+      </w:r>
+    </w:p>
+    <w:p>
+      <w:pPr>
+        <w:pStyle w:val="Ttulo3"/>
+        <w:rPr>
+          <w:lang w:val="pt-BR"/>
+        </w:rPr>
+      </w:pPr>
+      <w:r>
+        <w:rPr>
+          <w:lang w:val="pt-BR"/>
+        </w:rPr>
+        <w:t xml:space="preserve">1. </w:t>
+      </w:r>
+      <w:r>
+        <w:rPr>
+          <w:rFonts w:ascii="Segoe UI Symbol" w:hAnsi="Segoe UI Symbol" w:cs="Segoe UI Symbol"/>
+        </w:rPr>
+        <w:t>💡</w:t>
+      </w:r>
+      <w:r>
+        <w:rPr>
+          <w:lang w:val="pt-BR"/>
+        </w:rPr>
+        <w:t xml:space="preserve"> Balanceamento de Fases (Equilíbrio de Cargas)</w:t>
+      </w:r>
+    </w:p>
+    <w:p>
+      <w:pPr>
+        <w:pStyle w:val="NormalWeb"/>
+        <w:jc w:val="both"/>
+        <w:rPr>
+          <w:lang w:val="pt-BR"/>
+        </w:rPr>
+      </w:pPr>
+      <w:r>
+        <w:rPr>
+          <w:lang w:val="pt-BR"/>
+        </w:rPr>
+        <w:t xml:space="preserve">Se o seu projeto estiver configurado para uma entrada </w:t>
+      </w:r>
+      <w:r>
+        <w:rPr>
+          <w:b/>
+          <w:bCs/>
+          <w:lang w:val="pt-BR"/>
+        </w:rPr>
+        <w:t>Bifásica (</w:t>
+      </w:r>
+      <w:r>
+        <w:rPr>
+          <w:rStyle w:val="math-inline"/>
+          <w:b/>
+          <w:bCs/>
+          <w:lang w:val="pt-BR"/>
+        </w:rPr>
+        <w:t>$127\</w:t>
+      </w:r>
+      <w:proofErr w:type="spellStart"/>
+      <w:proofErr w:type="gramStart"/>
+      <w:r>
+        <w:rPr>
+          <w:rStyle w:val="math-inline"/>
+          <w:b/>
+          <w:bCs/>
+          <w:lang w:val="pt-BR"/>
+        </w:rPr>
+        <w:t>text</w:t>
+      </w:r>
+      <w:proofErr w:type="spellEnd"/>
+      <w:r>
+        <w:rPr>
+          <w:rStyle w:val="math-inline"/>
+          <w:b/>
+          <w:bCs/>
+          <w:lang w:val="pt-BR"/>
+        </w:rPr>
+        <w:t>{</w:t>
+      </w:r>
+      <w:proofErr w:type="gramEnd"/>
+      <w:r>
+        <w:rPr>
+          <w:rStyle w:val="math-inline"/>
+          <w:b/>
+          <w:bCs/>
+          <w:lang w:val="pt-BR"/>
+        </w:rPr>
+        <w:t>V}-220\</w:t>
+      </w:r>
+      <w:proofErr w:type="spellStart"/>
+      <w:r>
+        <w:rPr>
+          <w:rStyle w:val="math-inline"/>
+          <w:b/>
+          <w:bCs/>
+          <w:lang w:val="pt-BR"/>
+        </w:rPr>
+        <w:t>text</w:t>
+      </w:r>
+      <w:proofErr w:type="spellEnd"/>
+      <w:r>
+        <w:rPr>
+          <w:rStyle w:val="math-inline"/>
+          <w:b/>
+          <w:bCs/>
+          <w:lang w:val="pt-BR"/>
+        </w:rPr>
+        <w:t>{V}$</w:t>
+      </w:r>
+      <w:r>
+        <w:rPr>
+          <w:b/>
+          <w:bCs/>
+          <w:lang w:val="pt-BR"/>
+        </w:rPr>
+        <w:t xml:space="preserve"> ou Fase-Fase)</w:t>
+      </w:r>
+      <w:r>
+        <w:rPr>
+          <w:lang w:val="pt-BR"/>
+        </w:rPr>
+        <w:t xml:space="preserve"> ou </w:t>
+      </w:r>
+      <w:r>
+        <w:rPr>
+          <w:b/>
+          <w:bCs/>
+          <w:lang w:val="pt-BR"/>
+        </w:rPr>
+        <w:t>Trifásica</w:t>
+      </w:r>
+      <w:r>
+        <w:rPr>
+          <w:lang w:val="pt-BR"/>
+        </w:rPr>
+        <w:t>, um dos maiores desafios de um projetista é distribuir os circuitos entre as fases de forma equilibrada.</w:t>
+      </w:r>
+    </w:p>
+    <w:p>
+      <w:pPr>
+        <w:pStyle w:val="NormalWeb"/>
+        <w:numPr>
+          <w:ilvl w:val="0"/>
+          <w:numId w:val="5"/>
+        </w:numPr>
+        <w:jc w:val="both"/>
+        <w:rPr>
+          <w:lang w:val="pt-BR"/>
+        </w:rPr>
+      </w:pPr>
+      <w:r>
+        <w:rPr>
+          <w:b/>
+          <w:bCs/>
+          <w:lang w:val="pt-BR"/>
+        </w:rPr>
+        <w:t>Como implementar:</w:t>
+      </w:r>
+      <w:r>
+        <w:rPr>
+          <w:lang w:val="pt-BR"/>
+        </w:rPr>
+        <w:t xml:space="preserve"> Na listagem do </w:t>
+      </w:r>
+      <w:r>
+        <w:rPr>
+          <w:i/>
+          <w:iCs/>
+          <w:lang w:val="pt-BR"/>
+        </w:rPr>
+        <w:t>Quadro Geral (</w:t>
+      </w:r>
+      <w:proofErr w:type="spellStart"/>
+      <w:r>
+        <w:rPr>
+          <w:rStyle w:val="CdigoHTML"/>
+          <w:i/>
+          <w:iCs/>
+          <w:lang w:val="pt-BR"/>
+        </w:rPr>
+        <w:t>quadro.tsx</w:t>
+      </w:r>
+      <w:proofErr w:type="spellEnd"/>
+      <w:r>
+        <w:rPr>
+          <w:i/>
+          <w:iCs/>
+          <w:lang w:val="pt-BR"/>
+        </w:rPr>
+        <w:t>)</w:t>
+      </w:r>
+      <w:r>
+        <w:rPr>
+          <w:lang w:val="pt-BR"/>
+        </w:rPr>
+        <w:t>, você poderia adicionar um identificador ou indicador visual (</w:t>
+      </w:r>
+      <w:proofErr w:type="spellStart"/>
+      <w:r>
+        <w:rPr>
+          <w:lang w:val="pt-BR"/>
+        </w:rPr>
+        <w:t>ex</w:t>
+      </w:r>
+      <w:proofErr w:type="spellEnd"/>
+      <w:r>
+        <w:rPr>
+          <w:lang w:val="pt-BR"/>
+        </w:rPr>
+        <w:t xml:space="preserve">: "Fase A", "Fase B", "Fase C") ao lado de cada circuito, garantindo que a soma das potências em cada fase fique </w:t>
+      </w:r>
+      <w:proofErr w:type="gramStart"/>
+      <w:r>
+        <w:rPr>
+          <w:lang w:val="pt-BR"/>
+        </w:rPr>
+        <w:t>o mais próxima possível</w:t>
+      </w:r>
+      <w:proofErr w:type="gramEnd"/>
+      <w:r>
+        <w:rPr>
+          <w:lang w:val="pt-BR"/>
+        </w:rPr>
+        <w:t xml:space="preserve"> para evitar a atuação do neutro e desequilíbrios no medidor.</w:t>
+      </w:r>
+    </w:p>
+    <w:p>
+      <w:pPr>
+        <w:pStyle w:val="Ttulo3"/>
+        <w:rPr>
+          <w:lang w:val="pt-BR"/>
+        </w:rPr>
+      </w:pPr>
+      <w:r>
+        <w:rPr>
+          <w:lang w:val="pt-BR"/>
+        </w:rPr>
+        <w:t xml:space="preserve">2. </w:t>
+      </w:r>
+      <w:r>
+        <w:rPr>
+          <w:rFonts w:ascii="Segoe UI Symbol" w:hAnsi="Segoe UI Symbol" w:cs="Segoe UI Symbol"/>
+          <w:lang w:val="pt-BR"/>
+        </w:rPr>
+        <w:t>⚡</w:t>
+      </w:r>
+      <w:r>
+        <w:rPr>
+          <w:lang w:val="pt-BR"/>
+        </w:rPr>
+        <w:t xml:space="preserve"> Dimensionamento Físico do Quadro de Distribuição (QDC)</w:t>
+      </w:r>
+    </w:p>
+    <w:p>
+      <w:pPr>
+        <w:pStyle w:val="NormalWeb"/>
+        <w:jc w:val="both"/>
+        <w:rPr>
+          <w:lang w:val="pt-BR"/>
+        </w:rPr>
+      </w:pPr>
+      <w:r>
+        <w:rPr>
+          <w:lang w:val="pt-BR"/>
+        </w:rPr>
+        <w:lastRenderedPageBreak/>
+        <w:t>Além de calcular cabos e disjuntores, a norma exige prever o espaço físico interno do quadro.</w:t>
+      </w:r>
+    </w:p>
+    <w:p>
+      <w:pPr>
+        <w:pStyle w:val="NormalWeb"/>
+        <w:numPr>
+          <w:ilvl w:val="0"/>
+          <w:numId w:val="6"/>
+        </w:numPr>
+        <w:jc w:val="both"/>
+        <w:rPr>
+          <w:lang w:val="pt-BR"/>
+        </w:rPr>
+      </w:pPr>
+      <w:r>
+        <w:rPr>
+          <w:b/>
+          <w:bCs/>
+          <w:lang w:val="pt-BR"/>
+        </w:rPr>
+        <w:t>Como implementar:</w:t>
+      </w:r>
+      <w:r>
+        <w:rPr>
+          <w:lang w:val="pt-BR"/>
+        </w:rPr>
+        <w:t xml:space="preserve"> Criar uma aba ou seção que calcula o </w:t>
+      </w:r>
+      <w:r>
+        <w:rPr>
+          <w:b/>
+          <w:bCs/>
+          <w:lang w:val="pt-BR"/>
+        </w:rPr>
+        <w:t>número de "polos" (espaço DIN ou NEMA)</w:t>
+      </w:r>
+      <w:r>
+        <w:rPr>
+          <w:lang w:val="pt-BR"/>
+        </w:rPr>
+        <w:t xml:space="preserve"> necessários no quadro.</w:t>
+      </w:r>
+    </w:p>
+    <w:p>
+      <w:pPr>
+        <w:pStyle w:val="NormalWeb"/>
+        <w:numPr>
+          <w:ilvl w:val="1"/>
+          <w:numId w:val="6"/>
+        </w:numPr>
+        <w:jc w:val="both"/>
+        <w:rPr>
+          <w:lang w:val="pt-BR"/>
+        </w:rPr>
+      </w:pPr>
+      <w:r>
+        <w:rPr>
+          <w:i/>
+          <w:iCs/>
+          <w:lang w:val="pt-BR"/>
+        </w:rPr>
+        <w:t>Exemplo:</w:t>
+      </w:r>
+      <w:r>
+        <w:rPr>
+          <w:lang w:val="pt-BR"/>
+        </w:rPr>
+        <w:t xml:space="preserve"> Disjuntor monopolar = 1 polo, Disjuntor bipolar = 2 polos, IDR = 2 ou 4 polos, DPS = 1 polo por unidade. Isso ajuda a saber se um quadro de 12, 18 ou 24 disjuntores é o suficiente.</w:t>
+      </w:r>
+    </w:p>
+    <w:p>
+      <w:pPr>
+        <w:pStyle w:val="Ttulo3"/>
+        <w:rPr>
+          <w:lang w:val="pt-BR"/>
+        </w:rPr>
+      </w:pPr>
+      <w:r>
+        <w:rPr>
+          <w:lang w:val="pt-BR"/>
+        </w:rPr>
+        <w:t xml:space="preserve">3. </w:t>
+      </w:r>
+      <w:r>
+        <w:rPr>
+          <w:rFonts w:ascii="Segoe UI Symbol" w:hAnsi="Segoe UI Symbol" w:cs="Segoe UI Symbol"/>
+        </w:rPr>
+        <w:t>📈</w:t>
+      </w:r>
+      <w:r>
+        <w:rPr>
+          <w:lang w:val="pt-BR"/>
+        </w:rPr>
+        <w:t xml:space="preserve"> Memorial Descritivo Completo e Exportação em PDF</w:t>
+      </w:r>
+    </w:p>
+    <w:p>
+      <w:pPr>
+        <w:pStyle w:val="NormalWeb"/>
+        <w:rPr>
+          <w:lang w:val="pt-BR"/>
+        </w:rPr>
+      </w:pPr>
+      <w:r>
+        <w:rPr>
+          <w:lang w:val="pt-BR"/>
+        </w:rPr>
+        <w:t xml:space="preserve">O botão "Enviar Relatório" que você criou via </w:t>
+      </w:r>
+      <w:proofErr w:type="spellStart"/>
+      <w:r>
+        <w:rPr>
+          <w:lang w:val="pt-BR"/>
+        </w:rPr>
+        <w:t>Share</w:t>
+      </w:r>
+      <w:proofErr w:type="spellEnd"/>
+      <w:r>
+        <w:rPr>
+          <w:lang w:val="pt-BR"/>
+        </w:rPr>
+        <w:t xml:space="preserve"> está ótimo para mensagens rápidas, mas no mercado profissional exige-se um documento formal.</w:t>
+      </w:r>
+    </w:p>
+    <w:p>
+      <w:pPr>
+        <w:pStyle w:val="NormalWeb"/>
+        <w:numPr>
+          <w:ilvl w:val="0"/>
+          <w:numId w:val="7"/>
+        </w:numPr>
+        <w:jc w:val="both"/>
+        <w:rPr>
+          <w:lang w:val="pt-BR"/>
+        </w:rPr>
+      </w:pPr>
+      <w:r>
+        <w:rPr>
+          <w:b/>
+          <w:bCs/>
+          <w:lang w:val="pt-BR"/>
+        </w:rPr>
+        <w:t>Como implementar:</w:t>
+      </w:r>
+      <w:r>
+        <w:rPr>
+          <w:lang w:val="pt-BR"/>
+        </w:rPr>
+        <w:t xml:space="preserve"> Utilizar uma biblioteca como </w:t>
+      </w:r>
+      <w:r>
+        <w:rPr>
+          <w:rStyle w:val="CdigoHTML"/>
+          <w:lang w:val="pt-BR"/>
+        </w:rPr>
+        <w:t>expo-</w:t>
+      </w:r>
+      <w:proofErr w:type="spellStart"/>
+      <w:r>
+        <w:rPr>
+          <w:rStyle w:val="CdigoHTML"/>
+          <w:lang w:val="pt-BR"/>
+        </w:rPr>
+        <w:t>print</w:t>
+      </w:r>
+      <w:proofErr w:type="spellEnd"/>
+      <w:r>
+        <w:rPr>
+          <w:lang w:val="pt-BR"/>
+        </w:rPr>
+        <w:t xml:space="preserve"> para gerar um </w:t>
+      </w:r>
+      <w:r>
+        <w:rPr>
+          <w:b/>
+          <w:bCs/>
+          <w:lang w:val="pt-BR"/>
+        </w:rPr>
+        <w:t>documento PDF estruturado</w:t>
+      </w:r>
+      <w:r>
+        <w:rPr>
+          <w:lang w:val="pt-BR"/>
+        </w:rPr>
+        <w:t xml:space="preserve"> com o logotipo, normas aplicáveis, memorial descritivo, relação de circuitos e dimensionamento geral, permitindo guardar o arquivo diretamente no </w:t>
+      </w:r>
+      <w:proofErr w:type="spellStart"/>
+      <w:r>
+        <w:rPr>
+          <w:lang w:val="pt-BR"/>
+        </w:rPr>
+        <w:t>telemóvel</w:t>
+      </w:r>
+      <w:proofErr w:type="spellEnd"/>
+      <w:r>
+        <w:rPr>
+          <w:lang w:val="pt-BR"/>
+        </w:rPr>
+        <w:t xml:space="preserve"> ou imprimir.</w:t>
+      </w:r>
+    </w:p>
+    <w:p>
+      <w:pPr>
+        <w:pStyle w:val="NormalWeb"/>
+        <w:rPr>
+          <w:lang w:val="pt-BR"/>
+        </w:rPr>
+      </w:pPr>
+      <w:r>
+        <w:rPr>
+          <w:lang w:val="pt-BR"/>
+        </w:rPr>
+        <w:pict>
+          <v:rect id="_x0000_i1031" style="width:0;height:1.5pt" o:hralign="center" o:bullet="t" o:hrstd="t" o:hr="t" fillcolor="#a0a0a0" stroked="f"/>
+        </w:pict>
+      </w:r>
+      <w:r>
+        <w:rPr>
+          <w:lang w:val="pt-BR"/>
+        </w:rPr>
+        <w:t xml:space="preserve"> </w:t>
+      </w:r>
+    </w:p>
+    <w:p>
+      <w:pPr>
+        <w:pStyle w:val="NormalWeb"/>
+        <w:jc w:val="both"/>
+        <w:rPr>
+          <w:lang w:val="pt-BR"/>
+        </w:rPr>
+      </w:pPr>
+      <w:r>
+        <w:rPr>
+          <w:lang w:val="pt-BR"/>
+        </w:rPr>
+        <w:t xml:space="preserve">A escolha entre os sistemas </w:t>
+      </w:r>
+      <w:r>
+        <w:rPr>
+          <w:b/>
+          <w:bCs/>
+          <w:lang w:val="pt-BR"/>
+        </w:rPr>
+        <w:t>monofásico, bifásico ou trifásico</w:t>
+      </w:r>
+      <w:r>
+        <w:rPr>
+          <w:lang w:val="pt-BR"/>
+        </w:rPr>
+        <w:t xml:space="preserve"> depende fundamentalmente da </w:t>
+      </w:r>
+      <w:r>
+        <w:rPr>
+          <w:b/>
+          <w:bCs/>
+          <w:lang w:val="pt-BR"/>
+        </w:rPr>
+        <w:t>potência total calculada</w:t>
+      </w:r>
+      <w:r>
+        <w:rPr>
+          <w:lang w:val="pt-BR"/>
+        </w:rPr>
+        <w:t xml:space="preserve"> (demanda) e dos </w:t>
+      </w:r>
+      <w:r>
+        <w:rPr>
+          <w:b/>
+          <w:bCs/>
+          <w:lang w:val="pt-BR"/>
+        </w:rPr>
+        <w:t>equipamentos</w:t>
+      </w:r>
+      <w:r>
+        <w:rPr>
+          <w:lang w:val="pt-BR"/>
+        </w:rPr>
+        <w:t xml:space="preserve"> que serão ligados na residência ou estabelecimento.</w:t>
+      </w:r>
+    </w:p>
+    <w:p>
+      <w:pPr>
+        <w:pStyle w:val="NormalWeb"/>
+        <w:jc w:val="both"/>
+        <w:rPr>
+          <w:lang w:val="pt-BR"/>
+        </w:rPr>
+      </w:pPr>
+      <w:r>
+        <w:rPr>
+          <w:lang w:val="pt-BR"/>
+        </w:rPr>
+        <w:t>As concessionárias de energia no Brasil (CPFL, Enel, Neoenergia, EDP, etc.) possuem regras e limites muito claros estabelecidos em suas normas técnicas para o fornecimento em tensão secundária (baixa tensão):</w:t>
+      </w:r>
+    </w:p>
+    <w:p>
+      <w:pPr>
+        <w:pStyle w:val="Ttulo3"/>
+        <w:jc w:val="both"/>
+        <w:rPr>
+          <w:lang w:val="pt-BR"/>
+        </w:rPr>
+      </w:pPr>
+      <w:r>
+        <w:t>🟢</w:t>
+      </w:r>
+      <w:r>
+        <w:rPr>
+          <w:lang w:val="pt-BR"/>
+        </w:rPr>
+        <w:t xml:space="preserve"> 1. Sistema Monofásico (1 Fase + Neutro + Terra)</w:t>
+      </w:r>
+    </w:p>
+    <w:p>
+      <w:pPr>
+        <w:pStyle w:val="NormalWeb"/>
+        <w:numPr>
+          <w:ilvl w:val="0"/>
+          <w:numId w:val="8"/>
+        </w:numPr>
+        <w:jc w:val="both"/>
+        <w:rPr>
+          <w:lang w:val="pt-BR"/>
+        </w:rPr>
+      </w:pPr>
+      <w:r>
+        <w:rPr>
+          <w:b/>
+          <w:bCs/>
+          <w:lang w:val="pt-BR"/>
+        </w:rPr>
+        <w:t>Quando utilizar:</w:t>
+      </w:r>
+      <w:r>
+        <w:rPr>
+          <w:lang w:val="pt-BR"/>
+        </w:rPr>
+        <w:t xml:space="preserve"> Residências pequenas, kitnets ou comércios de baixo consumo, onde a demanda calculada é relativamente baixa.</w:t>
+      </w:r>
+    </w:p>
+    <w:p>
+      <w:pPr>
+        <w:pStyle w:val="NormalWeb"/>
+        <w:numPr>
+          <w:ilvl w:val="0"/>
+          <w:numId w:val="8"/>
+        </w:numPr>
+        <w:jc w:val="both"/>
+        <w:rPr>
+          <w:lang w:val="pt-BR"/>
+        </w:rPr>
+      </w:pPr>
+      <w:r>
+        <w:rPr>
+          <w:b/>
+          <w:bCs/>
+          <w:lang w:val="pt-BR"/>
+        </w:rPr>
+        <w:t>Limites típicos das concessionárias:</w:t>
+      </w:r>
+      <w:r>
+        <w:rPr>
+          <w:lang w:val="pt-BR"/>
+        </w:rPr>
+        <w:t xml:space="preserve"> Geralmente, é permitido para demandas de até </w:t>
+      </w:r>
+      <w:r>
+        <w:rPr>
+          <w:b/>
+          <w:bCs/>
+          <w:lang w:val="pt-BR"/>
+        </w:rPr>
+        <w:t>11,5 kVA</w:t>
+      </w:r>
+      <w:r>
+        <w:rPr>
+          <w:lang w:val="pt-BR"/>
+        </w:rPr>
+        <w:t xml:space="preserve"> a </w:t>
+      </w:r>
+      <w:r>
+        <w:rPr>
+          <w:b/>
+          <w:bCs/>
+          <w:lang w:val="pt-BR"/>
+        </w:rPr>
+        <w:t>12 kVA</w:t>
+      </w:r>
+      <w:r>
+        <w:rPr>
+          <w:lang w:val="pt-BR"/>
+        </w:rPr>
+        <w:t>.</w:t>
+      </w:r>
+    </w:p>
+    <w:p>
+      <w:pPr>
+        <w:pStyle w:val="NormalWeb"/>
+        <w:numPr>
+          <w:ilvl w:val="0"/>
+          <w:numId w:val="8"/>
+        </w:numPr>
+        <w:jc w:val="both"/>
+        <w:rPr>
+          <w:lang w:val="pt-BR"/>
+        </w:rPr>
+      </w:pPr>
+      <w:r>
+        <w:rPr>
+          <w:b/>
+          <w:bCs/>
+          <w:lang w:val="pt-BR"/>
+        </w:rPr>
+        <w:t>Tensão típica:</w:t>
+      </w:r>
+      <w:r>
+        <w:rPr>
+          <w:lang w:val="pt-BR"/>
+        </w:rPr>
+        <w:t xml:space="preserve"> </w:t>
+      </w:r>
+      <w:r>
+        <w:rPr>
+          <w:rStyle w:val="math-inline"/>
+          <w:lang w:val="pt-BR"/>
+        </w:rPr>
+        <w:t>$127\</w:t>
+      </w:r>
+      <w:proofErr w:type="gramStart"/>
+      <w:r>
+        <w:rPr>
+          <w:rStyle w:val="math-inline"/>
+          <w:lang w:val="pt-BR"/>
+        </w:rPr>
+        <w:t>text{ V</w:t>
+      </w:r>
+      <w:proofErr w:type="gramEnd"/>
+      <w:r>
+        <w:rPr>
+          <w:rStyle w:val="math-inline"/>
+          <w:lang w:val="pt-BR"/>
+        </w:rPr>
+        <w:t>}$</w:t>
+      </w:r>
+      <w:r>
+        <w:rPr>
+          <w:lang w:val="pt-BR"/>
+        </w:rPr>
+        <w:t xml:space="preserve"> (fase-neutro) ou </w:t>
+      </w:r>
+      <w:r>
+        <w:rPr>
+          <w:rStyle w:val="math-inline"/>
+          <w:lang w:val="pt-BR"/>
+        </w:rPr>
+        <w:t>$220\text{ V}$</w:t>
+      </w:r>
+      <w:r>
+        <w:rPr>
+          <w:lang w:val="pt-BR"/>
+        </w:rPr>
+        <w:t xml:space="preserve"> (fase-neutro), dependendo da região do país.</w:t>
+      </w:r>
+    </w:p>
+    <w:p>
+      <w:pPr>
+        <w:pStyle w:val="Ttulo3"/>
+        <w:jc w:val="both"/>
+        <w:rPr>
+          <w:lang w:val="pt-BR"/>
+        </w:rPr>
+      </w:pPr>
+      <w:r>
+        <w:t>🟡</w:t>
+      </w:r>
+      <w:r>
+        <w:rPr>
+          <w:lang w:val="pt-BR"/>
+        </w:rPr>
+        <w:t xml:space="preserve"> 2. Sistema Bifásico (2 Fases </w:t>
+      </w:r>
+      <w:proofErr w:type="gramStart"/>
+      <w:r>
+        <w:rPr>
+          <w:lang w:val="pt-BR"/>
+        </w:rPr>
+        <w:t>+ Neutro</w:t>
+      </w:r>
+      <w:proofErr w:type="gramEnd"/>
+      <w:r>
+        <w:rPr>
+          <w:lang w:val="pt-BR"/>
+        </w:rPr>
+        <w:t xml:space="preserve"> + Terra)</w:t>
+      </w:r>
+    </w:p>
+    <w:p>
+      <w:pPr>
+        <w:pStyle w:val="NormalWeb"/>
+        <w:numPr>
+          <w:ilvl w:val="0"/>
+          <w:numId w:val="9"/>
+        </w:numPr>
+        <w:jc w:val="both"/>
+        <w:rPr>
+          <w:lang w:val="pt-BR"/>
+        </w:rPr>
+      </w:pPr>
+      <w:r>
+        <w:rPr>
+          <w:b/>
+          <w:bCs/>
+          <w:lang w:val="pt-BR"/>
+        </w:rPr>
+        <w:t>Quando utilizar:</w:t>
+      </w:r>
+      <w:r>
+        <w:rPr>
+          <w:lang w:val="pt-BR"/>
+        </w:rPr>
+        <w:t xml:space="preserve"> Residências médias e padrões habitacionais comuns, onde há um número moderado de chuveiros elétricos, torneiras aquecidas ou aparelhos de ar-condicionado.</w:t>
+      </w:r>
+    </w:p>
+    <w:p>
+      <w:pPr>
+        <w:pStyle w:val="NormalWeb"/>
+        <w:numPr>
+          <w:ilvl w:val="0"/>
+          <w:numId w:val="9"/>
+        </w:numPr>
+        <w:jc w:val="both"/>
+        <w:rPr>
+          <w:lang w:val="pt-BR"/>
+        </w:rPr>
+      </w:pPr>
+      <w:r>
+        <w:rPr>
+          <w:b/>
+          <w:bCs/>
+          <w:lang w:val="pt-BR"/>
+        </w:rPr>
+        <w:t>Limites típicos das concessionárias:</w:t>
+      </w:r>
+      <w:r>
+        <w:rPr>
+          <w:lang w:val="pt-BR"/>
+        </w:rPr>
+        <w:t xml:space="preserve"> Empregada para demandas que ultrapassam o limite monofásico e geralmente vão até </w:t>
+      </w:r>
+      <w:r>
+        <w:rPr>
+          <w:b/>
+          <w:bCs/>
+          <w:lang w:val="pt-BR"/>
+        </w:rPr>
+        <w:t>25 kVA</w:t>
+      </w:r>
+      <w:r>
+        <w:rPr>
+          <w:lang w:val="pt-BR"/>
+        </w:rPr>
+        <w:t xml:space="preserve"> (ou conforme a tabela de carga instalada da distribuidora local).</w:t>
+      </w:r>
+    </w:p>
+    <w:p>
+      <w:pPr>
+        <w:pStyle w:val="NormalWeb"/>
+        <w:numPr>
+          <w:ilvl w:val="0"/>
+          <w:numId w:val="9"/>
+        </w:numPr>
+        <w:jc w:val="both"/>
+        <w:rPr>
+          <w:lang w:val="pt-BR"/>
+        </w:rPr>
+      </w:pPr>
+      <w:r>
+        <w:rPr>
+          <w:b/>
+          <w:bCs/>
+          <w:lang w:val="pt-BR"/>
+        </w:rPr>
+        <w:t>Tensão típica:</w:t>
+      </w:r>
+      <w:r>
+        <w:rPr>
+          <w:lang w:val="pt-BR"/>
+        </w:rPr>
+        <w:t xml:space="preserve"> Permite ter circuitos a </w:t>
+      </w:r>
+      <w:r>
+        <w:rPr>
+          <w:rStyle w:val="math-inline"/>
+          <w:lang w:val="pt-BR"/>
+        </w:rPr>
+        <w:t>$127\</w:t>
+      </w:r>
+      <w:proofErr w:type="gramStart"/>
+      <w:r>
+        <w:rPr>
+          <w:rStyle w:val="math-inline"/>
+          <w:lang w:val="pt-BR"/>
+        </w:rPr>
+        <w:t>text{ V</w:t>
+      </w:r>
+      <w:proofErr w:type="gramEnd"/>
+      <w:r>
+        <w:rPr>
+          <w:rStyle w:val="math-inline"/>
+          <w:lang w:val="pt-BR"/>
+        </w:rPr>
+        <w:t>}$</w:t>
+      </w:r>
+      <w:r>
+        <w:rPr>
+          <w:lang w:val="pt-BR"/>
+        </w:rPr>
+        <w:t xml:space="preserve"> (iluminação/tugs) e também </w:t>
+      </w:r>
+      <w:r>
+        <w:rPr>
+          <w:rStyle w:val="math-inline"/>
+          <w:lang w:val="pt-BR"/>
+        </w:rPr>
+        <w:t>$220\text{ V}$</w:t>
+      </w:r>
+      <w:r>
+        <w:rPr>
+          <w:lang w:val="pt-BR"/>
+        </w:rPr>
+        <w:t xml:space="preserve"> (fase-fase para chuveiros ou motores monofásicos).</w:t>
+      </w:r>
+    </w:p>
+    <w:p>
+      <w:pPr>
+        <w:pStyle w:val="Ttulo3"/>
+        <w:jc w:val="both"/>
+        <w:rPr>
+          <w:lang w:val="pt-BR"/>
+        </w:rPr>
+      </w:pPr>
+      <w:r>
+        <w:lastRenderedPageBreak/>
+        <w:t>🟠</w:t>
+      </w:r>
+      <w:r>
+        <w:rPr>
+          <w:lang w:val="pt-BR"/>
+        </w:rPr>
+        <w:t xml:space="preserve"> 3. Sistema Trifásico (3 Fases </w:t>
+      </w:r>
+      <w:proofErr w:type="gramStart"/>
+      <w:r>
+        <w:rPr>
+          <w:lang w:val="pt-BR"/>
+        </w:rPr>
+        <w:t>+ Neutro</w:t>
+      </w:r>
+      <w:proofErr w:type="gramEnd"/>
+      <w:r>
+        <w:rPr>
+          <w:lang w:val="pt-BR"/>
+        </w:rPr>
+        <w:t xml:space="preserve"> + Terra)</w:t>
+      </w:r>
+    </w:p>
+    <w:p>
+      <w:pPr>
+        <w:pStyle w:val="NormalWeb"/>
+        <w:numPr>
+          <w:ilvl w:val="0"/>
+          <w:numId w:val="10"/>
+        </w:numPr>
+        <w:jc w:val="both"/>
+        <w:rPr>
+          <w:lang w:val="pt-BR"/>
+        </w:rPr>
+      </w:pPr>
+      <w:r>
+        <w:rPr>
+          <w:b/>
+          <w:bCs/>
+          <w:lang w:val="pt-BR"/>
+        </w:rPr>
+        <w:t>Quando utilizar:</w:t>
+      </w:r>
+      <w:r>
+        <w:rPr>
+          <w:lang w:val="pt-BR"/>
+        </w:rPr>
+        <w:t xml:space="preserve"> Residências de médio/alto padrão (com múltiplos chuveiros de alta potência a funcionar em simultâneo), residências rurais, oficinas, ou estabelecimentos comerciais e industriais de médio porte.</w:t>
+      </w:r>
+    </w:p>
+    <w:p>
+      <w:pPr>
+        <w:pStyle w:val="NormalWeb"/>
+        <w:numPr>
+          <w:ilvl w:val="0"/>
+          <w:numId w:val="10"/>
+        </w:numPr>
+        <w:jc w:val="both"/>
+        <w:rPr>
+          <w:lang w:val="pt-BR"/>
+        </w:rPr>
+      </w:pPr>
+      <w:r>
+        <w:rPr>
+          <w:b/>
+          <w:bCs/>
+          <w:lang w:val="pt-BR"/>
+        </w:rPr>
+        <w:t>Limites típicos das concessionárias:</w:t>
+      </w:r>
+      <w:r>
+        <w:rPr>
+          <w:lang w:val="pt-BR"/>
+        </w:rPr>
+        <w:t xml:space="preserve"> Exigido obrigatoriamente quando a demanda calculada excede o limite do fornecimento bifásico (acima de </w:t>
+      </w:r>
+      <w:r>
+        <w:rPr>
+          <w:b/>
+          <w:bCs/>
+          <w:lang w:val="pt-BR"/>
+        </w:rPr>
+        <w:t>25 kVA</w:t>
+      </w:r>
+      <w:r>
+        <w:rPr>
+          <w:lang w:val="pt-BR"/>
+        </w:rPr>
+        <w:t xml:space="preserve"> a </w:t>
+      </w:r>
+      <w:r>
+        <w:rPr>
+          <w:b/>
+          <w:bCs/>
+          <w:lang w:val="pt-BR"/>
+        </w:rPr>
+        <w:t>75 kVA</w:t>
+      </w:r>
+      <w:r>
+        <w:rPr>
+          <w:lang w:val="pt-BR"/>
+        </w:rPr>
+        <w:t>, dependendo da distribuidora).</w:t>
+      </w:r>
+    </w:p>
+    <w:p>
+      <w:pPr>
+        <w:pStyle w:val="NormalWeb"/>
+        <w:numPr>
+          <w:ilvl w:val="0"/>
+          <w:numId w:val="10"/>
+        </w:numPr>
+        <w:jc w:val="both"/>
+        <w:rPr>
+          <w:lang w:val="pt-BR"/>
+        </w:rPr>
+      </w:pPr>
+      <w:r>
+        <w:rPr>
+          <w:b/>
+          <w:bCs/>
+          <w:lang w:val="pt-BR"/>
+        </w:rPr>
+        <w:t>Vantagem técnica:</w:t>
+      </w:r>
+      <w:r>
+        <w:rPr>
+          <w:lang w:val="pt-BR"/>
+        </w:rPr>
+        <w:t xml:space="preserve"> Distribui melhor as cargas pesadas ao longo de três condutores de fase, equilibrando o circuito e evitando cabos de entrada com bitolas excessivamente grossas.</w:t>
+      </w:r>
+    </w:p>
+    <w:p>
+      <w:pPr>
+        <w:pStyle w:val="Ttulo3"/>
+        <w:jc w:val="both"/>
+        <w:rPr>
+          <w:lang w:val="pt-BR"/>
+        </w:rPr>
+      </w:pPr>
+      <w:r>
+        <w:rPr>
+          <w:rFonts w:ascii="Segoe UI Symbol" w:hAnsi="Segoe UI Symbol" w:cs="Segoe UI Symbol"/>
+        </w:rPr>
+        <w:t>💡</w:t>
+      </w:r>
+      <w:r>
+        <w:rPr>
+          <w:lang w:val="pt-BR"/>
+        </w:rPr>
+        <w:t xml:space="preserve"> Resumo Prático para Projetos Residenciais</w:t>
+      </w:r>
+    </w:p>
+    <w:p>
+      <w:pPr>
+        <w:pStyle w:val="NormalWeb"/>
+        <w:jc w:val="both"/>
+        <w:rPr>
+          <w:lang w:val="pt-BR"/>
+        </w:rPr>
+      </w:pPr>
+      <w:r>
+        <w:rPr>
+          <w:lang w:val="pt-BR"/>
+        </w:rPr>
+        <w:t>Uma boa prática empírica para dimensionamento em baixa tensão:</w:t>
+      </w:r>
+    </w:p>
+    <w:p>
+      <w:pPr>
+        <w:pStyle w:val="NormalWeb"/>
+        <w:numPr>
+          <w:ilvl w:val="0"/>
+          <w:numId w:val="11"/>
+        </w:numPr>
+        <w:jc w:val="both"/>
+      </w:pPr>
+      <w:proofErr w:type="spellStart"/>
+      <w:r>
+        <w:t>Até</w:t>
+      </w:r>
+      <w:proofErr w:type="spellEnd"/>
+      <w:r>
+        <w:t xml:space="preserve"> </w:t>
+      </w:r>
+      <w:r>
+        <w:rPr>
+          <w:rStyle w:val="math-inline"/>
+        </w:rPr>
+        <w:t>$12\text{ kVA} \</w:t>
+      </w:r>
+      <w:proofErr w:type="spellStart"/>
+      <w:r>
+        <w:rPr>
+          <w:rStyle w:val="math-inline"/>
+        </w:rPr>
+        <w:t>rightarrow</w:t>
+      </w:r>
+      <w:proofErr w:type="spellEnd"/>
+      <w:r>
+        <w:rPr>
+          <w:rStyle w:val="math-inline"/>
+        </w:rPr>
+        <w:t>$</w:t>
+      </w:r>
+      <w:r>
+        <w:t xml:space="preserve"> </w:t>
+      </w:r>
+      <w:proofErr w:type="spellStart"/>
+      <w:r>
+        <w:rPr>
+          <w:b/>
+          <w:bCs/>
+        </w:rPr>
+        <w:t>Monofásico</w:t>
+      </w:r>
+      <w:proofErr w:type="spellEnd"/>
+    </w:p>
+    <w:p>
+      <w:pPr>
+        <w:pStyle w:val="NormalWeb"/>
+        <w:numPr>
+          <w:ilvl w:val="0"/>
+          <w:numId w:val="11"/>
+        </w:numPr>
+        <w:jc w:val="both"/>
+        <w:rPr>
+          <w:lang w:val="pt-BR"/>
+        </w:rPr>
+      </w:pPr>
+      <w:r>
+        <w:rPr>
+          <w:lang w:val="pt-BR"/>
+        </w:rPr>
+        <w:t xml:space="preserve">Entre </w:t>
+      </w:r>
+      <w:r>
+        <w:rPr>
+          <w:rStyle w:val="math-inline"/>
+          <w:lang w:val="pt-BR"/>
+        </w:rPr>
+        <w:t>$13\</w:t>
+      </w:r>
+      <w:proofErr w:type="gramStart"/>
+      <w:r>
+        <w:rPr>
+          <w:rStyle w:val="math-inline"/>
+          <w:lang w:val="pt-BR"/>
+        </w:rPr>
+        <w:t>text{ kVA</w:t>
+      </w:r>
+      <w:proofErr w:type="gramEnd"/>
+      <w:r>
+        <w:rPr>
+          <w:rStyle w:val="math-inline"/>
+          <w:lang w:val="pt-BR"/>
+        </w:rPr>
+        <w:t>}$</w:t>
+      </w:r>
+      <w:r>
+        <w:rPr>
+          <w:lang w:val="pt-BR"/>
+        </w:rPr>
+        <w:t xml:space="preserve"> e </w:t>
+      </w:r>
+      <w:r>
+        <w:rPr>
+          <w:rStyle w:val="math-inline"/>
+          <w:lang w:val="pt-BR"/>
+        </w:rPr>
+        <w:t>$25\text{ kVA} \rightarrow$</w:t>
+      </w:r>
+      <w:r>
+        <w:rPr>
+          <w:lang w:val="pt-BR"/>
+        </w:rPr>
+        <w:t xml:space="preserve"> </w:t>
+      </w:r>
+      <w:r>
+        <w:rPr>
+          <w:b/>
+          <w:bCs/>
+          <w:lang w:val="pt-BR"/>
+        </w:rPr>
+        <w:t>Bifásico</w:t>
+      </w:r>
+    </w:p>
+    <w:p>
+      <w:pPr>
+        <w:pStyle w:val="NormalWeb"/>
+        <w:numPr>
+          <w:ilvl w:val="0"/>
+          <w:numId w:val="11"/>
+        </w:numPr>
+        <w:jc w:val="both"/>
+        <w:rPr>
+          <w:lang w:val="pt-BR"/>
+        </w:rPr>
+      </w:pPr>
+      <w:r>
+        <w:rPr>
+          <w:lang w:val="pt-BR"/>
+        </w:rPr>
+        <w:t xml:space="preserve">Acima de </w:t>
+      </w:r>
+      <w:r>
+        <w:rPr>
+          <w:rStyle w:val="math-inline"/>
+          <w:lang w:val="pt-BR"/>
+        </w:rPr>
+        <w:t>$25\</w:t>
+      </w:r>
+      <w:proofErr w:type="gramStart"/>
+      <w:r>
+        <w:rPr>
+          <w:rStyle w:val="math-inline"/>
+          <w:lang w:val="pt-BR"/>
+        </w:rPr>
+        <w:t>text{ kVA</w:t>
+      </w:r>
+      <w:proofErr w:type="gramEnd"/>
+      <w:r>
+        <w:rPr>
+          <w:rStyle w:val="math-inline"/>
+          <w:lang w:val="pt-BR"/>
+        </w:rPr>
+        <w:t>} \rightarrow$</w:t>
+      </w:r>
+      <w:r>
+        <w:rPr>
+          <w:lang w:val="pt-BR"/>
+        </w:rPr>
+        <w:t xml:space="preserve"> </w:t>
+      </w:r>
+      <w:r>
+        <w:rPr>
+          <w:b/>
+          <w:bCs/>
+          <w:lang w:val="pt-BR"/>
+        </w:rPr>
+        <w:t>Trifásico</w:t>
+      </w:r>
+    </w:p>
+    <w:p>
+      <w:pPr>
+        <w:pStyle w:val="NormalWeb"/>
+        <w:jc w:val="both"/>
+        <w:rPr>
+          <w:lang w:val="pt-BR"/>
+        </w:rPr>
+      </w:pPr>
+      <w:r>
+        <w:rPr>
+          <w:rFonts w:ascii="Segoe UI Symbol" w:hAnsi="Segoe UI Symbol" w:cs="Segoe UI Symbol"/>
+          <w:lang w:val="pt-BR"/>
+        </w:rPr>
+        <w:t>⚠</w:t>
+      </w:r>
+      <w:r>
+        <w:rPr>
+          <w:rFonts w:ascii="Segoe UI Symbol" w:hAnsi="Segoe UI Symbol" w:cs="Segoe UI Symbol"/>
+        </w:rPr>
+        <w:t>️</w:t>
+      </w:r>
+      <w:r>
+        <w:rPr>
+          <w:lang w:val="pt-BR"/>
+        </w:rPr>
+        <w:t xml:space="preserve"> </w:t>
+      </w:r>
+      <w:r>
+        <w:rPr>
+          <w:b/>
+          <w:bCs/>
+          <w:lang w:val="pt-BR"/>
+        </w:rPr>
+        <w:t>Nota Prática:</w:t>
+      </w:r>
+      <w:r>
+        <w:rPr>
+          <w:lang w:val="pt-BR"/>
+        </w:rPr>
+        <w:t xml:space="preserve"> Mesmo que a potência te permita um sistema monofásico, se a residência possuir um chuveiro de </w:t>
+      </w:r>
+      <w:r>
+        <w:rPr>
+          <w:rStyle w:val="math-inline"/>
+          <w:lang w:val="pt-BR"/>
+        </w:rPr>
+        <w:t>$220\</w:t>
+      </w:r>
+      <w:proofErr w:type="gramStart"/>
+      <w:r>
+        <w:rPr>
+          <w:rStyle w:val="math-inline"/>
+          <w:lang w:val="pt-BR"/>
+        </w:rPr>
+        <w:t>text{ V</w:t>
+      </w:r>
+      <w:proofErr w:type="gramEnd"/>
+      <w:r>
+        <w:rPr>
+          <w:rStyle w:val="math-inline"/>
+          <w:lang w:val="pt-BR"/>
+        </w:rPr>
+        <w:t>}$</w:t>
+      </w:r>
+      <w:r>
+        <w:rPr>
+          <w:lang w:val="pt-BR"/>
+        </w:rPr>
+        <w:t xml:space="preserve"> bifásico, a concessionária exigirá pelo menos o padrão </w:t>
+      </w:r>
+      <w:r>
+        <w:rPr>
+          <w:b/>
+          <w:bCs/>
+          <w:lang w:val="pt-BR"/>
+        </w:rPr>
+        <w:t>bifásico</w:t>
+      </w:r>
+      <w:r>
+        <w:rPr>
+          <w:lang w:val="pt-BR"/>
+        </w:rPr>
+        <w:t>.</w:t>
+      </w:r>
+    </w:p>
+    <w:p>
+      <w:pPr>
+        <w:jc w:val="both"/>
+      </w:pPr>
+    </w:p>
+    <w:p>
+      <w:pPr>
+        <w:jc w:val="both"/>
+      </w:pPr>
+    </w:p>
+    <w:p>
+      <w:pPr>
+        <w:jc w:val="both"/>
+      </w:pPr>
+    </w:p>
+    <w:p>
+      <w:pPr>
+        <w:jc w:val="both"/>
+      </w:pPr>
     </w:p>
     <w:sectPr>
       <w:pgSz w:w="11906" w:h="16838"/>
@@ -675,10 +4065,25 @@
 
 <file path=word/numbering.xml><?xml version="1.0" encoding="utf-8"?>
 <w:numbering xmlns:wpc="http://schemas.microsoft.com/office/word/2010/wordprocessingCanvas" xmlns:cx="http://schemas.microsoft.com/office/drawing/2014/chartex" xmlns:cx1="http://schemas.microsoft.com/office/drawing/2015/9/8/chartex" xmlns:mc="http://schemas.openxmlformats.org/markup-compatibility/2006" xmlns:o="urn:schemas-microsoft-com:office:office" xmlns:r="http://schemas.openxmlformats.org/officeDocument/2006/relationships" xmlns:m="http://schemas.openxmlformats.org/officeDocument/2006/math" xmlns:v="urn:schemas-microsoft-com:vml" xmlns:wp14="http://schemas.microsoft.com/office/word/2010/wordprocessingDrawing" xmlns:wp="http://schemas.openxmlformats.org/drawingml/2006/wordprocessingDrawing" xmlns:w10="urn:schemas-microsoft-com:office:word" xmlns:w="http://schemas.openxmlformats.org/wordprocessingml/2006/main" xmlns:w14="http://schemas.microsoft.com/office/word/2010/wordml" xmlns:w15="http://schemas.microsoft.com/office/word/2012/wordml" xmlns:w16se="http://schemas.microsoft.com/office/word/2015/wordml/symex" xmlns:wpg="http://schemas.microsoft.com/office/word/2010/wordprocessingGroup" xmlns:wpi="http://schemas.microsoft.com/office/word/2010/wordprocessingInk" xmlns:wne="http://schemas.microsoft.com/office/word/2006/wordml" xmlns:wps="http://schemas.microsoft.com/office/word/2010/wordprocessingShape" mc:Ignorable="w14 w15 w16se wp14">
+  <w:numPicBullet w:numPicBulletId="0">
+    <w:pict>
+      <v:rect id="_x0000_i1029" style="width:0;height:1.5pt" o:hralign="center" o:bullet="t" o:hrstd="t" o:hr="t" fillcolor="#a0a0a0" stroked="f"/>
+    </w:pict>
+  </w:numPicBullet>
+  <w:numPicBullet w:numPicBulletId="1">
+    <w:pict>
+      <v:rect id="_x0000_i1030" style="width:0;height:1.5pt" o:hralign="center" o:bullet="t" o:hrstd="t" o:hr="t" fillcolor="#a0a0a0" stroked="f"/>
+    </w:pict>
+  </w:numPicBullet>
+  <w:numPicBullet w:numPicBulletId="2">
+    <w:pict>
+      <v:rect id="_x0000_i1031" style="width:0;height:1.5pt" o:hralign="center" o:bullet="t" o:hrstd="t" o:hr="t" fillcolor="#a0a0a0" stroked="f"/>
+    </w:pict>
+  </w:numPicBullet>
   <w:abstractNum w:abstractNumId="0" w15:restartNumberingAfterBreak="0">
     <w:nsid w:val="039A63AA"/>
     <w:multiLevelType w:val="multilevel"/>
-    <w:tmpl w:val="6AC47BA4"/>
+    <w:tmpl w:val="2EDAA966"/>
     <w:lvl w:ilvl="0">
       <w:start w:val="1"/>
       <w:numFmt w:val="decimal"/>
@@ -686,10 +4091,13 @@
       <w:lvlJc w:val="left"/>
       <w:pPr>
         <w:tabs>
-          <w:tab w:val="num" w:pos="720"/>
-        </w:tabs>
-        <w:ind w:left="720" w:hanging="360"/>
-      </w:pPr>
+          <w:tab w:val="num" w:pos="1440"/>
+        </w:tabs>
+        <w:ind w:left="1440" w:hanging="360"/>
+      </w:pPr>
+      <w:rPr>
+        <w:rFonts w:hint="default"/>
+      </w:rPr>
     </w:lvl>
     <w:lvl w:ilvl="1" w:tentative="1">
       <w:start w:val="1"/>
@@ -698,9 +4106,9 @@
       <w:lvlJc w:val="left"/>
       <w:pPr>
         <w:tabs>
-          <w:tab w:val="num" w:pos="1440"/>
-        </w:tabs>
-        <w:ind w:left="1440" w:hanging="360"/>
+          <w:tab w:val="num" w:pos="2160"/>
+        </w:tabs>
+        <w:ind w:left="2160" w:hanging="360"/>
       </w:pPr>
     </w:lvl>
     <w:lvl w:ilvl="2" w:tentative="1">
@@ -710,9 +4118,9 @@
       <w:lvlJc w:val="left"/>
       <w:pPr>
         <w:tabs>
-          <w:tab w:val="num" w:pos="2160"/>
-        </w:tabs>
-        <w:ind w:left="2160" w:hanging="360"/>
+          <w:tab w:val="num" w:pos="2880"/>
+        </w:tabs>
+        <w:ind w:left="2880" w:hanging="360"/>
       </w:pPr>
     </w:lvl>
     <w:lvl w:ilvl="3" w:tentative="1">
@@ -722,9 +4130,9 @@
       <w:lvlJc w:val="left"/>
       <w:pPr>
         <w:tabs>
-          <w:tab w:val="num" w:pos="2880"/>
-        </w:tabs>
-        <w:ind w:left="2880" w:hanging="360"/>
+          <w:tab w:val="num" w:pos="3600"/>
+        </w:tabs>
+        <w:ind w:left="3600" w:hanging="360"/>
       </w:pPr>
     </w:lvl>
     <w:lvl w:ilvl="4" w:tentative="1">
@@ -734,9 +4142,9 @@
       <w:lvlJc w:val="left"/>
       <w:pPr>
         <w:tabs>
-          <w:tab w:val="num" w:pos="3600"/>
-        </w:tabs>
-        <w:ind w:left="3600" w:hanging="360"/>
+          <w:tab w:val="num" w:pos="4320"/>
+        </w:tabs>
+        <w:ind w:left="4320" w:hanging="360"/>
       </w:pPr>
     </w:lvl>
     <w:lvl w:ilvl="5" w:tentative="1">
@@ -746,9 +4154,9 @@
       <w:lvlJc w:val="left"/>
       <w:pPr>
         <w:tabs>
-          <w:tab w:val="num" w:pos="4320"/>
-        </w:tabs>
-        <w:ind w:left="4320" w:hanging="360"/>
+          <w:tab w:val="num" w:pos="5040"/>
+        </w:tabs>
+        <w:ind w:left="5040" w:hanging="360"/>
       </w:pPr>
     </w:lvl>
     <w:lvl w:ilvl="6" w:tentative="1">
@@ -758,9 +4166,9 @@
       <w:lvlJc w:val="left"/>
       <w:pPr>
         <w:tabs>
-          <w:tab w:val="num" w:pos="5040"/>
-        </w:tabs>
-        <w:ind w:left="5040" w:hanging="360"/>
+          <w:tab w:val="num" w:pos="5760"/>
+        </w:tabs>
+        <w:ind w:left="5760" w:hanging="360"/>
       </w:pPr>
     </w:lvl>
     <w:lvl w:ilvl="7" w:tentative="1">
@@ -770,9 +4178,9 @@
       <w:lvlJc w:val="left"/>
       <w:pPr>
         <w:tabs>
-          <w:tab w:val="num" w:pos="5760"/>
-        </w:tabs>
-        <w:ind w:left="5760" w:hanging="360"/>
+          <w:tab w:val="num" w:pos="6480"/>
+        </w:tabs>
+        <w:ind w:left="6480" w:hanging="360"/>
       </w:pPr>
     </w:lvl>
     <w:lvl w:ilvl="8" w:tentative="1">
@@ -782,13 +4190,1290 @@
       <w:lvlJc w:val="left"/>
       <w:pPr>
         <w:tabs>
-          <w:tab w:val="num" w:pos="6480"/>
-        </w:tabs>
-        <w:ind w:left="6480" w:hanging="360"/>
+          <w:tab w:val="num" w:pos="7200"/>
+        </w:tabs>
+        <w:ind w:left="7200" w:hanging="360"/>
       </w:pPr>
     </w:lvl>
   </w:abstractNum>
   <w:abstractNum w:abstractNumId="1" w15:restartNumberingAfterBreak="0">
+    <w:nsid w:val="0DFA5E51"/>
+    <w:multiLevelType w:val="multilevel"/>
+    <w:tmpl w:val="0A1AD212"/>
+    <w:lvl w:ilvl="0">
+      <w:start w:val="1"/>
+      <w:numFmt w:val="decimal"/>
+      <w:lvlText w:val="%1."/>
+      <w:lvlJc w:val="left"/>
+      <w:pPr>
+        <w:tabs>
+          <w:tab w:val="num" w:pos="720"/>
+        </w:tabs>
+        <w:ind w:left="720" w:hanging="360"/>
+      </w:pPr>
+    </w:lvl>
+    <w:lvl w:ilvl="1">
+      <w:start w:val="1"/>
+      <w:numFmt w:val="bullet"/>
+      <w:lvlText w:val="o"/>
+      <w:lvlJc w:val="left"/>
+      <w:pPr>
+        <w:tabs>
+          <w:tab w:val="num" w:pos="1440"/>
+        </w:tabs>
+        <w:ind w:left="1440" w:hanging="360"/>
+      </w:pPr>
+      <w:rPr>
+        <w:rFonts w:ascii="Courier New" w:hAnsi="Courier New" w:hint="default"/>
+        <w:sz w:val="20"/>
+      </w:rPr>
+    </w:lvl>
+    <w:lvl w:ilvl="2" w:tentative="1">
+      <w:start w:val="1"/>
+      <w:numFmt w:val="decimal"/>
+      <w:lvlText w:val="%3."/>
+      <w:lvlJc w:val="left"/>
+      <w:pPr>
+        <w:tabs>
+          <w:tab w:val="num" w:pos="2160"/>
+        </w:tabs>
+        <w:ind w:left="2160" w:hanging="360"/>
+      </w:pPr>
+    </w:lvl>
+    <w:lvl w:ilvl="3" w:tentative="1">
+      <w:start w:val="1"/>
+      <w:numFmt w:val="decimal"/>
+      <w:lvlText w:val="%4."/>
+      <w:lvlJc w:val="left"/>
+      <w:pPr>
+        <w:tabs>
+          <w:tab w:val="num" w:pos="2880"/>
+        </w:tabs>
+        <w:ind w:left="2880" w:hanging="360"/>
+      </w:pPr>
+    </w:lvl>
+    <w:lvl w:ilvl="4" w:tentative="1">
+      <w:start w:val="1"/>
+      <w:numFmt w:val="decimal"/>
+      <w:lvlText w:val="%5."/>
+      <w:lvlJc w:val="left"/>
+      <w:pPr>
+        <w:tabs>
+          <w:tab w:val="num" w:pos="3600"/>
+        </w:tabs>
+        <w:ind w:left="3600" w:hanging="360"/>
+      </w:pPr>
+    </w:lvl>
+    <w:lvl w:ilvl="5" w:tentative="1">
+      <w:start w:val="1"/>
+      <w:numFmt w:val="decimal"/>
+      <w:lvlText w:val="%6."/>
+      <w:lvlJc w:val="left"/>
+      <w:pPr>
+        <w:tabs>
+          <w:tab w:val="num" w:pos="4320"/>
+        </w:tabs>
+        <w:ind w:left="4320" w:hanging="360"/>
+      </w:pPr>
+    </w:lvl>
+    <w:lvl w:ilvl="6" w:tentative="1">
+      <w:start w:val="1"/>
+      <w:numFmt w:val="decimal"/>
+      <w:lvlText w:val="%7."/>
+      <w:lvlJc w:val="left"/>
+      <w:pPr>
+        <w:tabs>
+          <w:tab w:val="num" w:pos="5040"/>
+        </w:tabs>
+        <w:ind w:left="5040" w:hanging="360"/>
+      </w:pPr>
+    </w:lvl>
+    <w:lvl w:ilvl="7" w:tentative="1">
+      <w:start w:val="1"/>
+      <w:numFmt w:val="decimal"/>
+      <w:lvlText w:val="%8."/>
+      <w:lvlJc w:val="left"/>
+      <w:pPr>
+        <w:tabs>
+          <w:tab w:val="num" w:pos="5760"/>
+        </w:tabs>
+        <w:ind w:left="5760" w:hanging="360"/>
+      </w:pPr>
+    </w:lvl>
+    <w:lvl w:ilvl="8" w:tentative="1">
+      <w:start w:val="1"/>
+      <w:numFmt w:val="decimal"/>
+      <w:lvlText w:val="%9."/>
+      <w:lvlJc w:val="left"/>
+      <w:pPr>
+        <w:tabs>
+          <w:tab w:val="num" w:pos="6480"/>
+        </w:tabs>
+        <w:ind w:left="6480" w:hanging="360"/>
+      </w:pPr>
+    </w:lvl>
+  </w:abstractNum>
+  <w:abstractNum w:abstractNumId="2" w15:restartNumberingAfterBreak="0">
+    <w:nsid w:val="1D2539B9"/>
+    <w:multiLevelType w:val="multilevel"/>
+    <w:tmpl w:val="79EE248E"/>
+    <w:lvl w:ilvl="0">
+      <w:start w:val="1"/>
+      <w:numFmt w:val="bullet"/>
+      <w:lvlText w:val=""/>
+      <w:lvlJc w:val="left"/>
+      <w:pPr>
+        <w:tabs>
+          <w:tab w:val="num" w:pos="720"/>
+        </w:tabs>
+        <w:ind w:left="720" w:hanging="360"/>
+      </w:pPr>
+      <w:rPr>
+        <w:rFonts w:ascii="Symbol" w:hAnsi="Symbol" w:hint="default"/>
+        <w:sz w:val="20"/>
+      </w:rPr>
+    </w:lvl>
+    <w:lvl w:ilvl="1" w:tentative="1">
+      <w:start w:val="1"/>
+      <w:numFmt w:val="bullet"/>
+      <w:lvlText w:val="o"/>
+      <w:lvlJc w:val="left"/>
+      <w:pPr>
+        <w:tabs>
+          <w:tab w:val="num" w:pos="1440"/>
+        </w:tabs>
+        <w:ind w:left="1440" w:hanging="360"/>
+      </w:pPr>
+      <w:rPr>
+        <w:rFonts w:ascii="Courier New" w:hAnsi="Courier New" w:hint="default"/>
+        <w:sz w:val="20"/>
+      </w:rPr>
+    </w:lvl>
+    <w:lvl w:ilvl="2" w:tentative="1">
+      <w:start w:val="1"/>
+      <w:numFmt w:val="bullet"/>
+      <w:lvlText w:val=""/>
+      <w:lvlJc w:val="left"/>
+      <w:pPr>
+        <w:tabs>
+          <w:tab w:val="num" w:pos="2160"/>
+        </w:tabs>
+        <w:ind w:left="2160" w:hanging="360"/>
+      </w:pPr>
+      <w:rPr>
+        <w:rFonts w:ascii="Wingdings" w:hAnsi="Wingdings" w:hint="default"/>
+        <w:sz w:val="20"/>
+      </w:rPr>
+    </w:lvl>
+    <w:lvl w:ilvl="3" w:tentative="1">
+      <w:start w:val="1"/>
+      <w:numFmt w:val="bullet"/>
+      <w:lvlText w:val=""/>
+      <w:lvlJc w:val="left"/>
+      <w:pPr>
+        <w:tabs>
+          <w:tab w:val="num" w:pos="2880"/>
+        </w:tabs>
+        <w:ind w:left="2880" w:hanging="360"/>
+      </w:pPr>
+      <w:rPr>
+        <w:rFonts w:ascii="Wingdings" w:hAnsi="Wingdings" w:hint="default"/>
+        <w:sz w:val="20"/>
+      </w:rPr>
+    </w:lvl>
+    <w:lvl w:ilvl="4" w:tentative="1">
+      <w:start w:val="1"/>
+      <w:numFmt w:val="bullet"/>
+      <w:lvlText w:val=""/>
+      <w:lvlJc w:val="left"/>
+      <w:pPr>
+        <w:tabs>
+          <w:tab w:val="num" w:pos="3600"/>
+        </w:tabs>
+        <w:ind w:left="3600" w:hanging="360"/>
+      </w:pPr>
+      <w:rPr>
+        <w:rFonts w:ascii="Wingdings" w:hAnsi="Wingdings" w:hint="default"/>
+        <w:sz w:val="20"/>
+      </w:rPr>
+    </w:lvl>
+    <w:lvl w:ilvl="5" w:tentative="1">
+      <w:start w:val="1"/>
+      <w:numFmt w:val="bullet"/>
+      <w:lvlText w:val=""/>
+      <w:lvlJc w:val="left"/>
+      <w:pPr>
+        <w:tabs>
+          <w:tab w:val="num" w:pos="4320"/>
+        </w:tabs>
+        <w:ind w:left="4320" w:hanging="360"/>
+      </w:pPr>
+      <w:rPr>
+        <w:rFonts w:ascii="Wingdings" w:hAnsi="Wingdings" w:hint="default"/>
+        <w:sz w:val="20"/>
+      </w:rPr>
+    </w:lvl>
+    <w:lvl w:ilvl="6" w:tentative="1">
+      <w:start w:val="1"/>
+      <w:numFmt w:val="bullet"/>
+      <w:lvlText w:val=""/>
+      <w:lvlJc w:val="left"/>
+      <w:pPr>
+        <w:tabs>
+          <w:tab w:val="num" w:pos="5040"/>
+        </w:tabs>
+        <w:ind w:left="5040" w:hanging="360"/>
+      </w:pPr>
+      <w:rPr>
+        <w:rFonts w:ascii="Wingdings" w:hAnsi="Wingdings" w:hint="default"/>
+        <w:sz w:val="20"/>
+      </w:rPr>
+    </w:lvl>
+    <w:lvl w:ilvl="7" w:tentative="1">
+      <w:start w:val="1"/>
+      <w:numFmt w:val="bullet"/>
+      <w:lvlText w:val=""/>
+      <w:lvlJc w:val="left"/>
+      <w:pPr>
+        <w:tabs>
+          <w:tab w:val="num" w:pos="5760"/>
+        </w:tabs>
+        <w:ind w:left="5760" w:hanging="360"/>
+      </w:pPr>
+      <w:rPr>
+        <w:rFonts w:ascii="Wingdings" w:hAnsi="Wingdings" w:hint="default"/>
+        <w:sz w:val="20"/>
+      </w:rPr>
+    </w:lvl>
+    <w:lvl w:ilvl="8" w:tentative="1">
+      <w:start w:val="1"/>
+      <w:numFmt w:val="bullet"/>
+      <w:lvlText w:val=""/>
+      <w:lvlJc w:val="left"/>
+      <w:pPr>
+        <w:tabs>
+          <w:tab w:val="num" w:pos="6480"/>
+        </w:tabs>
+        <w:ind w:left="6480" w:hanging="360"/>
+      </w:pPr>
+      <w:rPr>
+        <w:rFonts w:ascii="Wingdings" w:hAnsi="Wingdings" w:hint="default"/>
+        <w:sz w:val="20"/>
+      </w:rPr>
+    </w:lvl>
+  </w:abstractNum>
+  <w:abstractNum w:abstractNumId="3" w15:restartNumberingAfterBreak="0">
+    <w:nsid w:val="24365435"/>
+    <w:multiLevelType w:val="multilevel"/>
+    <w:tmpl w:val="60F0594E"/>
+    <w:lvl w:ilvl="0">
+      <w:start w:val="1"/>
+      <w:numFmt w:val="bullet"/>
+      <w:lvlText w:val=""/>
+      <w:lvlJc w:val="left"/>
+      <w:pPr>
+        <w:tabs>
+          <w:tab w:val="num" w:pos="720"/>
+        </w:tabs>
+        <w:ind w:left="720" w:hanging="360"/>
+      </w:pPr>
+      <w:rPr>
+        <w:rFonts w:ascii="Symbol" w:hAnsi="Symbol" w:hint="default"/>
+        <w:sz w:val="20"/>
+      </w:rPr>
+    </w:lvl>
+    <w:lvl w:ilvl="1" w:tentative="1">
+      <w:start w:val="1"/>
+      <w:numFmt w:val="bullet"/>
+      <w:lvlText w:val="o"/>
+      <w:lvlJc w:val="left"/>
+      <w:pPr>
+        <w:tabs>
+          <w:tab w:val="num" w:pos="1440"/>
+        </w:tabs>
+        <w:ind w:left="1440" w:hanging="360"/>
+      </w:pPr>
+      <w:rPr>
+        <w:rFonts w:ascii="Courier New" w:hAnsi="Courier New" w:hint="default"/>
+        <w:sz w:val="20"/>
+      </w:rPr>
+    </w:lvl>
+    <w:lvl w:ilvl="2" w:tentative="1">
+      <w:start w:val="1"/>
+      <w:numFmt w:val="bullet"/>
+      <w:lvlText w:val=""/>
+      <w:lvlJc w:val="left"/>
+      <w:pPr>
+        <w:tabs>
+          <w:tab w:val="num" w:pos="2160"/>
+        </w:tabs>
+        <w:ind w:left="2160" w:hanging="360"/>
+      </w:pPr>
+      <w:rPr>
+        <w:rFonts w:ascii="Wingdings" w:hAnsi="Wingdings" w:hint="default"/>
+        <w:sz w:val="20"/>
+      </w:rPr>
+    </w:lvl>
+    <w:lvl w:ilvl="3" w:tentative="1">
+      <w:start w:val="1"/>
+      <w:numFmt w:val="bullet"/>
+      <w:lvlText w:val=""/>
+      <w:lvlJc w:val="left"/>
+      <w:pPr>
+        <w:tabs>
+          <w:tab w:val="num" w:pos="2880"/>
+        </w:tabs>
+        <w:ind w:left="2880" w:hanging="360"/>
+      </w:pPr>
+      <w:rPr>
+        <w:rFonts w:ascii="Wingdings" w:hAnsi="Wingdings" w:hint="default"/>
+        <w:sz w:val="20"/>
+      </w:rPr>
+    </w:lvl>
+    <w:lvl w:ilvl="4" w:tentative="1">
+      <w:start w:val="1"/>
+      <w:numFmt w:val="bullet"/>
+      <w:lvlText w:val=""/>
+      <w:lvlJc w:val="left"/>
+      <w:pPr>
+        <w:tabs>
+          <w:tab w:val="num" w:pos="3600"/>
+        </w:tabs>
+        <w:ind w:left="3600" w:hanging="360"/>
+      </w:pPr>
+      <w:rPr>
+        <w:rFonts w:ascii="Wingdings" w:hAnsi="Wingdings" w:hint="default"/>
+        <w:sz w:val="20"/>
+      </w:rPr>
+    </w:lvl>
+    <w:lvl w:ilvl="5" w:tentative="1">
+      <w:start w:val="1"/>
+      <w:numFmt w:val="bullet"/>
+      <w:lvlText w:val=""/>
+      <w:lvlJc w:val="left"/>
+      <w:pPr>
+        <w:tabs>
+          <w:tab w:val="num" w:pos="4320"/>
+        </w:tabs>
+        <w:ind w:left="4320" w:hanging="360"/>
+      </w:pPr>
+      <w:rPr>
+        <w:rFonts w:ascii="Wingdings" w:hAnsi="Wingdings" w:hint="default"/>
+        <w:sz w:val="20"/>
+      </w:rPr>
+    </w:lvl>
+    <w:lvl w:ilvl="6" w:tentative="1">
+      <w:start w:val="1"/>
+      <w:numFmt w:val="bullet"/>
+      <w:lvlText w:val=""/>
+      <w:lvlJc w:val="left"/>
+      <w:pPr>
+        <w:tabs>
+          <w:tab w:val="num" w:pos="5040"/>
+        </w:tabs>
+        <w:ind w:left="5040" w:hanging="360"/>
+      </w:pPr>
+      <w:rPr>
+        <w:rFonts w:ascii="Wingdings" w:hAnsi="Wingdings" w:hint="default"/>
+        <w:sz w:val="20"/>
+      </w:rPr>
+    </w:lvl>
+    <w:lvl w:ilvl="7" w:tentative="1">
+      <w:start w:val="1"/>
+      <w:numFmt w:val="bullet"/>
+      <w:lvlText w:val=""/>
+      <w:lvlJc w:val="left"/>
+      <w:pPr>
+        <w:tabs>
+          <w:tab w:val="num" w:pos="5760"/>
+        </w:tabs>
+        <w:ind w:left="5760" w:hanging="360"/>
+      </w:pPr>
+      <w:rPr>
+        <w:rFonts w:ascii="Wingdings" w:hAnsi="Wingdings" w:hint="default"/>
+        <w:sz w:val="20"/>
+      </w:rPr>
+    </w:lvl>
+    <w:lvl w:ilvl="8" w:tentative="1">
+      <w:start w:val="1"/>
+      <w:numFmt w:val="bullet"/>
+      <w:lvlText w:val=""/>
+      <w:lvlJc w:val="left"/>
+      <w:pPr>
+        <w:tabs>
+          <w:tab w:val="num" w:pos="6480"/>
+        </w:tabs>
+        <w:ind w:left="6480" w:hanging="360"/>
+      </w:pPr>
+      <w:rPr>
+        <w:rFonts w:ascii="Wingdings" w:hAnsi="Wingdings" w:hint="default"/>
+        <w:sz w:val="20"/>
+      </w:rPr>
+    </w:lvl>
+  </w:abstractNum>
+  <w:abstractNum w:abstractNumId="4" w15:restartNumberingAfterBreak="0">
+    <w:nsid w:val="4FDD1E19"/>
+    <w:multiLevelType w:val="multilevel"/>
+    <w:tmpl w:val="BB7E7632"/>
+    <w:lvl w:ilvl="0">
+      <w:start w:val="1"/>
+      <w:numFmt w:val="bullet"/>
+      <w:lvlText w:val=""/>
+      <w:lvlJc w:val="left"/>
+      <w:pPr>
+        <w:tabs>
+          <w:tab w:val="num" w:pos="720"/>
+        </w:tabs>
+        <w:ind w:left="720" w:hanging="360"/>
+      </w:pPr>
+      <w:rPr>
+        <w:rFonts w:ascii="Symbol" w:hAnsi="Symbol" w:hint="default"/>
+        <w:sz w:val="20"/>
+      </w:rPr>
+    </w:lvl>
+    <w:lvl w:ilvl="1">
+      <w:start w:val="1"/>
+      <w:numFmt w:val="bullet"/>
+      <w:lvlText w:val="o"/>
+      <w:lvlJc w:val="left"/>
+      <w:pPr>
+        <w:tabs>
+          <w:tab w:val="num" w:pos="1440"/>
+        </w:tabs>
+        <w:ind w:left="1440" w:hanging="360"/>
+      </w:pPr>
+      <w:rPr>
+        <w:rFonts w:ascii="Courier New" w:hAnsi="Courier New" w:hint="default"/>
+        <w:sz w:val="20"/>
+      </w:rPr>
+    </w:lvl>
+    <w:lvl w:ilvl="2" w:tentative="1">
+      <w:start w:val="1"/>
+      <w:numFmt w:val="bullet"/>
+      <w:lvlText w:val=""/>
+      <w:lvlJc w:val="left"/>
+      <w:pPr>
+        <w:tabs>
+          <w:tab w:val="num" w:pos="2160"/>
+        </w:tabs>
+        <w:ind w:left="2160" w:hanging="360"/>
+      </w:pPr>
+      <w:rPr>
+        <w:rFonts w:ascii="Wingdings" w:hAnsi="Wingdings" w:hint="default"/>
+        <w:sz w:val="20"/>
+      </w:rPr>
+    </w:lvl>
+    <w:lvl w:ilvl="3" w:tentative="1">
+      <w:start w:val="1"/>
+      <w:numFmt w:val="bullet"/>
+      <w:lvlText w:val=""/>
+      <w:lvlJc w:val="left"/>
+      <w:pPr>
+        <w:tabs>
+          <w:tab w:val="num" w:pos="2880"/>
+        </w:tabs>
+        <w:ind w:left="2880" w:hanging="360"/>
+      </w:pPr>
+      <w:rPr>
+        <w:rFonts w:ascii="Wingdings" w:hAnsi="Wingdings" w:hint="default"/>
+        <w:sz w:val="20"/>
+      </w:rPr>
+    </w:lvl>
+    <w:lvl w:ilvl="4" w:tentative="1">
+      <w:start w:val="1"/>
+      <w:numFmt w:val="bullet"/>
+      <w:lvlText w:val=""/>
+      <w:lvlJc w:val="left"/>
+      <w:pPr>
+        <w:tabs>
+          <w:tab w:val="num" w:pos="3600"/>
+        </w:tabs>
+        <w:ind w:left="3600" w:hanging="360"/>
+      </w:pPr>
+      <w:rPr>
+        <w:rFonts w:ascii="Wingdings" w:hAnsi="Wingdings" w:hint="default"/>
+        <w:sz w:val="20"/>
+      </w:rPr>
+    </w:lvl>
+    <w:lvl w:ilvl="5" w:tentative="1">
+      <w:start w:val="1"/>
+      <w:numFmt w:val="bullet"/>
+      <w:lvlText w:val=""/>
+      <w:lvlJc w:val="left"/>
+      <w:pPr>
+        <w:tabs>
+          <w:tab w:val="num" w:pos="4320"/>
+        </w:tabs>
+        <w:ind w:left="4320" w:hanging="360"/>
+      </w:pPr>
+      <w:rPr>
+        <w:rFonts w:ascii="Wingdings" w:hAnsi="Wingdings" w:hint="default"/>
+        <w:sz w:val="20"/>
+      </w:rPr>
+    </w:lvl>
+    <w:lvl w:ilvl="6" w:tentative="1">
+      <w:start w:val="1"/>
+      <w:numFmt w:val="bullet"/>
+      <w:lvlText w:val=""/>
+      <w:lvlJc w:val="left"/>
+      <w:pPr>
+        <w:tabs>
+          <w:tab w:val="num" w:pos="5040"/>
+        </w:tabs>
+        <w:ind w:left="5040" w:hanging="360"/>
+      </w:pPr>
+      <w:rPr>
+        <w:rFonts w:ascii="Wingdings" w:hAnsi="Wingdings" w:hint="default"/>
+        <w:sz w:val="20"/>
+      </w:rPr>
+    </w:lvl>
+    <w:lvl w:ilvl="7" w:tentative="1">
+      <w:start w:val="1"/>
+      <w:numFmt w:val="bullet"/>
+      <w:lvlText w:val=""/>
+      <w:lvlJc w:val="left"/>
+      <w:pPr>
+        <w:tabs>
+          <w:tab w:val="num" w:pos="5760"/>
+        </w:tabs>
+        <w:ind w:left="5760" w:hanging="360"/>
+      </w:pPr>
+      <w:rPr>
+        <w:rFonts w:ascii="Wingdings" w:hAnsi="Wingdings" w:hint="default"/>
+        <w:sz w:val="20"/>
+      </w:rPr>
+    </w:lvl>
+    <w:lvl w:ilvl="8" w:tentative="1">
+      <w:start w:val="1"/>
+      <w:numFmt w:val="bullet"/>
+      <w:lvlText w:val=""/>
+      <w:lvlJc w:val="left"/>
+      <w:pPr>
+        <w:tabs>
+          <w:tab w:val="num" w:pos="6480"/>
+        </w:tabs>
+        <w:ind w:left="6480" w:hanging="360"/>
+      </w:pPr>
+      <w:rPr>
+        <w:rFonts w:ascii="Wingdings" w:hAnsi="Wingdings" w:hint="default"/>
+        <w:sz w:val="20"/>
+      </w:rPr>
+    </w:lvl>
+  </w:abstractNum>
+  <w:abstractNum w:abstractNumId="5" w15:restartNumberingAfterBreak="0">
+    <w:nsid w:val="604929EB"/>
+    <w:multiLevelType w:val="multilevel"/>
+    <w:tmpl w:val="8C8AED00"/>
+    <w:lvl w:ilvl="0">
+      <w:start w:val="1"/>
+      <w:numFmt w:val="bullet"/>
+      <w:lvlText w:val=""/>
+      <w:lvlJc w:val="left"/>
+      <w:pPr>
+        <w:tabs>
+          <w:tab w:val="num" w:pos="720"/>
+        </w:tabs>
+        <w:ind w:left="720" w:hanging="360"/>
+      </w:pPr>
+      <w:rPr>
+        <w:rFonts w:ascii="Symbol" w:hAnsi="Symbol" w:hint="default"/>
+        <w:sz w:val="20"/>
+      </w:rPr>
+    </w:lvl>
+    <w:lvl w:ilvl="1" w:tentative="1">
+      <w:start w:val="1"/>
+      <w:numFmt w:val="bullet"/>
+      <w:lvlText w:val="o"/>
+      <w:lvlJc w:val="left"/>
+      <w:pPr>
+        <w:tabs>
+          <w:tab w:val="num" w:pos="1440"/>
+        </w:tabs>
+        <w:ind w:left="1440" w:hanging="360"/>
+      </w:pPr>
+      <w:rPr>
+        <w:rFonts w:ascii="Courier New" w:hAnsi="Courier New" w:hint="default"/>
+        <w:sz w:val="20"/>
+      </w:rPr>
+    </w:lvl>
+    <w:lvl w:ilvl="2" w:tentative="1">
+      <w:start w:val="1"/>
+      <w:numFmt w:val="bullet"/>
+      <w:lvlText w:val=""/>
+      <w:lvlJc w:val="left"/>
+      <w:pPr>
+        <w:tabs>
+          <w:tab w:val="num" w:pos="2160"/>
+        </w:tabs>
+        <w:ind w:left="2160" w:hanging="360"/>
+      </w:pPr>
+      <w:rPr>
+        <w:rFonts w:ascii="Wingdings" w:hAnsi="Wingdings" w:hint="default"/>
+        <w:sz w:val="20"/>
+      </w:rPr>
+    </w:lvl>
+    <w:lvl w:ilvl="3" w:tentative="1">
+      <w:start w:val="1"/>
+      <w:numFmt w:val="bullet"/>
+      <w:lvlText w:val=""/>
+      <w:lvlJc w:val="left"/>
+      <w:pPr>
+        <w:tabs>
+          <w:tab w:val="num" w:pos="2880"/>
+        </w:tabs>
+        <w:ind w:left="2880" w:hanging="360"/>
+      </w:pPr>
+      <w:rPr>
+        <w:rFonts w:ascii="Wingdings" w:hAnsi="Wingdings" w:hint="default"/>
+        <w:sz w:val="20"/>
+      </w:rPr>
+    </w:lvl>
+    <w:lvl w:ilvl="4" w:tentative="1">
+      <w:start w:val="1"/>
+      <w:numFmt w:val="bullet"/>
+      <w:lvlText w:val=""/>
+      <w:lvlJc w:val="left"/>
+      <w:pPr>
+        <w:tabs>
+          <w:tab w:val="num" w:pos="3600"/>
+        </w:tabs>
+        <w:ind w:left="3600" w:hanging="360"/>
+      </w:pPr>
+      <w:rPr>
+        <w:rFonts w:ascii="Wingdings" w:hAnsi="Wingdings" w:hint="default"/>
+        <w:sz w:val="20"/>
+      </w:rPr>
+    </w:lvl>
+    <w:lvl w:ilvl="5" w:tentative="1">
+      <w:start w:val="1"/>
+      <w:numFmt w:val="bullet"/>
+      <w:lvlText w:val=""/>
+      <w:lvlJc w:val="left"/>
+      <w:pPr>
+        <w:tabs>
+          <w:tab w:val="num" w:pos="4320"/>
+        </w:tabs>
+        <w:ind w:left="4320" w:hanging="360"/>
+      </w:pPr>
+      <w:rPr>
+        <w:rFonts w:ascii="Wingdings" w:hAnsi="Wingdings" w:hint="default"/>
+        <w:sz w:val="20"/>
+      </w:rPr>
+    </w:lvl>
+    <w:lvl w:ilvl="6" w:tentative="1">
+      <w:start w:val="1"/>
+      <w:numFmt w:val="bullet"/>
+      <w:lvlText w:val=""/>
+      <w:lvlJc w:val="left"/>
+      <w:pPr>
+        <w:tabs>
+          <w:tab w:val="num" w:pos="5040"/>
+        </w:tabs>
+        <w:ind w:left="5040" w:hanging="360"/>
+      </w:pPr>
+      <w:rPr>
+        <w:rFonts w:ascii="Wingdings" w:hAnsi="Wingdings" w:hint="default"/>
+        <w:sz w:val="20"/>
+      </w:rPr>
+    </w:lvl>
+    <w:lvl w:ilvl="7" w:tentative="1">
+      <w:start w:val="1"/>
+      <w:numFmt w:val="bullet"/>
+      <w:lvlText w:val=""/>
+      <w:lvlJc w:val="left"/>
+      <w:pPr>
+        <w:tabs>
+          <w:tab w:val="num" w:pos="5760"/>
+        </w:tabs>
+        <w:ind w:left="5760" w:hanging="360"/>
+      </w:pPr>
+      <w:rPr>
+        <w:rFonts w:ascii="Wingdings" w:hAnsi="Wingdings" w:hint="default"/>
+        <w:sz w:val="20"/>
+      </w:rPr>
+    </w:lvl>
+    <w:lvl w:ilvl="8" w:tentative="1">
+      <w:start w:val="1"/>
+      <w:numFmt w:val="bullet"/>
+      <w:lvlText w:val=""/>
+      <w:lvlJc w:val="left"/>
+      <w:pPr>
+        <w:tabs>
+          <w:tab w:val="num" w:pos="6480"/>
+        </w:tabs>
+        <w:ind w:left="6480" w:hanging="360"/>
+      </w:pPr>
+      <w:rPr>
+        <w:rFonts w:ascii="Wingdings" w:hAnsi="Wingdings" w:hint="default"/>
+        <w:sz w:val="20"/>
+      </w:rPr>
+    </w:lvl>
+  </w:abstractNum>
+  <w:abstractNum w:abstractNumId="6" w15:restartNumberingAfterBreak="0">
+    <w:nsid w:val="727E1013"/>
+    <w:multiLevelType w:val="multilevel"/>
+    <w:tmpl w:val="96DACA0E"/>
+    <w:lvl w:ilvl="0">
+      <w:start w:val="1"/>
+      <w:numFmt w:val="bullet"/>
+      <w:lvlText w:val=""/>
+      <w:lvlJc w:val="left"/>
+      <w:pPr>
+        <w:tabs>
+          <w:tab w:val="num" w:pos="720"/>
+        </w:tabs>
+        <w:ind w:left="720" w:hanging="360"/>
+      </w:pPr>
+      <w:rPr>
+        <w:rFonts w:ascii="Symbol" w:hAnsi="Symbol" w:hint="default"/>
+        <w:sz w:val="20"/>
+      </w:rPr>
+    </w:lvl>
+    <w:lvl w:ilvl="1" w:tentative="1">
+      <w:start w:val="1"/>
+      <w:numFmt w:val="bullet"/>
+      <w:lvlText w:val="o"/>
+      <w:lvlJc w:val="left"/>
+      <w:pPr>
+        <w:tabs>
+          <w:tab w:val="num" w:pos="1440"/>
+        </w:tabs>
+        <w:ind w:left="1440" w:hanging="360"/>
+      </w:pPr>
+      <w:rPr>
+        <w:rFonts w:ascii="Courier New" w:hAnsi="Courier New" w:hint="default"/>
+        <w:sz w:val="20"/>
+      </w:rPr>
+    </w:lvl>
+    <w:lvl w:ilvl="2" w:tentative="1">
+      <w:start w:val="1"/>
+      <w:numFmt w:val="bullet"/>
+      <w:lvlText w:val=""/>
+      <w:lvlJc w:val="left"/>
+      <w:pPr>
+        <w:tabs>
+          <w:tab w:val="num" w:pos="2160"/>
+        </w:tabs>
+        <w:ind w:left="2160" w:hanging="360"/>
+      </w:pPr>
+      <w:rPr>
+        <w:rFonts w:ascii="Wingdings" w:hAnsi="Wingdings" w:hint="default"/>
+        <w:sz w:val="20"/>
+      </w:rPr>
+    </w:lvl>
+    <w:lvl w:ilvl="3" w:tentative="1">
+      <w:start w:val="1"/>
+      <w:numFmt w:val="bullet"/>
+      <w:lvlText w:val=""/>
+      <w:lvlJc w:val="left"/>
+      <w:pPr>
+        <w:tabs>
+          <w:tab w:val="num" w:pos="2880"/>
+        </w:tabs>
+        <w:ind w:left="2880" w:hanging="360"/>
+      </w:pPr>
+      <w:rPr>
+        <w:rFonts w:ascii="Wingdings" w:hAnsi="Wingdings" w:hint="default"/>
+        <w:sz w:val="20"/>
+      </w:rPr>
+    </w:lvl>
+    <w:lvl w:ilvl="4" w:tentative="1">
+      <w:start w:val="1"/>
+      <w:numFmt w:val="bullet"/>
+      <w:lvlText w:val=""/>
+      <w:lvlJc w:val="left"/>
+      <w:pPr>
+        <w:tabs>
+          <w:tab w:val="num" w:pos="3600"/>
+        </w:tabs>
+        <w:ind w:left="3600" w:hanging="360"/>
+      </w:pPr>
+      <w:rPr>
+        <w:rFonts w:ascii="Wingdings" w:hAnsi="Wingdings" w:hint="default"/>
+        <w:sz w:val="20"/>
+      </w:rPr>
+    </w:lvl>
+    <w:lvl w:ilvl="5" w:tentative="1">
+      <w:start w:val="1"/>
+      <w:numFmt w:val="bullet"/>
+      <w:lvlText w:val=""/>
+      <w:lvlJc w:val="left"/>
+      <w:pPr>
+        <w:tabs>
+          <w:tab w:val="num" w:pos="4320"/>
+        </w:tabs>
+        <w:ind w:left="4320" w:hanging="360"/>
+      </w:pPr>
+      <w:rPr>
+        <w:rFonts w:ascii="Wingdings" w:hAnsi="Wingdings" w:hint="default"/>
+        <w:sz w:val="20"/>
+      </w:rPr>
+    </w:lvl>
+    <w:lvl w:ilvl="6" w:tentative="1">
+      <w:start w:val="1"/>
+      <w:numFmt w:val="bullet"/>
+      <w:lvlText w:val=""/>
+      <w:lvlJc w:val="left"/>
+      <w:pPr>
+        <w:tabs>
+          <w:tab w:val="num" w:pos="5040"/>
+        </w:tabs>
+        <w:ind w:left="5040" w:hanging="360"/>
+      </w:pPr>
+      <w:rPr>
+        <w:rFonts w:ascii="Wingdings" w:hAnsi="Wingdings" w:hint="default"/>
+        <w:sz w:val="20"/>
+      </w:rPr>
+    </w:lvl>
+    <w:lvl w:ilvl="7" w:tentative="1">
+      <w:start w:val="1"/>
+      <w:numFmt w:val="bullet"/>
+      <w:lvlText w:val=""/>
+      <w:lvlJc w:val="left"/>
+      <w:pPr>
+        <w:tabs>
+          <w:tab w:val="num" w:pos="5760"/>
+        </w:tabs>
+        <w:ind w:left="5760" w:hanging="360"/>
+      </w:pPr>
+      <w:rPr>
+        <w:rFonts w:ascii="Wingdings" w:hAnsi="Wingdings" w:hint="default"/>
+        <w:sz w:val="20"/>
+      </w:rPr>
+    </w:lvl>
+    <w:lvl w:ilvl="8" w:tentative="1">
+      <w:start w:val="1"/>
+      <w:numFmt w:val="bullet"/>
+      <w:lvlText w:val=""/>
+      <w:lvlJc w:val="left"/>
+      <w:pPr>
+        <w:tabs>
+          <w:tab w:val="num" w:pos="6480"/>
+        </w:tabs>
+        <w:ind w:left="6480" w:hanging="360"/>
+      </w:pPr>
+      <w:rPr>
+        <w:rFonts w:ascii="Wingdings" w:hAnsi="Wingdings" w:hint="default"/>
+        <w:sz w:val="20"/>
+      </w:rPr>
+    </w:lvl>
+  </w:abstractNum>
+  <w:abstractNum w:abstractNumId="7" w15:restartNumberingAfterBreak="0">
+    <w:nsid w:val="72DE7F82"/>
+    <w:multiLevelType w:val="multilevel"/>
+    <w:tmpl w:val="CB62FD48"/>
+    <w:lvl w:ilvl="0">
+      <w:start w:val="1"/>
+      <w:numFmt w:val="bullet"/>
+      <w:lvlText w:val=""/>
+      <w:lvlJc w:val="left"/>
+      <w:pPr>
+        <w:tabs>
+          <w:tab w:val="num" w:pos="720"/>
+        </w:tabs>
+        <w:ind w:left="720" w:hanging="360"/>
+      </w:pPr>
+      <w:rPr>
+        <w:rFonts w:ascii="Symbol" w:hAnsi="Symbol" w:hint="default"/>
+        <w:sz w:val="20"/>
+      </w:rPr>
+    </w:lvl>
+    <w:lvl w:ilvl="1" w:tentative="1">
+      <w:start w:val="1"/>
+      <w:numFmt w:val="bullet"/>
+      <w:lvlText w:val="o"/>
+      <w:lvlJc w:val="left"/>
+      <w:pPr>
+        <w:tabs>
+          <w:tab w:val="num" w:pos="1440"/>
+        </w:tabs>
+        <w:ind w:left="1440" w:hanging="360"/>
+      </w:pPr>
+      <w:rPr>
+        <w:rFonts w:ascii="Courier New" w:hAnsi="Courier New" w:hint="default"/>
+        <w:sz w:val="20"/>
+      </w:rPr>
+    </w:lvl>
+    <w:lvl w:ilvl="2" w:tentative="1">
+      <w:start w:val="1"/>
+      <w:numFmt w:val="bullet"/>
+      <w:lvlText w:val=""/>
+      <w:lvlJc w:val="left"/>
+      <w:pPr>
+        <w:tabs>
+          <w:tab w:val="num" w:pos="2160"/>
+        </w:tabs>
+        <w:ind w:left="2160" w:hanging="360"/>
+      </w:pPr>
+      <w:rPr>
+        <w:rFonts w:ascii="Wingdings" w:hAnsi="Wingdings" w:hint="default"/>
+        <w:sz w:val="20"/>
+      </w:rPr>
+    </w:lvl>
+    <w:lvl w:ilvl="3" w:tentative="1">
+      <w:start w:val="1"/>
+      <w:numFmt w:val="bullet"/>
+      <w:lvlText w:val=""/>
+      <w:lvlJc w:val="left"/>
+      <w:pPr>
+        <w:tabs>
+          <w:tab w:val="num" w:pos="2880"/>
+        </w:tabs>
+        <w:ind w:left="2880" w:hanging="360"/>
+      </w:pPr>
+      <w:rPr>
+        <w:rFonts w:ascii="Wingdings" w:hAnsi="Wingdings" w:hint="default"/>
+        <w:sz w:val="20"/>
+      </w:rPr>
+    </w:lvl>
+    <w:lvl w:ilvl="4" w:tentative="1">
+      <w:start w:val="1"/>
+      <w:numFmt w:val="bullet"/>
+      <w:lvlText w:val=""/>
+      <w:lvlJc w:val="left"/>
+      <w:pPr>
+        <w:tabs>
+          <w:tab w:val="num" w:pos="3600"/>
+        </w:tabs>
+        <w:ind w:left="3600" w:hanging="360"/>
+      </w:pPr>
+      <w:rPr>
+        <w:rFonts w:ascii="Wingdings" w:hAnsi="Wingdings" w:hint="default"/>
+        <w:sz w:val="20"/>
+      </w:rPr>
+    </w:lvl>
+    <w:lvl w:ilvl="5" w:tentative="1">
+      <w:start w:val="1"/>
+      <w:numFmt w:val="bullet"/>
+      <w:lvlText w:val=""/>
+      <w:lvlJc w:val="left"/>
+      <w:pPr>
+        <w:tabs>
+          <w:tab w:val="num" w:pos="4320"/>
+        </w:tabs>
+        <w:ind w:left="4320" w:hanging="360"/>
+      </w:pPr>
+      <w:rPr>
+        <w:rFonts w:ascii="Wingdings" w:hAnsi="Wingdings" w:hint="default"/>
+        <w:sz w:val="20"/>
+      </w:rPr>
+    </w:lvl>
+    <w:lvl w:ilvl="6" w:tentative="1">
+      <w:start w:val="1"/>
+      <w:numFmt w:val="bullet"/>
+      <w:lvlText w:val=""/>
+      <w:lvlJc w:val="left"/>
+      <w:pPr>
+        <w:tabs>
+          <w:tab w:val="num" w:pos="5040"/>
+        </w:tabs>
+        <w:ind w:left="5040" w:hanging="360"/>
+      </w:pPr>
+      <w:rPr>
+        <w:rFonts w:ascii="Wingdings" w:hAnsi="Wingdings" w:hint="default"/>
+        <w:sz w:val="20"/>
+      </w:rPr>
+    </w:lvl>
+    <w:lvl w:ilvl="7" w:tentative="1">
+      <w:start w:val="1"/>
+      <w:numFmt w:val="bullet"/>
+      <w:lvlText w:val=""/>
+      <w:lvlJc w:val="left"/>
+      <w:pPr>
+        <w:tabs>
+          <w:tab w:val="num" w:pos="5760"/>
+        </w:tabs>
+        <w:ind w:left="5760" w:hanging="360"/>
+      </w:pPr>
+      <w:rPr>
+        <w:rFonts w:ascii="Wingdings" w:hAnsi="Wingdings" w:hint="default"/>
+        <w:sz w:val="20"/>
+      </w:rPr>
+    </w:lvl>
+    <w:lvl w:ilvl="8" w:tentative="1">
+      <w:start w:val="1"/>
+      <w:numFmt w:val="bullet"/>
+      <w:lvlText w:val=""/>
+      <w:lvlJc w:val="left"/>
+      <w:pPr>
+        <w:tabs>
+          <w:tab w:val="num" w:pos="6480"/>
+        </w:tabs>
+        <w:ind w:left="6480" w:hanging="360"/>
+      </w:pPr>
+      <w:rPr>
+        <w:rFonts w:ascii="Wingdings" w:hAnsi="Wingdings" w:hint="default"/>
+        <w:sz w:val="20"/>
+      </w:rPr>
+    </w:lvl>
+  </w:abstractNum>
+  <w:abstractNum w:abstractNumId="8" w15:restartNumberingAfterBreak="0">
+    <w:nsid w:val="738628A4"/>
+    <w:multiLevelType w:val="multilevel"/>
+    <w:tmpl w:val="89DC4D5C"/>
+    <w:lvl w:ilvl="0">
+      <w:start w:val="1"/>
+      <w:numFmt w:val="decimal"/>
+      <w:lvlText w:val="%1."/>
+      <w:lvlJc w:val="left"/>
+      <w:pPr>
+        <w:tabs>
+          <w:tab w:val="num" w:pos="720"/>
+        </w:tabs>
+        <w:ind w:left="720" w:hanging="360"/>
+      </w:pPr>
+    </w:lvl>
+    <w:lvl w:ilvl="1">
+      <w:start w:val="1"/>
+      <w:numFmt w:val="bullet"/>
+      <w:lvlText w:val="o"/>
+      <w:lvlJc w:val="left"/>
+      <w:pPr>
+        <w:tabs>
+          <w:tab w:val="num" w:pos="1440"/>
+        </w:tabs>
+        <w:ind w:left="1440" w:hanging="360"/>
+      </w:pPr>
+      <w:rPr>
+        <w:rFonts w:ascii="Courier New" w:hAnsi="Courier New" w:hint="default"/>
+        <w:sz w:val="20"/>
+      </w:rPr>
+    </w:lvl>
+    <w:lvl w:ilvl="2" w:tentative="1">
+      <w:start w:val="1"/>
+      <w:numFmt w:val="decimal"/>
+      <w:lvlText w:val="%3."/>
+      <w:lvlJc w:val="left"/>
+      <w:pPr>
+        <w:tabs>
+          <w:tab w:val="num" w:pos="2160"/>
+        </w:tabs>
+        <w:ind w:left="2160" w:hanging="360"/>
+      </w:pPr>
+    </w:lvl>
+    <w:lvl w:ilvl="3" w:tentative="1">
+      <w:start w:val="1"/>
+      <w:numFmt w:val="decimal"/>
+      <w:lvlText w:val="%4."/>
+      <w:lvlJc w:val="left"/>
+      <w:pPr>
+        <w:tabs>
+          <w:tab w:val="num" w:pos="2880"/>
+        </w:tabs>
+        <w:ind w:left="2880" w:hanging="360"/>
+      </w:pPr>
+    </w:lvl>
+    <w:lvl w:ilvl="4" w:tentative="1">
+      <w:start w:val="1"/>
+      <w:numFmt w:val="decimal"/>
+      <w:lvlText w:val="%5."/>
+      <w:lvlJc w:val="left"/>
+      <w:pPr>
+        <w:tabs>
+          <w:tab w:val="num" w:pos="3600"/>
+        </w:tabs>
+        <w:ind w:left="3600" w:hanging="360"/>
+      </w:pPr>
+    </w:lvl>
+    <w:lvl w:ilvl="5" w:tentative="1">
+      <w:start w:val="1"/>
+      <w:numFmt w:val="decimal"/>
+      <w:lvlText w:val="%6."/>
+      <w:lvlJc w:val="left"/>
+      <w:pPr>
+        <w:tabs>
+          <w:tab w:val="num" w:pos="4320"/>
+        </w:tabs>
+        <w:ind w:left="4320" w:hanging="360"/>
+      </w:pPr>
+    </w:lvl>
+    <w:lvl w:ilvl="6" w:tentative="1">
+      <w:start w:val="1"/>
+      <w:numFmt w:val="decimal"/>
+      <w:lvlText w:val="%7."/>
+      <w:lvlJc w:val="left"/>
+      <w:pPr>
+        <w:tabs>
+          <w:tab w:val="num" w:pos="5040"/>
+        </w:tabs>
+        <w:ind w:left="5040" w:hanging="360"/>
+      </w:pPr>
+    </w:lvl>
+    <w:lvl w:ilvl="7" w:tentative="1">
+      <w:start w:val="1"/>
+      <w:numFmt w:val="decimal"/>
+      <w:lvlText w:val="%8."/>
+      <w:lvlJc w:val="left"/>
+      <w:pPr>
+        <w:tabs>
+          <w:tab w:val="num" w:pos="5760"/>
+        </w:tabs>
+        <w:ind w:left="5760" w:hanging="360"/>
+      </w:pPr>
+    </w:lvl>
+    <w:lvl w:ilvl="8" w:tentative="1">
+      <w:start w:val="1"/>
+      <w:numFmt w:val="decimal"/>
+      <w:lvlText w:val="%9."/>
+      <w:lvlJc w:val="left"/>
+      <w:pPr>
+        <w:tabs>
+          <w:tab w:val="num" w:pos="6480"/>
+        </w:tabs>
+        <w:ind w:left="6480" w:hanging="360"/>
+      </w:pPr>
+    </w:lvl>
+  </w:abstractNum>
+  <w:abstractNum w:abstractNumId="9" w15:restartNumberingAfterBreak="0">
+    <w:nsid w:val="7A6E2225"/>
+    <w:multiLevelType w:val="multilevel"/>
+    <w:tmpl w:val="384AE520"/>
+    <w:lvl w:ilvl="0">
+      <w:start w:val="1"/>
+      <w:numFmt w:val="bullet"/>
+      <w:lvlText w:val=""/>
+      <w:lvlJc w:val="left"/>
+      <w:pPr>
+        <w:tabs>
+          <w:tab w:val="num" w:pos="720"/>
+        </w:tabs>
+        <w:ind w:left="720" w:hanging="360"/>
+      </w:pPr>
+      <w:rPr>
+        <w:rFonts w:ascii="Symbol" w:hAnsi="Symbol" w:hint="default"/>
+        <w:sz w:val="20"/>
+      </w:rPr>
+    </w:lvl>
+    <w:lvl w:ilvl="1" w:tentative="1">
+      <w:start w:val="1"/>
+      <w:numFmt w:val="bullet"/>
+      <w:lvlText w:val="o"/>
+      <w:lvlJc w:val="left"/>
+      <w:pPr>
+        <w:tabs>
+          <w:tab w:val="num" w:pos="1440"/>
+        </w:tabs>
+        <w:ind w:left="1440" w:hanging="360"/>
+      </w:pPr>
+      <w:rPr>
+        <w:rFonts w:ascii="Courier New" w:hAnsi="Courier New" w:hint="default"/>
+        <w:sz w:val="20"/>
+      </w:rPr>
+    </w:lvl>
+    <w:lvl w:ilvl="2" w:tentative="1">
+      <w:start w:val="1"/>
+      <w:numFmt w:val="bullet"/>
+      <w:lvlText w:val=""/>
+      <w:lvlJc w:val="left"/>
+      <w:pPr>
+        <w:tabs>
+          <w:tab w:val="num" w:pos="2160"/>
+        </w:tabs>
+        <w:ind w:left="2160" w:hanging="360"/>
+      </w:pPr>
+      <w:rPr>
+        <w:rFonts w:ascii="Wingdings" w:hAnsi="Wingdings" w:hint="default"/>
+        <w:sz w:val="20"/>
+      </w:rPr>
+    </w:lvl>
+    <w:lvl w:ilvl="3" w:tentative="1">
+      <w:start w:val="1"/>
+      <w:numFmt w:val="bullet"/>
+      <w:lvlText w:val=""/>
+      <w:lvlJc w:val="left"/>
+      <w:pPr>
+        <w:tabs>
+          <w:tab w:val="num" w:pos="2880"/>
+        </w:tabs>
+        <w:ind w:left="2880" w:hanging="360"/>
+      </w:pPr>
+      <w:rPr>
+        <w:rFonts w:ascii="Wingdings" w:hAnsi="Wingdings" w:hint="default"/>
+        <w:sz w:val="20"/>
+      </w:rPr>
+    </w:lvl>
+    <w:lvl w:ilvl="4" w:tentative="1">
+      <w:start w:val="1"/>
+      <w:numFmt w:val="bullet"/>
+      <w:lvlText w:val=""/>
+      <w:lvlJc w:val="left"/>
+      <w:pPr>
+        <w:tabs>
+          <w:tab w:val="num" w:pos="3600"/>
+        </w:tabs>
+        <w:ind w:left="3600" w:hanging="360"/>
+      </w:pPr>
+      <w:rPr>
+        <w:rFonts w:ascii="Wingdings" w:hAnsi="Wingdings" w:hint="default"/>
+        <w:sz w:val="20"/>
+      </w:rPr>
+    </w:lvl>
+    <w:lvl w:ilvl="5" w:tentative="1">
+      <w:start w:val="1"/>
+      <w:numFmt w:val="bullet"/>
+      <w:lvlText w:val=""/>
+      <w:lvlJc w:val="left"/>
+      <w:pPr>
+        <w:tabs>
+          <w:tab w:val="num" w:pos="4320"/>
+        </w:tabs>
+        <w:ind w:left="4320" w:hanging="360"/>
+      </w:pPr>
+      <w:rPr>
+        <w:rFonts w:ascii="Wingdings" w:hAnsi="Wingdings" w:hint="default"/>
+        <w:sz w:val="20"/>
+      </w:rPr>
+    </w:lvl>
+    <w:lvl w:ilvl="6" w:tentative="1">
+      <w:start w:val="1"/>
+      <w:numFmt w:val="bullet"/>
+      <w:lvlText w:val=""/>
+      <w:lvlJc w:val="left"/>
+      <w:pPr>
+        <w:tabs>
+          <w:tab w:val="num" w:pos="5040"/>
+        </w:tabs>
+        <w:ind w:left="5040" w:hanging="360"/>
+      </w:pPr>
+      <w:rPr>
+        <w:rFonts w:ascii="Wingdings" w:hAnsi="Wingdings" w:hint="default"/>
+        <w:sz w:val="20"/>
+      </w:rPr>
+    </w:lvl>
+    <w:lvl w:ilvl="7" w:tentative="1">
+      <w:start w:val="1"/>
+      <w:numFmt w:val="bullet"/>
+      <w:lvlText w:val=""/>
+      <w:lvlJc w:val="left"/>
+      <w:pPr>
+        <w:tabs>
+          <w:tab w:val="num" w:pos="5760"/>
+        </w:tabs>
+        <w:ind w:left="5760" w:hanging="360"/>
+      </w:pPr>
+      <w:rPr>
+        <w:rFonts w:ascii="Wingdings" w:hAnsi="Wingdings" w:hint="default"/>
+        <w:sz w:val="20"/>
+      </w:rPr>
+    </w:lvl>
+    <w:lvl w:ilvl="8" w:tentative="1">
+      <w:start w:val="1"/>
+      <w:numFmt w:val="bullet"/>
+      <w:lvlText w:val=""/>
+      <w:lvlJc w:val="left"/>
+      <w:pPr>
+        <w:tabs>
+          <w:tab w:val="num" w:pos="6480"/>
+        </w:tabs>
+        <w:ind w:left="6480" w:hanging="360"/>
+      </w:pPr>
+      <w:rPr>
+        <w:rFonts w:ascii="Wingdings" w:hAnsi="Wingdings" w:hint="default"/>
+        <w:sz w:val="20"/>
+      </w:rPr>
+    </w:lvl>
+  </w:abstractNum>
+  <w:abstractNum w:abstractNumId="10" w15:restartNumberingAfterBreak="0">
     <w:nsid w:val="7F262DF9"/>
     <w:multiLevelType w:val="multilevel"/>
     <w:tmpl w:val="B8C6FE0A"/>
@@ -938,10 +5623,37 @@
     </w:lvl>
   </w:abstractNum>
   <w:num w:numId="1">
-    <w:abstractNumId w:val="1"/>
+    <w:abstractNumId w:val="10"/>
   </w:num>
   <w:num w:numId="2">
     <w:abstractNumId w:val="0"/>
+  </w:num>
+  <w:num w:numId="3">
+    <w:abstractNumId w:val="8"/>
+  </w:num>
+  <w:num w:numId="4">
+    <w:abstractNumId w:val="1"/>
+  </w:num>
+  <w:num w:numId="5">
+    <w:abstractNumId w:val="3"/>
+  </w:num>
+  <w:num w:numId="6">
+    <w:abstractNumId w:val="4"/>
+  </w:num>
+  <w:num w:numId="7">
+    <w:abstractNumId w:val="7"/>
+  </w:num>
+  <w:num w:numId="8">
+    <w:abstractNumId w:val="2"/>
+  </w:num>
+  <w:num w:numId="9">
+    <w:abstractNumId w:val="6"/>
+  </w:num>
+  <w:num w:numId="10">
+    <w:abstractNumId w:val="9"/>
+  </w:num>
+  <w:num w:numId="11">
+    <w:abstractNumId w:val="5"/>
   </w:num>
 </w:numbering>
 </file>
@@ -1339,6 +6051,47 @@
   <w:style w:type="paragraph" w:default="1" w:styleId="Normal">
     <w:name w:val="Normal"/>
     <w:qFormat/>
+    <w:rsid w:val="008D54EB"/>
+  </w:style>
+  <w:style w:type="paragraph" w:styleId="Ttulo2">
+    <w:name w:val="heading 2"/>
+    <w:basedOn w:val="Normal"/>
+    <w:link w:val="Ttulo2Char"/>
+    <w:uiPriority w:val="9"/>
+    <w:qFormat/>
+    <w:rsid w:val="00826EBE"/>
+    <w:pPr>
+      <w:spacing w:before="100" w:beforeAutospacing="1" w:after="100" w:afterAutospacing="1" w:line="240" w:lineRule="auto"/>
+      <w:outlineLvl w:val="1"/>
+    </w:pPr>
+    <w:rPr>
+      <w:rFonts w:ascii="Times New Roman" w:eastAsia="Times New Roman" w:hAnsi="Times New Roman" w:cs="Times New Roman"/>
+      <w:b/>
+      <w:bCs/>
+      <w:sz w:val="36"/>
+      <w:szCs w:val="36"/>
+      <w:lang w:val="en-US"/>
+    </w:rPr>
+  </w:style>
+  <w:style w:type="paragraph" w:styleId="Ttulo3">
+    <w:name w:val="heading 3"/>
+    <w:basedOn w:val="Normal"/>
+    <w:link w:val="Ttulo3Char"/>
+    <w:uiPriority w:val="9"/>
+    <w:qFormat/>
+    <w:rsid w:val="00826EBE"/>
+    <w:pPr>
+      <w:spacing w:before="100" w:beforeAutospacing="1" w:after="100" w:afterAutospacing="1" w:line="240" w:lineRule="auto"/>
+      <w:outlineLvl w:val="2"/>
+    </w:pPr>
+    <w:rPr>
+      <w:rFonts w:ascii="Times New Roman" w:eastAsia="Times New Roman" w:hAnsi="Times New Roman" w:cs="Times New Roman"/>
+      <w:b/>
+      <w:bCs/>
+      <w:sz w:val="27"/>
+      <w:szCs w:val="27"/>
+      <w:lang w:val="en-US"/>
+    </w:rPr>
   </w:style>
   <w:style w:type="character" w:default="1" w:styleId="Fontepargpadro">
     <w:name w:val="Default Paragraph Font"/>
@@ -1382,6 +6135,82 @@
     <w:name w:val="t286pc"/>
     <w:basedOn w:val="Fontepargpadro"/>
     <w:rsid w:val="00D5347B"/>
+  </w:style>
+  <w:style w:type="character" w:customStyle="1" w:styleId="Ttulo2Char">
+    <w:name w:val="Título 2 Char"/>
+    <w:basedOn w:val="Fontepargpadro"/>
+    <w:link w:val="Ttulo2"/>
+    <w:uiPriority w:val="9"/>
+    <w:rsid w:val="00826EBE"/>
+    <w:rPr>
+      <w:rFonts w:ascii="Times New Roman" w:eastAsia="Times New Roman" w:hAnsi="Times New Roman" w:cs="Times New Roman"/>
+      <w:b/>
+      <w:bCs/>
+      <w:sz w:val="36"/>
+      <w:szCs w:val="36"/>
+      <w:lang w:val="en-US"/>
+    </w:rPr>
+  </w:style>
+  <w:style w:type="character" w:customStyle="1" w:styleId="Ttulo3Char">
+    <w:name w:val="Título 3 Char"/>
+    <w:basedOn w:val="Fontepargpadro"/>
+    <w:link w:val="Ttulo3"/>
+    <w:uiPriority w:val="9"/>
+    <w:rsid w:val="00826EBE"/>
+    <w:rPr>
+      <w:rFonts w:ascii="Times New Roman" w:eastAsia="Times New Roman" w:hAnsi="Times New Roman" w:cs="Times New Roman"/>
+      <w:b/>
+      <w:bCs/>
+      <w:sz w:val="27"/>
+      <w:szCs w:val="27"/>
+      <w:lang w:val="en-US"/>
+    </w:rPr>
+  </w:style>
+  <w:style w:type="paragraph" w:styleId="NormalWeb">
+    <w:name w:val="Normal (Web)"/>
+    <w:basedOn w:val="Normal"/>
+    <w:uiPriority w:val="99"/>
+    <w:semiHidden/>
+    <w:unhideWhenUsed/>
+    <w:rsid w:val="00826EBE"/>
+    <w:pPr>
+      <w:spacing w:before="100" w:beforeAutospacing="1" w:after="100" w:afterAutospacing="1" w:line="240" w:lineRule="auto"/>
+    </w:pPr>
+    <w:rPr>
+      <w:rFonts w:ascii="Times New Roman" w:eastAsia="Times New Roman" w:hAnsi="Times New Roman" w:cs="Times New Roman"/>
+      <w:sz w:val="24"/>
+      <w:szCs w:val="24"/>
+      <w:lang w:val="en-US"/>
+    </w:rPr>
+  </w:style>
+  <w:style w:type="character" w:customStyle="1" w:styleId="math-inline">
+    <w:name w:val="math-inline"/>
+    <w:basedOn w:val="Fontepargpadro"/>
+    <w:rsid w:val="00826EBE"/>
+  </w:style>
+  <w:style w:type="character" w:styleId="CdigoHTML">
+    <w:name w:val="HTML Code"/>
+    <w:basedOn w:val="Fontepargpadro"/>
+    <w:uiPriority w:val="99"/>
+    <w:semiHidden/>
+    <w:unhideWhenUsed/>
+    <w:rsid w:val="008D54EB"/>
+    <w:rPr>
+      <w:rFonts w:ascii="Courier New" w:eastAsia="Times New Roman" w:hAnsi="Courier New" w:cs="Courier New"/>
+      <w:sz w:val="20"/>
+      <w:szCs w:val="20"/>
+    </w:rPr>
+  </w:style>
+  <w:style w:type="paragraph" w:styleId="PargrafodaLista">
+    <w:name w:val="List Paragraph"/>
+    <w:basedOn w:val="Normal"/>
+    <w:uiPriority w:val="34"/>
+    <w:qFormat/>
+    <w:rsid w:val="008D54EB"/>
+    <w:pPr>
+      <w:ind w:left="720"/>
+      <w:contextualSpacing/>
+    </w:pPr>
   </w:style>
 </w:styles>
 </file>
